--- a/samples/complex-document.docx
+++ b/samples/complex-document.docx
@@ -1,11 +1,12 @@
 
 <file path=word/document.xml><?xml version="1.0" encoding="utf-8"?>
-<w:document xmlns:a="http://schemas.openxmlformats.org/drawingml/2006/main" xmlns:o="urn:schemas-microsoft-com:office:office" xmlns:pic="http://schemas.openxmlformats.org/drawingml/2006/picture" xmlns:r="http://schemas.openxmlformats.org/officeDocument/2006/relationships" xmlns:v="urn:schemas-microsoft-com:vml" xmlns:w="http://schemas.openxmlformats.org/wordprocessingml/2006/main" xmlns:wp="http://schemas.openxmlformats.org/drawingml/2006/wordprocessingDrawing">
+<w:document xmlns:a="http://schemas.openxmlformats.org/drawingml/2006/main" xmlns:pic="http://schemas.openxmlformats.org/drawingml/2006/picture" xmlns:r="http://schemas.openxmlformats.org/officeDocument/2006/relationships" xmlns:w="http://schemas.openxmlformats.org/wordprocessingml/2006/main" xmlns:wp="http://schemas.openxmlformats.org/drawingml/2006/wordprocessingDrawing">
   <w:body>
-    <w:bookmarkStart w:id="75" w:name="comprehensive-markdown-to-pdf-sample"/>
+    <w:bookmarkStart w:id="20" w:name="comprehensive-markdown-to-pdf-sample"/>
     <w:p>
       <w:pPr>
         <w:pStyle w:val="Heading1"/>
+        <w:pageBreakBefore/>
       </w:pPr>
       <w:r>
         <w:t xml:space="preserve">Comprehensive Markdown to PDF Sample</w:t>
@@ -36,25 +37,43 @@
       </w:r>
     </w:p>
     <w:p>
-      <w:r>
-        <w:pict>
-          <v:rect style="width:0;height:1.5pt" o:hralign="center" o:hrstd="t" o:hr="t"/>
-        </w:pict>
-      </w:r>
-    </w:p>
-    <w:bookmarkStart w:id="24" w:name="tables"/>
+      <w:pPr>
+        <w:pStyle w:val="BodyText"/>
+      </w:pPr>
+      <w:r>
+        <w:t xml:space="preserve">With the</w:t>
+      </w:r>
+      <w:r>
+        <w:t xml:space="preserve"> </w:t>
+      </w:r>
+      <w:r>
+        <w:rPr>
+          <w:rStyle w:val="VerbatimChar"/>
+        </w:rPr>
+        <w:t xml:space="preserve">page_breaks: sections</w:t>
+      </w:r>
+      <w:r>
+        <w:t xml:space="preserve"> </w:t>
+      </w:r>
+      <w:r>
+        <w:t xml:space="preserve">feature enabled, each major section (H1 heading) begins on a new page, making this document suitable for printed reports and formal publications.</w:t>
+      </w:r>
+    </w:p>
+    <w:bookmarkEnd w:id="20"/>
+    <w:bookmarkStart w:id="28" w:name="tables-data"/>
+    <w:p>
+      <w:pPr>
+        <w:pStyle w:val="Heading1"/>
+        <w:pageBreakBefore/>
+      </w:pPr>
+      <w:r>
+        <w:t xml:space="preserve">Tables &amp; Data</w:t>
+      </w:r>
+    </w:p>
+    <w:bookmarkStart w:id="21" w:name="simple-table"/>
     <w:p>
       <w:pPr>
         <w:pStyle w:val="Heading2"/>
-      </w:pPr>
-      <w:r>
-        <w:t xml:space="preserve">Tables</w:t>
-      </w:r>
-    </w:p>
-    <w:bookmarkStart w:id="20" w:name="simple-table"/>
-    <w:p>
-      <w:pPr>
-        <w:pStyle w:val="Heading3"/>
       </w:pPr>
       <w:r>
         <w:t xml:space="preserve">Simple Table</w:t>
@@ -275,11 +294,11 @@
         </w:tc>
       </w:tr>
     </w:tbl>
-    <w:bookmarkEnd w:id="20"/>
-    <w:bookmarkStart w:id="21" w:name="table-with-alignment"/>
-    <w:p>
-      <w:pPr>
-        <w:pStyle w:val="Heading3"/>
+    <w:bookmarkEnd w:id="21"/>
+    <w:bookmarkStart w:id="22" w:name="table-with-alignment"/>
+    <w:p>
+      <w:pPr>
+        <w:pStyle w:val="Heading2"/>
       </w:pPr>
       <w:r>
         <w:t xml:space="preserve">Table with Alignment</w:t>
@@ -500,11 +519,11 @@
         </w:tc>
       </w:tr>
     </w:tbl>
-    <w:bookmarkEnd w:id="21"/>
-    <w:bookmarkStart w:id="22" w:name="table-with-long-text-content"/>
-    <w:p>
-      <w:pPr>
-        <w:pStyle w:val="Heading3"/>
+    <w:bookmarkEnd w:id="22"/>
+    <w:bookmarkStart w:id="23" w:name="table-with-long-text-content"/>
+    <w:p>
+      <w:pPr>
+        <w:pStyle w:val="Heading2"/>
       </w:pPr>
       <w:r>
         <w:t xml:space="preserve">Table with Long Text Content</w:t>
@@ -763,11 +782,11 @@
         </w:tc>
       </w:tr>
     </w:tbl>
-    <w:bookmarkEnd w:id="22"/>
-    <w:bookmarkStart w:id="23" w:name="wider-table-8-columns"/>
-    <w:p>
-      <w:pPr>
-        <w:pStyle w:val="Heading3"/>
+    <w:bookmarkEnd w:id="23"/>
+    <w:bookmarkStart w:id="24" w:name="wider-table-8-columns"/>
+    <w:p>
+      <w:pPr>
+        <w:pStyle w:val="Heading2"/>
       </w:pPr>
       <w:r>
         <w:t xml:space="preserve">Wider Table (8 columns)</w:t>
@@ -1685,1698 +1704,17 @@
         </w:tc>
       </w:tr>
     </w:tbl>
-    <w:p>
-      <w:r>
-        <w:pict>
-          <v:rect style="width:0;height:1.5pt" o:hralign="center" o:hrstd="t" o:hr="t"/>
-        </w:pict>
-      </w:r>
-    </w:p>
-    <w:bookmarkEnd w:id="23"/>
     <w:bookmarkEnd w:id="24"/>
-    <w:bookmarkStart w:id="25" w:name="text-formatting"/>
+    <w:bookmarkStart w:id="27" w:name="large-data-table"/>
     <w:p>
       <w:pPr>
         <w:pStyle w:val="Heading2"/>
       </w:pPr>
       <w:r>
-        <w:t xml:space="preserve">Text Formatting</w:t>
-      </w:r>
-    </w:p>
-    <w:p>
-      <w:pPr>
-        <w:pStyle w:val="FirstParagraph"/>
-      </w:pPr>
-      <w:r>
-        <w:rPr>
-          <w:bCs/>
-          <w:b/>
-        </w:rPr>
-        <w:t xml:space="preserve">Bold text</w:t>
-      </w:r>
-      <w:r>
-        <w:t xml:space="preserve">,</w:t>
-      </w:r>
-      <w:r>
-        <w:t xml:space="preserve"> </w:t>
-      </w:r>
-      <w:r>
-        <w:rPr>
-          <w:iCs/>
-          <w:i/>
-        </w:rPr>
-        <w:t xml:space="preserve">italic text</w:t>
-      </w:r>
-      <w:r>
-        <w:t xml:space="preserve">,</w:t>
-      </w:r>
-      <w:r>
-        <w:t xml:space="preserve"> </w:t>
-      </w:r>
-      <w:r>
-        <w:rPr>
-          <w:strike/>
-        </w:rPr>
-        <w:t xml:space="preserve">strikethrough</w:t>
-      </w:r>
-      <w:r>
-        <w:t xml:space="preserve">,</w:t>
-      </w:r>
-      <w:r>
-        <w:t xml:space="preserve"> </w:t>
-      </w:r>
-      <w:r>
-        <w:rPr>
-          <w:rStyle w:val="VerbatimChar"/>
-        </w:rPr>
-        <w:t xml:space="preserve">inline code</w:t>
-      </w:r>
-      <w:r>
-        <w:t xml:space="preserve">, and</w:t>
-      </w:r>
-      <w:r>
-        <w:t xml:space="preserve"> </w:t>
-      </w:r>
-      <w:r>
-        <w:rPr>
-          <w:bCs/>
-          <w:b/>
-        </w:rPr>
-        <w:t xml:space="preserve">bold with</w:t>
-      </w:r>
-      <w:r>
-        <w:rPr>
-          <w:bCs/>
-          <w:b/>
-        </w:rPr>
-        <w:t xml:space="preserve"> </w:t>
-      </w:r>
-      <w:r>
-        <w:rPr>
-          <w:iCs/>
-          <w:i/>
-          <w:bCs/>
-          <w:b/>
-        </w:rPr>
-        <w:t xml:space="preserve">nested italic</w:t>
-      </w:r>
-      <w:r>
-        <w:t xml:space="preserve">.</w:t>
-      </w:r>
-    </w:p>
-    <w:p>
-      <w:r>
-        <w:pict>
-          <v:rect style="width:0;height:1.5pt" o:hralign="center" o:hrstd="t" o:hr="t"/>
-        </w:pict>
-      </w:r>
-    </w:p>
-    <w:bookmarkEnd w:id="25"/>
-    <w:bookmarkStart w:id="29" w:name="lists"/>
-    <w:p>
-      <w:pPr>
-        <w:pStyle w:val="Heading2"/>
-      </w:pPr>
-      <w:r>
-        <w:t xml:space="preserve">Lists</w:t>
-      </w:r>
-    </w:p>
-    <w:bookmarkStart w:id="26" w:name="unordered-list"/>
-    <w:p>
-      <w:pPr>
-        <w:pStyle w:val="Heading3"/>
-      </w:pPr>
-      <w:r>
-        <w:t xml:space="preserve">Unordered List</w:t>
-      </w:r>
-    </w:p>
-    <w:p>
-      <w:pPr>
-        <w:numPr>
-          <w:ilvl w:val="0"/>
-          <w:numId w:val="1001"/>
-        </w:numPr>
-        <w:pStyle w:val="Compact"/>
-      </w:pPr>
-      <w:r>
-        <w:t xml:space="preserve">Level 1 item</w:t>
-      </w:r>
-    </w:p>
-    <w:p>
-      <w:pPr>
-        <w:numPr>
-          <w:ilvl w:val="1"/>
-          <w:numId w:val="1002"/>
-        </w:numPr>
-        <w:pStyle w:val="Compact"/>
-      </w:pPr>
-      <w:r>
-        <w:t xml:space="preserve">Level 2 item</w:t>
-      </w:r>
-    </w:p>
-    <w:p>
-      <w:pPr>
-        <w:numPr>
-          <w:ilvl w:val="2"/>
-          <w:numId w:val="1003"/>
-        </w:numPr>
-        <w:pStyle w:val="Compact"/>
-      </w:pPr>
-      <w:r>
-        <w:t xml:space="preserve">Level 3 item</w:t>
-      </w:r>
-    </w:p>
-    <w:p>
-      <w:pPr>
-        <w:numPr>
-          <w:ilvl w:val="1"/>
-          <w:numId w:val="1002"/>
-        </w:numPr>
-        <w:pStyle w:val="Compact"/>
-      </w:pPr>
-      <w:r>
-        <w:t xml:space="preserve">Another level 2</w:t>
-      </w:r>
-    </w:p>
-    <w:p>
-      <w:pPr>
-        <w:numPr>
-          <w:ilvl w:val="0"/>
-          <w:numId w:val="1001"/>
-        </w:numPr>
-        <w:pStyle w:val="Compact"/>
-      </w:pPr>
-      <w:r>
-        <w:t xml:space="preserve">Back to level 1</w:t>
-      </w:r>
-    </w:p>
-    <w:bookmarkEnd w:id="26"/>
-    <w:bookmarkStart w:id="27" w:name="ordered-list"/>
-    <w:p>
-      <w:pPr>
-        <w:pStyle w:val="Heading3"/>
-      </w:pPr>
-      <w:r>
-        <w:t xml:space="preserve">Ordered List</w:t>
-      </w:r>
-    </w:p>
-    <w:p>
-      <w:pPr>
-        <w:numPr>
-          <w:ilvl w:val="0"/>
-          <w:numId w:val="1004"/>
-        </w:numPr>
-        <w:pStyle w:val="Compact"/>
-      </w:pPr>
-      <w:r>
-        <w:t xml:space="preserve">First step</w:t>
-      </w:r>
-    </w:p>
-    <w:p>
-      <w:pPr>
-        <w:numPr>
-          <w:ilvl w:val="0"/>
-          <w:numId w:val="1004"/>
-        </w:numPr>
-        <w:pStyle w:val="Compact"/>
-      </w:pPr>
-      <w:r>
-        <w:t xml:space="preserve">Second step</w:t>
-      </w:r>
-    </w:p>
-    <w:p>
-      <w:pPr>
-        <w:numPr>
-          <w:ilvl w:val="1"/>
-          <w:numId w:val="1005"/>
-        </w:numPr>
-        <w:pStyle w:val="Compact"/>
-      </w:pPr>
-      <w:r>
-        <w:t xml:space="preserve">Sub-step A</w:t>
-      </w:r>
-    </w:p>
-    <w:p>
-      <w:pPr>
-        <w:numPr>
-          <w:ilvl w:val="1"/>
-          <w:numId w:val="1005"/>
-        </w:numPr>
-        <w:pStyle w:val="Compact"/>
-      </w:pPr>
-      <w:r>
-        <w:t xml:space="preserve">Sub-step B</w:t>
-      </w:r>
-    </w:p>
-    <w:p>
-      <w:pPr>
-        <w:numPr>
-          <w:ilvl w:val="0"/>
-          <w:numId w:val="1004"/>
-        </w:numPr>
-        <w:pStyle w:val="Compact"/>
-      </w:pPr>
-      <w:r>
-        <w:t xml:space="preserve">Third step</w:t>
-      </w:r>
-    </w:p>
-    <w:bookmarkEnd w:id="27"/>
-    <w:bookmarkStart w:id="28" w:name="mixed-list"/>
-    <w:p>
-      <w:pPr>
-        <w:pStyle w:val="Heading3"/>
-      </w:pPr>
-      <w:r>
-        <w:t xml:space="preserve">Mixed List</w:t>
-      </w:r>
-    </w:p>
-    <w:p>
-      <w:pPr>
-        <w:numPr>
-          <w:ilvl w:val="0"/>
-          <w:numId w:val="1006"/>
-        </w:numPr>
-        <w:pStyle w:val="Compact"/>
-      </w:pPr>
-      <w:r>
-        <w:rPr>
-          <w:bCs/>
-          <w:b/>
-        </w:rPr>
-        <w:t xml:space="preserve">Planning</w:t>
-      </w:r>
-      <w:r>
-        <w:t xml:space="preserve"> </w:t>
-      </w:r>
-      <w:r>
-        <w:t xml:space="preserve">— define scope and requirements</w:t>
-      </w:r>
-    </w:p>
-    <w:p>
-      <w:pPr>
-        <w:numPr>
-          <w:ilvl w:val="1"/>
-          <w:numId w:val="1007"/>
-        </w:numPr>
-        <w:pStyle w:val="Compact"/>
-      </w:pPr>
-      <w:r>
-        <w:t xml:space="preserve">Gather stakeholder input</w:t>
-      </w:r>
-    </w:p>
-    <w:p>
-      <w:pPr>
-        <w:numPr>
-          <w:ilvl w:val="1"/>
-          <w:numId w:val="1007"/>
-        </w:numPr>
-        <w:pStyle w:val="Compact"/>
-      </w:pPr>
-      <w:r>
-        <w:t xml:space="preserve">Create project timeline</w:t>
-      </w:r>
-    </w:p>
-    <w:p>
-      <w:pPr>
-        <w:numPr>
-          <w:ilvl w:val="1"/>
-          <w:numId w:val="1007"/>
-        </w:numPr>
-        <w:pStyle w:val="Compact"/>
-      </w:pPr>
-      <w:r>
-        <w:t xml:space="preserve">Identify risks and mitigations</w:t>
-      </w:r>
-    </w:p>
-    <w:p>
-      <w:pPr>
-        <w:numPr>
-          <w:ilvl w:val="0"/>
-          <w:numId w:val="1006"/>
-        </w:numPr>
-        <w:pStyle w:val="Compact"/>
-      </w:pPr>
-      <w:r>
-        <w:rPr>
-          <w:bCs/>
-          <w:b/>
-        </w:rPr>
-        <w:t xml:space="preserve">Execution</w:t>
-      </w:r>
-      <w:r>
-        <w:t xml:space="preserve"> </w:t>
-      </w:r>
-      <w:r>
-        <w:t xml:space="preserve">— implement the solution</w:t>
-      </w:r>
-    </w:p>
-    <w:p>
-      <w:pPr>
-        <w:numPr>
-          <w:ilvl w:val="1"/>
-          <w:numId w:val="1008"/>
-        </w:numPr>
-        <w:pStyle w:val="Compact"/>
-      </w:pPr>
-      <w:r>
-        <w:t xml:space="preserve">Setup: configure environment and tooling</w:t>
-      </w:r>
-    </w:p>
-    <w:p>
-      <w:pPr>
-        <w:numPr>
-          <w:ilvl w:val="1"/>
-          <w:numId w:val="1008"/>
-        </w:numPr>
-        <w:pStyle w:val="Compact"/>
-      </w:pPr>
-      <w:r>
-        <w:t xml:space="preserve">Build: develop core features</w:t>
-      </w:r>
-    </w:p>
-    <w:p>
-      <w:pPr>
-        <w:numPr>
-          <w:ilvl w:val="1"/>
-          <w:numId w:val="1008"/>
-        </w:numPr>
-        <w:pStyle w:val="Compact"/>
-      </w:pPr>
-      <w:r>
-        <w:t xml:space="preserve">Test: validate against requirements</w:t>
-      </w:r>
-    </w:p>
-    <w:p>
-      <w:pPr>
-        <w:numPr>
-          <w:ilvl w:val="0"/>
-          <w:numId w:val="1006"/>
-        </w:numPr>
-        <w:pStyle w:val="Compact"/>
-      </w:pPr>
-      <w:r>
-        <w:rPr>
-          <w:bCs/>
-          <w:b/>
-        </w:rPr>
-        <w:t xml:space="preserve">Review</w:t>
-      </w:r>
-      <w:r>
-        <w:t xml:space="preserve"> </w:t>
-      </w:r>
-      <w:r>
-        <w:t xml:space="preserve">— gather feedback and iterate</w:t>
-      </w:r>
-    </w:p>
-    <w:p>
-      <w:pPr>
-        <w:numPr>
-          <w:ilvl w:val="1"/>
-          <w:numId w:val="1009"/>
-        </w:numPr>
-        <w:pStyle w:val="Compact"/>
-      </w:pPr>
-      <w:r>
-        <w:t xml:space="preserve">Internal review</w:t>
-      </w:r>
-    </w:p>
-    <w:p>
-      <w:pPr>
-        <w:numPr>
-          <w:ilvl w:val="1"/>
-          <w:numId w:val="1009"/>
-        </w:numPr>
-        <w:pStyle w:val="Compact"/>
-      </w:pPr>
-      <w:r>
-        <w:t xml:space="preserve">Client review</w:t>
-      </w:r>
-    </w:p>
-    <w:p>
-      <w:pPr>
-        <w:numPr>
-          <w:ilvl w:val="1"/>
-          <w:numId w:val="1009"/>
-        </w:numPr>
-        <w:pStyle w:val="Compact"/>
-      </w:pPr>
-      <w:r>
-        <w:t xml:space="preserve">Final adjustments</w:t>
-      </w:r>
-    </w:p>
-    <w:p>
-      <w:r>
-        <w:pict>
-          <v:rect style="width:0;height:1.5pt" o:hralign="center" o:hrstd="t" o:hr="t"/>
-        </w:pict>
-      </w:r>
-    </w:p>
-    <w:bookmarkEnd w:id="28"/>
-    <w:bookmarkEnd w:id="29"/>
-    <w:bookmarkStart w:id="33" w:name="code-blocks"/>
-    <w:p>
-      <w:pPr>
-        <w:pStyle w:val="Heading2"/>
-      </w:pPr>
-      <w:r>
-        <w:t xml:space="preserve">Code Blocks</w:t>
-      </w:r>
-    </w:p>
-    <w:bookmarkStart w:id="30" w:name="python"/>
-    <w:p>
-      <w:pPr>
-        <w:pStyle w:val="Heading3"/>
-      </w:pPr>
-      <w:r>
-        <w:t xml:space="preserve">Python</w:t>
-      </w:r>
-    </w:p>
-    <w:p>
-      <w:pPr>
-        <w:pStyle w:val="SourceCode"/>
-      </w:pPr>
-      <w:r>
-        <w:rPr>
-          <w:rStyle w:val="ImportTok"/>
-        </w:rPr>
-        <w:t xml:space="preserve">import</w:t>
-      </w:r>
-      <w:r>
-        <w:rPr>
-          <w:rStyle w:val="NormalTok"/>
-        </w:rPr>
-        <w:t xml:space="preserve"> zipfile</w:t>
-      </w:r>
-      <w:r>
-        <w:br/>
-      </w:r>
-      <w:r>
-        <w:rPr>
-          <w:rStyle w:val="ImportTok"/>
-        </w:rPr>
-        <w:t xml:space="preserve">from</w:t>
-      </w:r>
-      <w:r>
-        <w:rPr>
-          <w:rStyle w:val="NormalTok"/>
-        </w:rPr>
-        <w:t xml:space="preserve"> xml.etree </w:t>
-      </w:r>
-      <w:r>
-        <w:rPr>
-          <w:rStyle w:val="ImportTok"/>
-        </w:rPr>
-        <w:t xml:space="preserve">import</w:t>
-      </w:r>
-      <w:r>
-        <w:rPr>
-          <w:rStyle w:val="NormalTok"/>
-        </w:rPr>
-        <w:t xml:space="preserve"> ElementTree </w:t>
-      </w:r>
-      <w:r>
-        <w:rPr>
-          <w:rStyle w:val="ImportTok"/>
-        </w:rPr>
-        <w:t xml:space="preserve">as</w:t>
-      </w:r>
-      <w:r>
-        <w:rPr>
-          <w:rStyle w:val="NormalTok"/>
-        </w:rPr>
-        <w:t xml:space="preserve"> ET</w:t>
-      </w:r>
-      <w:r>
-        <w:br/>
-      </w:r>
-      <w:r>
-        <w:br/>
-      </w:r>
-      <w:r>
-        <w:rPr>
-          <w:rStyle w:val="KeywordTok"/>
-        </w:rPr>
-        <w:t xml:space="preserve">def</w:t>
-      </w:r>
-      <w:r>
-        <w:rPr>
-          <w:rStyle w:val="NormalTok"/>
-        </w:rPr>
-        <w:t xml:space="preserve"> fix_table_widths(docx_path: </w:t>
-      </w:r>
-      <w:r>
-        <w:rPr>
-          <w:rStyle w:val="BuiltInTok"/>
-        </w:rPr>
-        <w:t xml:space="preserve">str</w:t>
-      </w:r>
-      <w:r>
-        <w:rPr>
-          <w:rStyle w:val="NormalTok"/>
-        </w:rPr>
-        <w:t xml:space="preserve">) </w:t>
-      </w:r>
-      <w:r>
-        <w:rPr>
-          <w:rStyle w:val="OperatorTok"/>
-        </w:rPr>
-        <w:t xml:space="preserve">-&gt;</w:t>
-      </w:r>
-      <w:r>
-        <w:rPr>
-          <w:rStyle w:val="NormalTok"/>
-        </w:rPr>
-        <w:t xml:space="preserve"> </w:t>
-      </w:r>
-      <w:r>
-        <w:rPr>
-          <w:rStyle w:val="VariableTok"/>
-        </w:rPr>
-        <w:t xml:space="preserve">None</w:t>
-      </w:r>
-      <w:r>
-        <w:rPr>
-          <w:rStyle w:val="NormalTok"/>
-        </w:rPr>
-        <w:t xml:space="preserve">:</w:t>
-      </w:r>
-      <w:r>
-        <w:br/>
-      </w:r>
-      <w:r>
-        <w:rPr>
-          <w:rStyle w:val="NormalTok"/>
-        </w:rPr>
-        <w:t xml:space="preserve">    </w:t>
-      </w:r>
-      <w:r>
-        <w:rPr>
-          <w:rStyle w:val="ControlFlowTok"/>
-        </w:rPr>
-        <w:t xml:space="preserve">with</w:t>
-      </w:r>
-      <w:r>
-        <w:rPr>
-          <w:rStyle w:val="NormalTok"/>
-        </w:rPr>
-        <w:t xml:space="preserve"> zipfile.ZipFile(docx_path) </w:t>
-      </w:r>
-      <w:r>
-        <w:rPr>
-          <w:rStyle w:val="ImportTok"/>
-        </w:rPr>
-        <w:t xml:space="preserve">as</w:t>
-      </w:r>
-      <w:r>
-        <w:rPr>
-          <w:rStyle w:val="NormalTok"/>
-        </w:rPr>
-        <w:t xml:space="preserve"> z:</w:t>
-      </w:r>
-      <w:r>
-        <w:br/>
-      </w:r>
-      <w:r>
-        <w:rPr>
-          <w:rStyle w:val="NormalTok"/>
-        </w:rPr>
-        <w:t xml:space="preserve">        data </w:t>
-      </w:r>
-      <w:r>
-        <w:rPr>
-          <w:rStyle w:val="OperatorTok"/>
-        </w:rPr>
-        <w:t xml:space="preserve">=</w:t>
-      </w:r>
-      <w:r>
-        <w:rPr>
-          <w:rStyle w:val="NormalTok"/>
-        </w:rPr>
-        <w:t xml:space="preserve"> z.read(</w:t>
-      </w:r>
-      <w:r>
-        <w:rPr>
-          <w:rStyle w:val="StringTok"/>
-        </w:rPr>
-        <w:t xml:space="preserve">"word/document.xml"</w:t>
-      </w:r>
-      <w:r>
-        <w:rPr>
-          <w:rStyle w:val="NormalTok"/>
-        </w:rPr>
-        <w:t xml:space="preserve">)</w:t>
-      </w:r>
-      <w:r>
-        <w:br/>
-      </w:r>
-      <w:r>
-        <w:rPr>
-          <w:rStyle w:val="NormalTok"/>
-        </w:rPr>
-        <w:t xml:space="preserve">        root </w:t>
-      </w:r>
-      <w:r>
-        <w:rPr>
-          <w:rStyle w:val="OperatorTok"/>
-        </w:rPr>
-        <w:t xml:space="preserve">=</w:t>
-      </w:r>
-      <w:r>
-        <w:rPr>
-          <w:rStyle w:val="NormalTok"/>
-        </w:rPr>
-        <w:t xml:space="preserve"> ET.fromstring(data)</w:t>
-      </w:r>
-      <w:r>
-        <w:br/>
-      </w:r>
-      <w:r>
-        <w:rPr>
-          <w:rStyle w:val="NormalTok"/>
-        </w:rPr>
-        <w:t xml:space="preserve">        </w:t>
-      </w:r>
-      <w:r>
-        <w:rPr>
-          <w:rStyle w:val="CommentTok"/>
-        </w:rPr>
-        <w:t xml:space="preserve"># Convert fixed width to percentage-based</w:t>
-      </w:r>
-      <w:r>
-        <w:br/>
-      </w:r>
-      <w:r>
-        <w:rPr>
-          <w:rStyle w:val="NormalTok"/>
-        </w:rPr>
-        <w:t xml:space="preserve">        </w:t>
-      </w:r>
-      <w:r>
-        <w:rPr>
-          <w:rStyle w:val="ControlFlowTok"/>
-        </w:rPr>
-        <w:t xml:space="preserve">for</w:t>
-      </w:r>
-      <w:r>
-        <w:rPr>
-          <w:rStyle w:val="NormalTok"/>
-        </w:rPr>
-        <w:t xml:space="preserve"> tbl </w:t>
-      </w:r>
-      <w:r>
-        <w:rPr>
-          <w:rStyle w:val="KeywordTok"/>
-        </w:rPr>
-        <w:t xml:space="preserve">in</w:t>
-      </w:r>
-      <w:r>
-        <w:rPr>
-          <w:rStyle w:val="NormalTok"/>
-        </w:rPr>
-        <w:t xml:space="preserve"> root.</w:t>
-      </w:r>
-      <w:r>
-        <w:rPr>
-          <w:rStyle w:val="BuiltInTok"/>
-        </w:rPr>
-        <w:t xml:space="preserve">iter</w:t>
-      </w:r>
-      <w:r>
-        <w:rPr>
-          <w:rStyle w:val="NormalTok"/>
-        </w:rPr>
-        <w:t xml:space="preserve">(</w:t>
-      </w:r>
-      <w:r>
-        <w:rPr>
-          <w:rStyle w:val="StringTok"/>
-        </w:rPr>
-        <w:t xml:space="preserve">"{http://schemas...}tbl"</w:t>
-      </w:r>
-      <w:r>
-        <w:rPr>
-          <w:rStyle w:val="NormalTok"/>
-        </w:rPr>
-        <w:t xml:space="preserve">):</w:t>
-      </w:r>
-      <w:r>
-        <w:br/>
-      </w:r>
-      <w:r>
-        <w:rPr>
-          <w:rStyle w:val="NormalTok"/>
-        </w:rPr>
-        <w:t xml:space="preserve">            tblW </w:t>
-      </w:r>
-      <w:r>
-        <w:rPr>
-          <w:rStyle w:val="OperatorTok"/>
-        </w:rPr>
-        <w:t xml:space="preserve">=</w:t>
-      </w:r>
-      <w:r>
-        <w:rPr>
-          <w:rStyle w:val="NormalTok"/>
-        </w:rPr>
-        <w:t xml:space="preserve"> tbl.find(</w:t>
-      </w:r>
-      <w:r>
-        <w:rPr>
-          <w:rStyle w:val="StringTok"/>
-        </w:rPr>
-        <w:t xml:space="preserve">"{http://schemas...}tblPr/tblW"</w:t>
-      </w:r>
-      <w:r>
-        <w:rPr>
-          <w:rStyle w:val="NormalTok"/>
-        </w:rPr>
-        <w:t xml:space="preserve">)</w:t>
-      </w:r>
-      <w:r>
-        <w:br/>
-      </w:r>
-      <w:r>
-        <w:rPr>
-          <w:rStyle w:val="NormalTok"/>
-        </w:rPr>
-        <w:t xml:space="preserve">            </w:t>
-      </w:r>
-      <w:r>
-        <w:rPr>
-          <w:rStyle w:val="ControlFlowTok"/>
-        </w:rPr>
-        <w:t xml:space="preserve">if</w:t>
-      </w:r>
-      <w:r>
-        <w:rPr>
-          <w:rStyle w:val="NormalTok"/>
-        </w:rPr>
-        <w:t xml:space="preserve"> tblW </w:t>
-      </w:r>
-      <w:r>
-        <w:rPr>
-          <w:rStyle w:val="KeywordTok"/>
-        </w:rPr>
-        <w:t xml:space="preserve">is</w:t>
-      </w:r>
-      <w:r>
-        <w:rPr>
-          <w:rStyle w:val="NormalTok"/>
-        </w:rPr>
-        <w:t xml:space="preserve"> </w:t>
-      </w:r>
-      <w:r>
-        <w:rPr>
-          <w:rStyle w:val="KeywordTok"/>
-        </w:rPr>
-        <w:t xml:space="preserve">not</w:t>
-      </w:r>
-      <w:r>
-        <w:rPr>
-          <w:rStyle w:val="NormalTok"/>
-        </w:rPr>
-        <w:t xml:space="preserve"> </w:t>
-      </w:r>
-      <w:r>
-        <w:rPr>
-          <w:rStyle w:val="VariableTok"/>
-        </w:rPr>
-        <w:t xml:space="preserve">None</w:t>
-      </w:r>
-      <w:r>
-        <w:rPr>
-          <w:rStyle w:val="NormalTok"/>
-        </w:rPr>
-        <w:t xml:space="preserve">:</w:t>
-      </w:r>
-      <w:r>
-        <w:br/>
-      </w:r>
-      <w:r>
-        <w:rPr>
-          <w:rStyle w:val="NormalTok"/>
-        </w:rPr>
-        <w:t xml:space="preserve">                tblW.</w:t>
-      </w:r>
-      <w:r>
-        <w:rPr>
-          <w:rStyle w:val="BuiltInTok"/>
-        </w:rPr>
-        <w:t xml:space="preserve">set</w:t>
-      </w:r>
-      <w:r>
-        <w:rPr>
-          <w:rStyle w:val="NormalTok"/>
-        </w:rPr>
-        <w:t xml:space="preserve">(</w:t>
-      </w:r>
-      <w:r>
-        <w:rPr>
-          <w:rStyle w:val="StringTok"/>
-        </w:rPr>
-        <w:t xml:space="preserve">"w:type"</w:t>
-      </w:r>
-      <w:r>
-        <w:rPr>
-          <w:rStyle w:val="NormalTok"/>
-        </w:rPr>
-        <w:t xml:space="preserve">, </w:t>
-      </w:r>
-      <w:r>
-        <w:rPr>
-          <w:rStyle w:val="StringTok"/>
-        </w:rPr>
-        <w:t xml:space="preserve">"pct"</w:t>
-      </w:r>
-      <w:r>
-        <w:rPr>
-          <w:rStyle w:val="NormalTok"/>
-        </w:rPr>
-        <w:t xml:space="preserve">)</w:t>
-      </w:r>
-      <w:r>
-        <w:br/>
-      </w:r>
-      <w:r>
-        <w:rPr>
-          <w:rStyle w:val="NormalTok"/>
-        </w:rPr>
-        <w:t xml:space="preserve">                tblW.</w:t>
-      </w:r>
-      <w:r>
-        <w:rPr>
-          <w:rStyle w:val="BuiltInTok"/>
-        </w:rPr>
-        <w:t xml:space="preserve">set</w:t>
-      </w:r>
-      <w:r>
-        <w:rPr>
-          <w:rStyle w:val="NormalTok"/>
-        </w:rPr>
-        <w:t xml:space="preserve">(</w:t>
-      </w:r>
-      <w:r>
-        <w:rPr>
-          <w:rStyle w:val="StringTok"/>
-        </w:rPr>
-        <w:t xml:space="preserve">"w:w"</w:t>
-      </w:r>
-      <w:r>
-        <w:rPr>
-          <w:rStyle w:val="NormalTok"/>
-        </w:rPr>
-        <w:t xml:space="preserve">, </w:t>
-      </w:r>
-      <w:r>
-        <w:rPr>
-          <w:rStyle w:val="StringTok"/>
-        </w:rPr>
-        <w:t xml:space="preserve">"5000"</w:t>
-      </w:r>
-      <w:r>
-        <w:rPr>
-          <w:rStyle w:val="NormalTok"/>
-        </w:rPr>
-        <w:t xml:space="preserve">)</w:t>
-      </w:r>
-    </w:p>
-    <w:bookmarkEnd w:id="30"/>
-    <w:bookmarkStart w:id="31" w:name="javascript"/>
-    <w:p>
-      <w:pPr>
-        <w:pStyle w:val="Heading3"/>
-      </w:pPr>
-      <w:r>
-        <w:t xml:space="preserve">JavaScript</w:t>
-      </w:r>
-    </w:p>
-    <w:p>
-      <w:pPr>
-        <w:pStyle w:val="SourceCode"/>
-      </w:pPr>
-      <w:r>
-        <w:rPr>
-          <w:rStyle w:val="KeywordTok"/>
-        </w:rPr>
-        <w:t xml:space="preserve">async</w:t>
-      </w:r>
-      <w:r>
-        <w:rPr>
-          <w:rStyle w:val="NormalTok"/>
-        </w:rPr>
-        <w:t xml:space="preserve"> </w:t>
-      </w:r>
-      <w:r>
-        <w:rPr>
-          <w:rStyle w:val="KeywordTok"/>
-        </w:rPr>
-        <w:t xml:space="preserve">function</w:t>
-      </w:r>
-      <w:r>
-        <w:rPr>
-          <w:rStyle w:val="NormalTok"/>
-        </w:rPr>
-        <w:t xml:space="preserve"> </w:t>
-      </w:r>
-      <w:r>
-        <w:rPr>
-          <w:rStyle w:val="FunctionTok"/>
-        </w:rPr>
-        <w:t xml:space="preserve">convertMarkdownToPDF</w:t>
-      </w:r>
-      <w:r>
-        <w:rPr>
-          <w:rStyle w:val="NormalTok"/>
-        </w:rPr>
-        <w:t xml:space="preserve">(markdownPath</w:t>
-      </w:r>
-      <w:r>
-        <w:rPr>
-          <w:rStyle w:val="OperatorTok"/>
-        </w:rPr>
-        <w:t xml:space="preserve">,</w:t>
-      </w:r>
-      <w:r>
-        <w:rPr>
-          <w:rStyle w:val="NormalTok"/>
-        </w:rPr>
-        <w:t xml:space="preserve"> pdfPath) {</w:t>
-      </w:r>
-      <w:r>
-        <w:br/>
-      </w:r>
-      <w:r>
-        <w:rPr>
-          <w:rStyle w:val="NormalTok"/>
-        </w:rPr>
-        <w:t xml:space="preserve">  </w:t>
-      </w:r>
-      <w:r>
-        <w:rPr>
-          <w:rStyle w:val="KeywordTok"/>
-        </w:rPr>
-        <w:t xml:space="preserve">const</w:t>
-      </w:r>
-      <w:r>
-        <w:rPr>
-          <w:rStyle w:val="NormalTok"/>
-        </w:rPr>
-        <w:t xml:space="preserve"> docx </w:t>
-      </w:r>
-      <w:r>
-        <w:rPr>
-          <w:rStyle w:val="OperatorTok"/>
-        </w:rPr>
-        <w:t xml:space="preserve">=</w:t>
-      </w:r>
-      <w:r>
-        <w:rPr>
-          <w:rStyle w:val="NormalTok"/>
-        </w:rPr>
-        <w:t xml:space="preserve"> </w:t>
-      </w:r>
-      <w:r>
-        <w:rPr>
-          <w:rStyle w:val="ControlFlowTok"/>
-        </w:rPr>
-        <w:t xml:space="preserve">await</w:t>
-      </w:r>
-      <w:r>
-        <w:rPr>
-          <w:rStyle w:val="NormalTok"/>
-        </w:rPr>
-        <w:t xml:space="preserve"> </w:t>
-      </w:r>
-      <w:r>
-        <w:rPr>
-          <w:rStyle w:val="FunctionTok"/>
-        </w:rPr>
-        <w:t xml:space="preserve">pandocConvert</w:t>
-      </w:r>
-      <w:r>
-        <w:rPr>
-          <w:rStyle w:val="NormalTok"/>
-        </w:rPr>
-        <w:t xml:space="preserve">(markdownPath)</w:t>
-      </w:r>
-      <w:r>
-        <w:rPr>
-          <w:rStyle w:val="OperatorTok"/>
-        </w:rPr>
-        <w:t xml:space="preserve">;</w:t>
-      </w:r>
-      <w:r>
-        <w:br/>
-      </w:r>
-      <w:r>
-        <w:rPr>
-          <w:rStyle w:val="NormalTok"/>
-        </w:rPr>
-        <w:t xml:space="preserve">  </w:t>
-      </w:r>
-      <w:r>
-        <w:rPr>
-          <w:rStyle w:val="KeywordTok"/>
-        </w:rPr>
-        <w:t xml:space="preserve">const</w:t>
-      </w:r>
-      <w:r>
-        <w:rPr>
-          <w:rStyle w:val="NormalTok"/>
-        </w:rPr>
-        <w:t xml:space="preserve"> fixed </w:t>
-      </w:r>
-      <w:r>
-        <w:rPr>
-          <w:rStyle w:val="OperatorTok"/>
-        </w:rPr>
-        <w:t xml:space="preserve">=</w:t>
-      </w:r>
-      <w:r>
-        <w:rPr>
-          <w:rStyle w:val="NormalTok"/>
-        </w:rPr>
-        <w:t xml:space="preserve"> </w:t>
-      </w:r>
-      <w:r>
-        <w:rPr>
-          <w:rStyle w:val="ControlFlowTok"/>
-        </w:rPr>
-        <w:t xml:space="preserve">await</w:t>
-      </w:r>
-      <w:r>
-        <w:rPr>
-          <w:rStyle w:val="NormalTok"/>
-        </w:rPr>
-        <w:t xml:space="preserve"> </w:t>
-      </w:r>
-      <w:r>
-        <w:rPr>
-          <w:rStyle w:val="FunctionTok"/>
-        </w:rPr>
-        <w:t xml:space="preserve">fixDocxTables</w:t>
-      </w:r>
-      <w:r>
-        <w:rPr>
-          <w:rStyle w:val="NormalTok"/>
-        </w:rPr>
-        <w:t xml:space="preserve">(docx)</w:t>
-      </w:r>
-      <w:r>
-        <w:rPr>
-          <w:rStyle w:val="OperatorTok"/>
-        </w:rPr>
-        <w:t xml:space="preserve">;</w:t>
-      </w:r>
-      <w:r>
-        <w:br/>
-      </w:r>
-      <w:r>
-        <w:rPr>
-          <w:rStyle w:val="NormalTok"/>
-        </w:rPr>
-        <w:t xml:space="preserve">  </w:t>
-      </w:r>
-      <w:r>
-        <w:rPr>
-          <w:rStyle w:val="ControlFlowTok"/>
-        </w:rPr>
-        <w:t xml:space="preserve">await</w:t>
-      </w:r>
-      <w:r>
-        <w:rPr>
-          <w:rStyle w:val="NormalTok"/>
-        </w:rPr>
-        <w:t xml:space="preserve"> </w:t>
-      </w:r>
-      <w:r>
-        <w:rPr>
-          <w:rStyle w:val="FunctionTok"/>
-        </w:rPr>
-        <w:t xml:space="preserve">libreofficeConvert</w:t>
-      </w:r>
-      <w:r>
-        <w:rPr>
-          <w:rStyle w:val="NormalTok"/>
-        </w:rPr>
-        <w:t xml:space="preserve">(fixed</w:t>
-      </w:r>
-      <w:r>
-        <w:rPr>
-          <w:rStyle w:val="OperatorTok"/>
-        </w:rPr>
-        <w:t xml:space="preserve">,</w:t>
-      </w:r>
-      <w:r>
-        <w:rPr>
-          <w:rStyle w:val="NormalTok"/>
-        </w:rPr>
-        <w:t xml:space="preserve"> pdfPath)</w:t>
-      </w:r>
-      <w:r>
-        <w:rPr>
-          <w:rStyle w:val="OperatorTok"/>
-        </w:rPr>
-        <w:t xml:space="preserve">;</w:t>
-      </w:r>
-      <w:r>
-        <w:br/>
-      </w:r>
-      <w:r>
-        <w:rPr>
-          <w:rStyle w:val="NormalTok"/>
-        </w:rPr>
-        <w:t xml:space="preserve">  </w:t>
-      </w:r>
-      <w:r>
-        <w:rPr>
-          <w:rStyle w:val="BuiltInTok"/>
-        </w:rPr>
-        <w:t xml:space="preserve">console</w:t>
-      </w:r>
-      <w:r>
-        <w:rPr>
-          <w:rStyle w:val="OperatorTok"/>
-        </w:rPr>
-        <w:t xml:space="preserve">.</w:t>
-      </w:r>
-      <w:r>
-        <w:rPr>
-          <w:rStyle w:val="FunctionTok"/>
-        </w:rPr>
-        <w:t xml:space="preserve">log</w:t>
-      </w:r>
-      <w:r>
-        <w:rPr>
-          <w:rStyle w:val="NormalTok"/>
-        </w:rPr>
-        <w:t xml:space="preserve">(</w:t>
-      </w:r>
-      <w:r>
-        <w:rPr>
-          <w:rStyle w:val="VerbatimStringTok"/>
-        </w:rPr>
-        <w:t xml:space="preserve">`PDF generated: </w:t>
-      </w:r>
-      <w:r>
-        <w:rPr>
-          <w:rStyle w:val="SpecialCharTok"/>
-        </w:rPr>
-        <w:t xml:space="preserve">${</w:t>
-      </w:r>
-      <w:r>
-        <w:rPr>
-          <w:rStyle w:val="NormalTok"/>
-        </w:rPr>
-        <w:t xml:space="preserve">pdfPath</w:t>
-      </w:r>
-      <w:r>
-        <w:rPr>
-          <w:rStyle w:val="SpecialCharTok"/>
-        </w:rPr>
-        <w:t xml:space="preserve">}</w:t>
-      </w:r>
-      <w:r>
-        <w:rPr>
-          <w:rStyle w:val="VerbatimStringTok"/>
-        </w:rPr>
-        <w:t xml:space="preserve">`</w:t>
-      </w:r>
-      <w:r>
-        <w:rPr>
-          <w:rStyle w:val="NormalTok"/>
-        </w:rPr>
-        <w:t xml:space="preserve">)</w:t>
-      </w:r>
-      <w:r>
-        <w:rPr>
-          <w:rStyle w:val="OperatorTok"/>
-        </w:rPr>
-        <w:t xml:space="preserve">;</w:t>
-      </w:r>
-      <w:r>
-        <w:br/>
-      </w:r>
-      <w:r>
-        <w:rPr>
-          <w:rStyle w:val="NormalTok"/>
-        </w:rPr>
-        <w:t xml:space="preserve">}</w:t>
-      </w:r>
-    </w:p>
-    <w:bookmarkEnd w:id="31"/>
-    <w:bookmarkStart w:id="32" w:name="diff"/>
-    <w:p>
-      <w:pPr>
-        <w:pStyle w:val="Heading3"/>
-      </w:pPr>
-      <w:r>
-        <w:t xml:space="preserve">Diff</w:t>
-      </w:r>
-    </w:p>
-    <w:p>
-      <w:pPr>
-        <w:pStyle w:val="SourceCode"/>
-      </w:pPr>
-      <w:r>
-        <w:rPr>
-          <w:rStyle w:val="StringTok"/>
-        </w:rPr>
-        <w:t xml:space="preserve">- tblW.set("w:type", "dxa")</w:t>
-      </w:r>
-      <w:r>
-        <w:br/>
-      </w:r>
-      <w:r>
-        <w:rPr>
-          <w:rStyle w:val="VariableTok"/>
-        </w:rPr>
-        <w:t xml:space="preserve">+ tblW.set("w:type", "pct")</w:t>
-      </w:r>
-      <w:r>
-        <w:br/>
-      </w:r>
-      <w:r>
-        <w:rPr>
-          <w:rStyle w:val="StringTok"/>
-        </w:rPr>
-        <w:t xml:space="preserve">- tblW.set("w:w", "5000")</w:t>
-      </w:r>
-      <w:r>
-        <w:br/>
-      </w:r>
-      <w:r>
-        <w:rPr>
-          <w:rStyle w:val="VariableTok"/>
-        </w:rPr>
-        <w:t xml:space="preserve">+ tblW.set("w:w", "5000")</w:t>
-      </w:r>
-      <w:r>
-        <w:br/>
-      </w:r>
-      <w:r>
-        <w:rPr>
-          <w:rStyle w:val="NormalTok"/>
-        </w:rPr>
-        <w:t xml:space="preserve">  &lt;!-- same value but now interpreted as percentage --&gt;</w:t>
-      </w:r>
-    </w:p>
-    <w:p>
-      <w:r>
-        <w:pict>
-          <v:rect style="width:0;height:1.5pt" o:hralign="center" o:hrstd="t" o:hr="t"/>
-        </w:pict>
-      </w:r>
-    </w:p>
-    <w:bookmarkEnd w:id="32"/>
-    <w:bookmarkEnd w:id="33"/>
-    <w:bookmarkStart w:id="34" w:name="blockquotes"/>
-    <w:p>
-      <w:pPr>
-        <w:pStyle w:val="Heading2"/>
-      </w:pPr>
-      <w:r>
-        <w:t xml:space="preserve">Blockquotes</w:t>
-      </w:r>
-    </w:p>
-    <w:p>
-      <w:pPr>
-        <w:pStyle w:val="BlockText"/>
-      </w:pPr>
-      <w:r>
-        <w:t xml:space="preserve">This is a blockquote demonstrating how quoted text is rendered.</w:t>
-      </w:r>
-    </w:p>
-    <w:p>
-      <w:pPr>
-        <w:pStyle w:val="BlockText"/>
-      </w:pPr>
-      <w:r>
-        <w:t xml:space="preserve">Nested blockquotes are also supported for multi-level citations.</w:t>
-      </w:r>
-    </w:p>
-    <w:p>
-      <w:pPr>
-        <w:pStyle w:val="BlockText"/>
-      </w:pPr>
-      <w:r>
-        <w:t xml:space="preserve">— Source attribution</w:t>
-      </w:r>
-    </w:p>
-    <w:p>
-      <w:r>
-        <w:pict>
-          <v:rect style="width:0;height:1.5pt" o:hralign="center" o:hrstd="t" o:hr="t"/>
-        </w:pict>
-      </w:r>
-    </w:p>
-    <w:bookmarkEnd w:id="34"/>
-    <w:bookmarkStart w:id="35" w:name="horizontal-rules"/>
-    <w:p>
-      <w:pPr>
-        <w:pStyle w:val="Heading2"/>
-      </w:pPr>
-      <w:r>
-        <w:t xml:space="preserve">Horizontal Rules</w:t>
-      </w:r>
-    </w:p>
-    <w:p>
-      <w:pPr>
-        <w:pStyle w:val="FirstParagraph"/>
-      </w:pPr>
-      <w:r>
-        <w:t xml:space="preserve">Above the rule.</w:t>
-      </w:r>
-    </w:p>
-    <w:p>
-      <w:r>
-        <w:pict>
-          <v:rect style="width:0;height:1.5pt" o:hralign="center" o:hrstd="t" o:hr="t"/>
-        </w:pict>
-      </w:r>
-    </w:p>
-    <w:p>
-      <w:pPr>
-        <w:pStyle w:val="FirstParagraph"/>
-      </w:pPr>
-      <w:r>
-        <w:t xml:space="preserve">Below the rule.</w:t>
-      </w:r>
-    </w:p>
-    <w:p>
-      <w:r>
-        <w:pict>
-          <v:rect style="width:0;height:1.5pt" o:hralign="center" o:hrstd="t" o:hr="t"/>
-        </w:pict>
-      </w:r>
-    </w:p>
-    <w:bookmarkEnd w:id="35"/>
-    <w:bookmarkStart w:id="39" w:name="links-and-images"/>
-    <w:p>
-      <w:pPr>
-        <w:pStyle w:val="Heading2"/>
-      </w:pPr>
-      <w:r>
-        <w:t xml:space="preserve">Links and Images</w:t>
-      </w:r>
-    </w:p>
-    <w:p>
-      <w:pPr>
-        <w:numPr>
-          <w:ilvl w:val="0"/>
-          <w:numId w:val="1010"/>
-        </w:numPr>
-        <w:pStyle w:val="Compact"/>
-      </w:pPr>
-      <w:hyperlink r:id="rId36">
-        <w:r>
-          <w:rPr>
-            <w:rStyle w:val="Hyperlink"/>
-          </w:rPr>
-          <w:t xml:space="preserve">GitHub Actions Documentation</w:t>
-        </w:r>
-      </w:hyperlink>
-    </w:p>
-    <w:p>
-      <w:pPr>
-        <w:numPr>
-          <w:ilvl w:val="0"/>
-          <w:numId w:val="1010"/>
-        </w:numPr>
-        <w:pStyle w:val="Compact"/>
-      </w:pPr>
-      <w:hyperlink r:id="rId37">
-        <w:r>
-          <w:rPr>
-            <w:rStyle w:val="Hyperlink"/>
-          </w:rPr>
-          <w:t xml:space="preserve">Pandoc User’s Guide</w:t>
-        </w:r>
-      </w:hyperlink>
-    </w:p>
-    <w:p>
-      <w:pPr>
-        <w:numPr>
-          <w:ilvl w:val="0"/>
-          <w:numId w:val="1010"/>
-        </w:numPr>
-        <w:pStyle w:val="Compact"/>
-      </w:pPr>
-      <w:hyperlink r:id="rId38">
-        <w:r>
-          <w:rPr>
-            <w:rStyle w:val="Hyperlink"/>
-          </w:rPr>
-          <w:t xml:space="preserve">LibreOffice</w:t>
-        </w:r>
-      </w:hyperlink>
-    </w:p>
-    <w:p>
-      <w:r>
-        <w:pict>
-          <v:rect style="width:0;height:1.5pt" o:hralign="center" o:hrstd="t" o:hr="t"/>
-        </w:pict>
-      </w:r>
-    </w:p>
-    <w:bookmarkEnd w:id="39"/>
-    <w:bookmarkStart w:id="40" w:name="definition-list"/>
-    <w:p>
-      <w:pPr>
-        <w:pStyle w:val="Heading2"/>
-      </w:pPr>
-      <w:r>
-        <w:t xml:space="preserve">Definition List</w:t>
-      </w:r>
-    </w:p>
-    <w:p>
-      <w:pPr>
-        <w:pStyle w:val="DefinitionTerm"/>
-      </w:pPr>
-      <w:r>
-        <w:t xml:space="preserve">Term A</w:t>
-      </w:r>
-    </w:p>
-    <w:p>
-      <w:pPr>
-        <w:pStyle w:val="Definition"/>
-      </w:pPr>
-      <w:r>
-        <w:t xml:space="preserve">Definition for term A, which spans multiple lines to show how descriptions are formatted in the PDF output.</w:t>
-      </w:r>
-    </w:p>
-    <w:p>
-      <w:pPr>
-        <w:pStyle w:val="DefinitionTerm"/>
-      </w:pPr>
-      <w:r>
-        <w:t xml:space="preserve">Term B</w:t>
-      </w:r>
-    </w:p>
-    <w:p>
-      <w:pPr>
-        <w:pStyle w:val="Definition"/>
-      </w:pPr>
-      <w:r>
-        <w:t xml:space="preserve">Definition for term B.</w:t>
-      </w:r>
-    </w:p>
-    <w:p>
-      <w:pPr>
-        <w:pStyle w:val="DefinitionTerm"/>
-      </w:pPr>
-      <w:r>
-        <w:t xml:space="preserve">Term C</w:t>
-      </w:r>
-    </w:p>
-    <w:p>
-      <w:pPr>
-        <w:pStyle w:val="Definition"/>
-      </w:pPr>
-      <w:r>
-        <w:t xml:space="preserve">Definition for term C with</w:t>
-      </w:r>
-      <w:r>
-        <w:t xml:space="preserve"> </w:t>
-      </w:r>
-      <w:r>
-        <w:rPr>
-          <w:bCs/>
-          <w:b/>
-        </w:rPr>
-        <w:t xml:space="preserve">inline formatting</w:t>
-      </w:r>
-      <w:r>
-        <w:t xml:space="preserve"> </w:t>
-      </w:r>
-      <w:r>
-        <w:t xml:space="preserve">and</w:t>
-      </w:r>
-      <w:r>
-        <w:t xml:space="preserve"> </w:t>
-      </w:r>
-      <w:r>
-        <w:rPr>
-          <w:rStyle w:val="VerbatimChar"/>
-        </w:rPr>
-        <w:t xml:space="preserve">code</w:t>
-      </w:r>
-      <w:r>
-        <w:t xml:space="preserve"> </w:t>
-      </w:r>
-      <w:r>
-        <w:t xml:space="preserve">elements.</w:t>
-      </w:r>
-    </w:p>
-    <w:p>
-      <w:r>
-        <w:pict>
-          <v:rect style="width:0;height:1.5pt" o:hralign="center" o:hrstd="t" o:hr="t"/>
-        </w:pict>
-      </w:r>
-    </w:p>
-    <w:bookmarkEnd w:id="40"/>
-    <w:bookmarkStart w:id="43" w:name="footnotes"/>
-    <w:p>
-      <w:pPr>
-        <w:pStyle w:val="Heading2"/>
-      </w:pPr>
-      <w:r>
-        <w:t xml:space="preserve">Footnotes</w:t>
-      </w:r>
-    </w:p>
-    <w:p>
-      <w:pPr>
-        <w:pStyle w:val="FirstParagraph"/>
-      </w:pPr>
-      <w:r>
-        <w:t xml:space="preserve">This sentence has a footnote.</w:t>
-      </w:r>
-      <w:r>
-        <w:rPr>
-          <w:rStyle w:val="FootnoteReference"/>
-        </w:rPr>
-        <w:footnoteReference w:id="41"/>
-      </w:r>
-      <w:r>
-        <w:t xml:space="preserve"> </w:t>
-      </w:r>
-      <w:r>
-        <w:t xml:space="preserve">And this one has another.</w:t>
-      </w:r>
-      <w:r>
-        <w:rPr>
-          <w:rStyle w:val="FootnoteReference"/>
-        </w:rPr>
-        <w:footnoteReference w:id="42"/>
-      </w:r>
-    </w:p>
-    <w:p>
-      <w:r>
-        <w:pict>
-          <v:rect style="width:0;height:1.5pt" o:hralign="center" o:hrstd="t" o:hr="t"/>
-        </w:pict>
-      </w:r>
-    </w:p>
-    <w:bookmarkEnd w:id="43"/>
-    <w:bookmarkStart w:id="44" w:name="task-list"/>
-    <w:p>
-      <w:pPr>
-        <w:pStyle w:val="Heading2"/>
-      </w:pPr>
-      <w:r>
-        <w:t xml:space="preserve">Task List</w:t>
-      </w:r>
-    </w:p>
-    <w:p>
-      <w:pPr>
-        <w:numPr>
-          <w:ilvl w:val="0"/>
-          <w:numId w:val="1011"/>
-        </w:numPr>
-        <w:pStyle w:val="Compact"/>
-      </w:pPr>
-      <w:r>
-        <w:t xml:space="preserve">☒ Research PDF conversion approaches</w:t>
-      </w:r>
-    </w:p>
-    <w:p>
-      <w:pPr>
-        <w:numPr>
-          <w:ilvl w:val="0"/>
-          <w:numId w:val="1011"/>
-        </w:numPr>
-        <w:pStyle w:val="Compact"/>
-      </w:pPr>
-      <w:r>
-        <w:t xml:space="preserve">☒ Build Pandoc + LibreOffice pipeline</w:t>
-      </w:r>
-    </w:p>
-    <w:p>
-      <w:pPr>
-        <w:numPr>
-          <w:ilvl w:val="0"/>
-          <w:numId w:val="1011"/>
-        </w:numPr>
-        <w:pStyle w:val="Compact"/>
-      </w:pPr>
-      <w:r>
-        <w:t xml:space="preserve">☒ Implement DOCX post-processing fixes</w:t>
-      </w:r>
-    </w:p>
-    <w:p>
-      <w:pPr>
-        <w:numPr>
-          <w:ilvl w:val="0"/>
-          <w:numId w:val="1011"/>
-        </w:numPr>
-        <w:pStyle w:val="Compact"/>
-      </w:pPr>
-      <w:r>
-        <w:t xml:space="preserve">☐ Add custom template support</w:t>
-      </w:r>
-    </w:p>
-    <w:p>
-      <w:pPr>
-        <w:numPr>
-          <w:ilvl w:val="0"/>
-          <w:numId w:val="1011"/>
-        </w:numPr>
-        <w:pStyle w:val="Compact"/>
-      </w:pPr>
-      <w:r>
-        <w:t xml:space="preserve">☐ Add image embedding optimization</w:t>
-      </w:r>
-    </w:p>
-    <w:p>
-      <w:pPr>
-        <w:numPr>
-          <w:ilvl w:val="0"/>
-          <w:numId w:val="1011"/>
-        </w:numPr>
-        <w:pStyle w:val="Compact"/>
-      </w:pPr>
-      <w:r>
-        <w:t xml:space="preserve">☐ Publish to GitHub Marketplace</w:t>
-      </w:r>
-    </w:p>
-    <w:p>
-      <w:r>
-        <w:pict>
-          <v:rect style="width:0;height:1.5pt" o:hralign="center" o:hrstd="t" o:hr="t"/>
-        </w:pict>
-      </w:r>
-    </w:p>
-    <w:bookmarkEnd w:id="44"/>
-    <w:bookmarkStart w:id="47" w:name="large-data-table"/>
-    <w:p>
-      <w:pPr>
-        <w:pStyle w:val="Heading2"/>
-      </w:pPr>
-      <w:r>
         <w:t xml:space="preserve">Large Data Table</w:t>
       </w:r>
     </w:p>
-    <w:bookmarkStart w:id="45" w:name="quarterly-sales-report"/>
+    <w:bookmarkStart w:id="25" w:name="quarterly-sales-report"/>
     <w:p>
       <w:pPr>
         <w:pStyle w:val="Heading3"/>
@@ -4130,8 +2468,8 @@
         </w:tc>
       </w:tr>
     </w:tbl>
-    <w:bookmarkEnd w:id="45"/>
-    <w:bookmarkStart w:id="46" w:name="product-comparison"/>
+    <w:bookmarkEnd w:id="25"/>
+    <w:bookmarkStart w:id="26" w:name="product-comparison"/>
     <w:p>
       <w:pPr>
         <w:pStyle w:val="Heading3"/>
@@ -4716,22 +3054,1704 @@
         </w:tc>
       </w:tr>
     </w:tbl>
-    <w:p>
-      <w:r>
-        <w:pict>
-          <v:rect style="width:0;height:1.5pt" o:hralign="center" o:hrstd="t" o:hr="t"/>
-        </w:pict>
-      </w:r>
-    </w:p>
+    <w:bookmarkEnd w:id="26"/>
+    <w:bookmarkEnd w:id="27"/>
+    <w:bookmarkEnd w:id="28"/>
+    <w:bookmarkStart w:id="46" w:name="text-lists"/>
+    <w:p>
+      <w:pPr>
+        <w:pStyle w:val="Heading1"/>
+        <w:pageBreakBefore/>
+      </w:pPr>
+      <w:r>
+        <w:t xml:space="preserve">Text &amp; Lists</w:t>
+      </w:r>
+    </w:p>
+    <w:bookmarkStart w:id="29" w:name="text-formatting"/>
+    <w:p>
+      <w:pPr>
+        <w:pStyle w:val="Heading2"/>
+      </w:pPr>
+      <w:r>
+        <w:t xml:space="preserve">Text Formatting</w:t>
+      </w:r>
+    </w:p>
+    <w:p>
+      <w:pPr>
+        <w:pStyle w:val="FirstParagraph"/>
+      </w:pPr>
+      <w:r>
+        <w:rPr>
+          <w:bCs/>
+          <w:b/>
+        </w:rPr>
+        <w:t xml:space="preserve">Bold text</w:t>
+      </w:r>
+      <w:r>
+        <w:t xml:space="preserve">,</w:t>
+      </w:r>
+      <w:r>
+        <w:t xml:space="preserve"> </w:t>
+      </w:r>
+      <w:r>
+        <w:rPr>
+          <w:iCs/>
+          <w:i/>
+        </w:rPr>
+        <w:t xml:space="preserve">italic text</w:t>
+      </w:r>
+      <w:r>
+        <w:t xml:space="preserve">,</w:t>
+      </w:r>
+      <w:r>
+        <w:t xml:space="preserve"> </w:t>
+      </w:r>
+      <w:r>
+        <w:rPr>
+          <w:strike/>
+        </w:rPr>
+        <w:t xml:space="preserve">strikethrough</w:t>
+      </w:r>
+      <w:r>
+        <w:t xml:space="preserve">,</w:t>
+      </w:r>
+      <w:r>
+        <w:t xml:space="preserve"> </w:t>
+      </w:r>
+      <w:r>
+        <w:rPr>
+          <w:rStyle w:val="VerbatimChar"/>
+        </w:rPr>
+        <w:t xml:space="preserve">inline code</w:t>
+      </w:r>
+      <w:r>
+        <w:t xml:space="preserve">, and</w:t>
+      </w:r>
+      <w:r>
+        <w:t xml:space="preserve"> </w:t>
+      </w:r>
+      <w:r>
+        <w:rPr>
+          <w:bCs/>
+          <w:b/>
+        </w:rPr>
+        <w:t xml:space="preserve">bold with</w:t>
+      </w:r>
+      <w:r>
+        <w:rPr>
+          <w:bCs/>
+          <w:b/>
+        </w:rPr>
+        <w:t xml:space="preserve"> </w:t>
+      </w:r>
+      <w:r>
+        <w:rPr>
+          <w:iCs/>
+          <w:i/>
+          <w:bCs/>
+          <w:b/>
+        </w:rPr>
+        <w:t xml:space="preserve">nested italic</w:t>
+      </w:r>
+      <w:r>
+        <w:t xml:space="preserve">.</w:t>
+      </w:r>
+    </w:p>
+    <w:bookmarkEnd w:id="29"/>
+    <w:bookmarkStart w:id="30" w:name="blockquotes"/>
+    <w:p>
+      <w:pPr>
+        <w:pStyle w:val="Heading2"/>
+      </w:pPr>
+      <w:r>
+        <w:t xml:space="preserve">Blockquotes</w:t>
+      </w:r>
+    </w:p>
+    <w:p>
+      <w:pPr>
+        <w:pStyle w:val="BlockText"/>
+      </w:pPr>
+      <w:r>
+        <w:t xml:space="preserve">This is a blockquote demonstrating how quoted text is rendered.</w:t>
+      </w:r>
+    </w:p>
+    <w:p>
+      <w:pPr>
+        <w:pStyle w:val="BlockText"/>
+      </w:pPr>
+      <w:r>
+        <w:t xml:space="preserve">Nested blockquotes are also supported for multi-level citations.</w:t>
+      </w:r>
+    </w:p>
+    <w:p>
+      <w:pPr>
+        <w:pStyle w:val="BlockText"/>
+      </w:pPr>
+      <w:r>
+        <w:t xml:space="preserve">— Source attribution</w:t>
+      </w:r>
+    </w:p>
+    <w:bookmarkEnd w:id="30"/>
+    <w:bookmarkStart w:id="34" w:name="lists"/>
+    <w:p>
+      <w:pPr>
+        <w:pStyle w:val="Heading2"/>
+      </w:pPr>
+      <w:r>
+        <w:t xml:space="preserve">Lists</w:t>
+      </w:r>
+    </w:p>
+    <w:bookmarkStart w:id="31" w:name="unordered-list"/>
+    <w:p>
+      <w:pPr>
+        <w:pStyle w:val="Heading3"/>
+      </w:pPr>
+      <w:r>
+        <w:t xml:space="preserve">Unordered List</w:t>
+      </w:r>
+    </w:p>
+    <w:p>
+      <w:pPr>
+        <w:numPr>
+          <w:ilvl w:val="0"/>
+          <w:numId w:val="1001"/>
+        </w:numPr>
+        <w:pStyle w:val="Compact"/>
+      </w:pPr>
+      <w:r>
+        <w:t xml:space="preserve">Level 1 item</w:t>
+      </w:r>
+    </w:p>
+    <w:p>
+      <w:pPr>
+        <w:numPr>
+          <w:ilvl w:val="1"/>
+          <w:numId w:val="1002"/>
+        </w:numPr>
+        <w:pStyle w:val="Compact"/>
+      </w:pPr>
+      <w:r>
+        <w:t xml:space="preserve">Level 2 item</w:t>
+      </w:r>
+    </w:p>
+    <w:p>
+      <w:pPr>
+        <w:numPr>
+          <w:ilvl w:val="2"/>
+          <w:numId w:val="1003"/>
+        </w:numPr>
+        <w:pStyle w:val="Compact"/>
+      </w:pPr>
+      <w:r>
+        <w:t xml:space="preserve">Level 3 item</w:t>
+      </w:r>
+    </w:p>
+    <w:p>
+      <w:pPr>
+        <w:numPr>
+          <w:ilvl w:val="1"/>
+          <w:numId w:val="1002"/>
+        </w:numPr>
+        <w:pStyle w:val="Compact"/>
+      </w:pPr>
+      <w:r>
+        <w:t xml:space="preserve">Another level 2</w:t>
+      </w:r>
+    </w:p>
+    <w:p>
+      <w:pPr>
+        <w:numPr>
+          <w:ilvl w:val="0"/>
+          <w:numId w:val="1001"/>
+        </w:numPr>
+        <w:pStyle w:val="Compact"/>
+      </w:pPr>
+      <w:r>
+        <w:t xml:space="preserve">Back to level 1</w:t>
+      </w:r>
+    </w:p>
+    <w:bookmarkEnd w:id="31"/>
+    <w:bookmarkStart w:id="32" w:name="ordered-list"/>
+    <w:p>
+      <w:pPr>
+        <w:pStyle w:val="Heading3"/>
+      </w:pPr>
+      <w:r>
+        <w:t xml:space="preserve">Ordered List</w:t>
+      </w:r>
+    </w:p>
+    <w:p>
+      <w:pPr>
+        <w:numPr>
+          <w:ilvl w:val="0"/>
+          <w:numId w:val="1004"/>
+        </w:numPr>
+        <w:pStyle w:val="Compact"/>
+      </w:pPr>
+      <w:r>
+        <w:t xml:space="preserve">First step</w:t>
+      </w:r>
+    </w:p>
+    <w:p>
+      <w:pPr>
+        <w:numPr>
+          <w:ilvl w:val="0"/>
+          <w:numId w:val="1004"/>
+        </w:numPr>
+        <w:pStyle w:val="Compact"/>
+      </w:pPr>
+      <w:r>
+        <w:t xml:space="preserve">Second step</w:t>
+      </w:r>
+    </w:p>
+    <w:p>
+      <w:pPr>
+        <w:numPr>
+          <w:ilvl w:val="1"/>
+          <w:numId w:val="1005"/>
+        </w:numPr>
+        <w:pStyle w:val="Compact"/>
+      </w:pPr>
+      <w:r>
+        <w:t xml:space="preserve">Sub-step A</w:t>
+      </w:r>
+    </w:p>
+    <w:p>
+      <w:pPr>
+        <w:numPr>
+          <w:ilvl w:val="1"/>
+          <w:numId w:val="1005"/>
+        </w:numPr>
+        <w:pStyle w:val="Compact"/>
+      </w:pPr>
+      <w:r>
+        <w:t xml:space="preserve">Sub-step B</w:t>
+      </w:r>
+    </w:p>
+    <w:p>
+      <w:pPr>
+        <w:numPr>
+          <w:ilvl w:val="0"/>
+          <w:numId w:val="1004"/>
+        </w:numPr>
+        <w:pStyle w:val="Compact"/>
+      </w:pPr>
+      <w:r>
+        <w:t xml:space="preserve">Third step</w:t>
+      </w:r>
+    </w:p>
+    <w:bookmarkEnd w:id="32"/>
+    <w:bookmarkStart w:id="33" w:name="mixed-list"/>
+    <w:p>
+      <w:pPr>
+        <w:pStyle w:val="Heading3"/>
+      </w:pPr>
+      <w:r>
+        <w:t xml:space="preserve">Mixed List</w:t>
+      </w:r>
+    </w:p>
+    <w:p>
+      <w:pPr>
+        <w:numPr>
+          <w:ilvl w:val="0"/>
+          <w:numId w:val="1006"/>
+        </w:numPr>
+        <w:pStyle w:val="Compact"/>
+      </w:pPr>
+      <w:r>
+        <w:rPr>
+          <w:bCs/>
+          <w:b/>
+        </w:rPr>
+        <w:t xml:space="preserve">Planning</w:t>
+      </w:r>
+      <w:r>
+        <w:t xml:space="preserve"> </w:t>
+      </w:r>
+      <w:r>
+        <w:t xml:space="preserve">— define scope and requirements</w:t>
+      </w:r>
+    </w:p>
+    <w:p>
+      <w:pPr>
+        <w:numPr>
+          <w:ilvl w:val="1"/>
+          <w:numId w:val="1007"/>
+        </w:numPr>
+        <w:pStyle w:val="Compact"/>
+      </w:pPr>
+      <w:r>
+        <w:t xml:space="preserve">Gather stakeholder input</w:t>
+      </w:r>
+    </w:p>
+    <w:p>
+      <w:pPr>
+        <w:numPr>
+          <w:ilvl w:val="1"/>
+          <w:numId w:val="1007"/>
+        </w:numPr>
+        <w:pStyle w:val="Compact"/>
+      </w:pPr>
+      <w:r>
+        <w:t xml:space="preserve">Create project timeline</w:t>
+      </w:r>
+    </w:p>
+    <w:p>
+      <w:pPr>
+        <w:numPr>
+          <w:ilvl w:val="1"/>
+          <w:numId w:val="1007"/>
+        </w:numPr>
+        <w:pStyle w:val="Compact"/>
+      </w:pPr>
+      <w:r>
+        <w:t xml:space="preserve">Identify risks and mitigations</w:t>
+      </w:r>
+    </w:p>
+    <w:p>
+      <w:pPr>
+        <w:numPr>
+          <w:ilvl w:val="0"/>
+          <w:numId w:val="1006"/>
+        </w:numPr>
+        <w:pStyle w:val="Compact"/>
+      </w:pPr>
+      <w:r>
+        <w:rPr>
+          <w:bCs/>
+          <w:b/>
+        </w:rPr>
+        <w:t xml:space="preserve">Execution</w:t>
+      </w:r>
+      <w:r>
+        <w:t xml:space="preserve"> </w:t>
+      </w:r>
+      <w:r>
+        <w:t xml:space="preserve">— implement the solution</w:t>
+      </w:r>
+    </w:p>
+    <w:p>
+      <w:pPr>
+        <w:numPr>
+          <w:ilvl w:val="1"/>
+          <w:numId w:val="1008"/>
+        </w:numPr>
+        <w:pStyle w:val="Compact"/>
+      </w:pPr>
+      <w:r>
+        <w:t xml:space="preserve">Setup: configure environment and tooling</w:t>
+      </w:r>
+    </w:p>
+    <w:p>
+      <w:pPr>
+        <w:numPr>
+          <w:ilvl w:val="1"/>
+          <w:numId w:val="1008"/>
+        </w:numPr>
+        <w:pStyle w:val="Compact"/>
+      </w:pPr>
+      <w:r>
+        <w:t xml:space="preserve">Build: develop core features</w:t>
+      </w:r>
+    </w:p>
+    <w:p>
+      <w:pPr>
+        <w:numPr>
+          <w:ilvl w:val="1"/>
+          <w:numId w:val="1008"/>
+        </w:numPr>
+        <w:pStyle w:val="Compact"/>
+      </w:pPr>
+      <w:r>
+        <w:t xml:space="preserve">Test: validate against requirements</w:t>
+      </w:r>
+    </w:p>
+    <w:p>
+      <w:pPr>
+        <w:numPr>
+          <w:ilvl w:val="0"/>
+          <w:numId w:val="1006"/>
+        </w:numPr>
+        <w:pStyle w:val="Compact"/>
+      </w:pPr>
+      <w:r>
+        <w:rPr>
+          <w:bCs/>
+          <w:b/>
+        </w:rPr>
+        <w:t xml:space="preserve">Review</w:t>
+      </w:r>
+      <w:r>
+        <w:t xml:space="preserve"> </w:t>
+      </w:r>
+      <w:r>
+        <w:t xml:space="preserve">— gather feedback and iterate</w:t>
+      </w:r>
+    </w:p>
+    <w:p>
+      <w:pPr>
+        <w:numPr>
+          <w:ilvl w:val="1"/>
+          <w:numId w:val="1009"/>
+        </w:numPr>
+        <w:pStyle w:val="Compact"/>
+      </w:pPr>
+      <w:r>
+        <w:t xml:space="preserve">Internal review</w:t>
+      </w:r>
+    </w:p>
+    <w:p>
+      <w:pPr>
+        <w:numPr>
+          <w:ilvl w:val="1"/>
+          <w:numId w:val="1009"/>
+        </w:numPr>
+        <w:pStyle w:val="Compact"/>
+      </w:pPr>
+      <w:r>
+        <w:t xml:space="preserve">Client review</w:t>
+      </w:r>
+    </w:p>
+    <w:p>
+      <w:pPr>
+        <w:numPr>
+          <w:ilvl w:val="1"/>
+          <w:numId w:val="1009"/>
+        </w:numPr>
+        <w:pStyle w:val="Compact"/>
+      </w:pPr>
+      <w:r>
+        <w:t xml:space="preserve">Final adjustments</w:t>
+      </w:r>
+    </w:p>
+    <w:bookmarkEnd w:id="33"/>
+    <w:bookmarkEnd w:id="34"/>
+    <w:bookmarkStart w:id="35" w:name="definition-list"/>
+    <w:p>
+      <w:pPr>
+        <w:pStyle w:val="Heading2"/>
+      </w:pPr>
+      <w:r>
+        <w:t xml:space="preserve">Definition List</w:t>
+      </w:r>
+    </w:p>
+    <w:p>
+      <w:pPr>
+        <w:pStyle w:val="DefinitionTerm"/>
+      </w:pPr>
+      <w:r>
+        <w:t xml:space="preserve">Term A</w:t>
+      </w:r>
+    </w:p>
+    <w:p>
+      <w:pPr>
+        <w:pStyle w:val="Definition"/>
+      </w:pPr>
+      <w:r>
+        <w:t xml:space="preserve">Definition for term A, which spans multiple lines to show how descriptions are formatted in the PDF output.</w:t>
+      </w:r>
+    </w:p>
+    <w:p>
+      <w:pPr>
+        <w:pStyle w:val="DefinitionTerm"/>
+      </w:pPr>
+      <w:r>
+        <w:t xml:space="preserve">Term B</w:t>
+      </w:r>
+    </w:p>
+    <w:p>
+      <w:pPr>
+        <w:pStyle w:val="Definition"/>
+      </w:pPr>
+      <w:r>
+        <w:t xml:space="preserve">Definition for term B.</w:t>
+      </w:r>
+    </w:p>
+    <w:p>
+      <w:pPr>
+        <w:pStyle w:val="DefinitionTerm"/>
+      </w:pPr>
+      <w:r>
+        <w:t xml:space="preserve">Term C</w:t>
+      </w:r>
+    </w:p>
+    <w:p>
+      <w:pPr>
+        <w:pStyle w:val="Definition"/>
+      </w:pPr>
+      <w:r>
+        <w:t xml:space="preserve">Definition for term C with</w:t>
+      </w:r>
+      <w:r>
+        <w:t xml:space="preserve"> </w:t>
+      </w:r>
+      <w:r>
+        <w:rPr>
+          <w:bCs/>
+          <w:b/>
+        </w:rPr>
+        <w:t xml:space="preserve">inline formatting</w:t>
+      </w:r>
+      <w:r>
+        <w:t xml:space="preserve"> </w:t>
+      </w:r>
+      <w:r>
+        <w:t xml:space="preserve">and</w:t>
+      </w:r>
+      <w:r>
+        <w:t xml:space="preserve"> </w:t>
+      </w:r>
+      <w:r>
+        <w:rPr>
+          <w:rStyle w:val="VerbatimChar"/>
+        </w:rPr>
+        <w:t xml:space="preserve">code</w:t>
+      </w:r>
+      <w:r>
+        <w:t xml:space="preserve"> </w:t>
+      </w:r>
+      <w:r>
+        <w:t xml:space="preserve">elements.</w:t>
+      </w:r>
+    </w:p>
+    <w:bookmarkEnd w:id="35"/>
+    <w:bookmarkStart w:id="38" w:name="footnotes"/>
+    <w:p>
+      <w:pPr>
+        <w:pStyle w:val="Heading2"/>
+      </w:pPr>
+      <w:r>
+        <w:t xml:space="preserve">Footnotes</w:t>
+      </w:r>
+    </w:p>
+    <w:p>
+      <w:pPr>
+        <w:pStyle w:val="FirstParagraph"/>
+      </w:pPr>
+      <w:r>
+        <w:t xml:space="preserve">This sentence has a footnote.</w:t>
+      </w:r>
+      <w:r>
+        <w:rPr>
+          <w:rStyle w:val="FootnoteReference"/>
+        </w:rPr>
+        <w:footnoteReference w:id="36"/>
+      </w:r>
+      <w:r>
+        <w:t xml:space="preserve"> </w:t>
+      </w:r>
+      <w:r>
+        <w:t xml:space="preserve">And this one has another.</w:t>
+      </w:r>
+      <w:r>
+        <w:rPr>
+          <w:rStyle w:val="FootnoteReference"/>
+        </w:rPr>
+        <w:footnoteReference w:id="37"/>
+      </w:r>
+    </w:p>
+    <w:bookmarkEnd w:id="38"/>
+    <w:bookmarkStart w:id="39" w:name="task-list"/>
+    <w:p>
+      <w:pPr>
+        <w:pStyle w:val="Heading2"/>
+      </w:pPr>
+      <w:r>
+        <w:t xml:space="preserve">Task List</w:t>
+      </w:r>
+    </w:p>
+    <w:p>
+      <w:pPr>
+        <w:numPr>
+          <w:ilvl w:val="0"/>
+          <w:numId w:val="1010"/>
+        </w:numPr>
+        <w:pStyle w:val="Compact"/>
+      </w:pPr>
+      <w:r>
+        <w:t xml:space="preserve">☒ Research PDF conversion approaches</w:t>
+      </w:r>
+    </w:p>
+    <w:p>
+      <w:pPr>
+        <w:numPr>
+          <w:ilvl w:val="0"/>
+          <w:numId w:val="1010"/>
+        </w:numPr>
+        <w:pStyle w:val="Compact"/>
+      </w:pPr>
+      <w:r>
+        <w:t xml:space="preserve">☒ Build Pandoc + LibreOffice pipeline</w:t>
+      </w:r>
+    </w:p>
+    <w:p>
+      <w:pPr>
+        <w:numPr>
+          <w:ilvl w:val="0"/>
+          <w:numId w:val="1010"/>
+        </w:numPr>
+        <w:pStyle w:val="Compact"/>
+      </w:pPr>
+      <w:r>
+        <w:t xml:space="preserve">☒ Implement DOCX post-processing fixes</w:t>
+      </w:r>
+    </w:p>
+    <w:p>
+      <w:pPr>
+        <w:numPr>
+          <w:ilvl w:val="0"/>
+          <w:numId w:val="1010"/>
+        </w:numPr>
+        <w:pStyle w:val="Compact"/>
+      </w:pPr>
+      <w:r>
+        <w:t xml:space="preserve">☐ Add custom template support</w:t>
+      </w:r>
+    </w:p>
+    <w:p>
+      <w:pPr>
+        <w:numPr>
+          <w:ilvl w:val="0"/>
+          <w:numId w:val="1010"/>
+        </w:numPr>
+        <w:pStyle w:val="Compact"/>
+      </w:pPr>
+      <w:r>
+        <w:t xml:space="preserve">☐ Add image embedding optimization</w:t>
+      </w:r>
+    </w:p>
+    <w:p>
+      <w:pPr>
+        <w:numPr>
+          <w:ilvl w:val="0"/>
+          <w:numId w:val="1010"/>
+        </w:numPr>
+        <w:pStyle w:val="Compact"/>
+      </w:pPr>
+      <w:r>
+        <w:t xml:space="preserve">☐ Publish to GitHub Marketplace</w:t>
+      </w:r>
+    </w:p>
+    <w:bookmarkEnd w:id="39"/>
+    <w:bookmarkStart w:id="43" w:name="links-and-images"/>
+    <w:p>
+      <w:pPr>
+        <w:pStyle w:val="Heading2"/>
+      </w:pPr>
+      <w:r>
+        <w:t xml:space="preserve">Links and Images</w:t>
+      </w:r>
+    </w:p>
+    <w:p>
+      <w:pPr>
+        <w:numPr>
+          <w:ilvl w:val="0"/>
+          <w:numId w:val="1011"/>
+        </w:numPr>
+        <w:pStyle w:val="Compact"/>
+      </w:pPr>
+      <w:hyperlink r:id="rId40">
+        <w:r>
+          <w:rPr>
+            <w:rStyle w:val="Hyperlink"/>
+          </w:rPr>
+          <w:t xml:space="preserve">GitHub Actions Documentation</w:t>
+        </w:r>
+      </w:hyperlink>
+    </w:p>
+    <w:p>
+      <w:pPr>
+        <w:numPr>
+          <w:ilvl w:val="0"/>
+          <w:numId w:val="1011"/>
+        </w:numPr>
+        <w:pStyle w:val="Compact"/>
+      </w:pPr>
+      <w:hyperlink r:id="rId41">
+        <w:r>
+          <w:rPr>
+            <w:rStyle w:val="Hyperlink"/>
+          </w:rPr>
+          <w:t xml:space="preserve">Pandoc User’s Guide</w:t>
+        </w:r>
+      </w:hyperlink>
+    </w:p>
+    <w:p>
+      <w:pPr>
+        <w:numPr>
+          <w:ilvl w:val="0"/>
+          <w:numId w:val="1011"/>
+        </w:numPr>
+        <w:pStyle w:val="Compact"/>
+      </w:pPr>
+      <w:hyperlink r:id="rId42">
+        <w:r>
+          <w:rPr>
+            <w:rStyle w:val="Hyperlink"/>
+          </w:rPr>
+          <w:t xml:space="preserve">LibreOffice</w:t>
+        </w:r>
+      </w:hyperlink>
+    </w:p>
+    <w:bookmarkEnd w:id="43"/>
+    <w:bookmarkStart w:id="44" w:name="horizontal-rules"/>
+    <w:p>
+      <w:pPr>
+        <w:pStyle w:val="Heading2"/>
+      </w:pPr>
+      <w:r>
+        <w:t xml:space="preserve">Horizontal Rules</w:t>
+      </w:r>
+    </w:p>
+    <w:p>
+      <w:pPr>
+        <w:pStyle w:val="FirstParagraph"/>
+      </w:pPr>
+      <w:r>
+        <w:t xml:space="preserve">Above the rule.</w:t>
+      </w:r>
+    </w:p>
+    <w:p>
+      <w:pPr>
+        <w:pStyle w:val="BodyText"/>
+      </w:pPr>
+      <w:r>
+        <w:t xml:space="preserve">Below the rule.</w:t>
+      </w:r>
+    </w:p>
+    <w:bookmarkEnd w:id="44"/>
+    <w:bookmarkStart w:id="45" w:name="text-with-special-characters"/>
+    <w:p>
+      <w:pPr>
+        <w:pStyle w:val="Heading2"/>
+      </w:pPr>
+      <w:r>
+        <w:t xml:space="preserve">Text with Special Characters</w:t>
+      </w:r>
+    </w:p>
+    <w:p>
+      <w:pPr>
+        <w:pStyle w:val="FirstParagraph"/>
+      </w:pPr>
+      <w:r>
+        <w:t xml:space="preserve">Mathematical notation: a² + b² = c², H₂O, x₁, x₂, … xₙ</w:t>
+      </w:r>
+    </w:p>
+    <w:p>
+      <w:pPr>
+        <w:pStyle w:val="BodyText"/>
+      </w:pPr>
+      <w:r>
+        <w:t xml:space="preserve">Em dashes — and en dashes – with proper spacing.</w:t>
+      </w:r>
+    </w:p>
+    <w:p>
+      <w:pPr>
+        <w:pStyle w:val="BodyText"/>
+      </w:pPr>
+      <w:r>
+        <w:t xml:space="preserve">“</w:t>
+      </w:r>
+      <w:r>
+        <w:t xml:space="preserve">Smart quotes</w:t>
+      </w:r>
+      <w:r>
+        <w:t xml:space="preserve">”</w:t>
+      </w:r>
+      <w:r>
+        <w:t xml:space="preserve"> </w:t>
+      </w:r>
+      <w:r>
+        <w:t xml:space="preserve">and</w:t>
+      </w:r>
+      <w:r>
+        <w:t xml:space="preserve"> </w:t>
+      </w:r>
+      <w:r>
+        <w:t xml:space="preserve">‘</w:t>
+      </w:r>
+      <w:r>
+        <w:t xml:space="preserve">single quotes</w:t>
+      </w:r>
+      <w:r>
+        <w:t xml:space="preserve">’</w:t>
+      </w:r>
+      <w:r>
+        <w:t xml:space="preserve"> </w:t>
+      </w:r>
+      <w:r>
+        <w:t xml:space="preserve">should render as curly quotes in the PDF.</w:t>
+      </w:r>
+    </w:p>
+    <w:p>
+      <w:pPr>
+        <w:pStyle w:val="BodyText"/>
+      </w:pPr>
+      <w:r>
+        <w:t xml:space="preserve">Copyright © 2024, registered ®, trademark ™.</w:t>
+      </w:r>
+    </w:p>
+    <w:bookmarkEnd w:id="45"/>
     <w:bookmarkEnd w:id="46"/>
+    <w:bookmarkStart w:id="50" w:name="code-blocks"/>
+    <w:p>
+      <w:pPr>
+        <w:pStyle w:val="Heading1"/>
+        <w:pageBreakBefore/>
+      </w:pPr>
+      <w:r>
+        <w:t xml:space="preserve">Code Blocks</w:t>
+      </w:r>
+    </w:p>
+    <w:bookmarkStart w:id="47" w:name="python"/>
+    <w:p>
+      <w:pPr>
+        <w:pStyle w:val="Heading2"/>
+      </w:pPr>
+      <w:r>
+        <w:t xml:space="preserve">Python</w:t>
+      </w:r>
+    </w:p>
+    <w:p>
+      <w:pPr>
+        <w:pStyle w:val="SourceCode"/>
+      </w:pPr>
+      <w:r>
+        <w:rPr>
+          <w:rStyle w:val="ImportTok"/>
+        </w:rPr>
+        <w:t xml:space="preserve">import</w:t>
+      </w:r>
+      <w:r>
+        <w:rPr>
+          <w:rStyle w:val="NormalTok"/>
+        </w:rPr>
+        <w:t xml:space="preserve"> zipfile</w:t>
+      </w:r>
+      <w:r>
+        <w:br/>
+      </w:r>
+      <w:r>
+        <w:rPr>
+          <w:rStyle w:val="ImportTok"/>
+        </w:rPr>
+        <w:t xml:space="preserve">from</w:t>
+      </w:r>
+      <w:r>
+        <w:rPr>
+          <w:rStyle w:val="NormalTok"/>
+        </w:rPr>
+        <w:t xml:space="preserve"> xml.etree </w:t>
+      </w:r>
+      <w:r>
+        <w:rPr>
+          <w:rStyle w:val="ImportTok"/>
+        </w:rPr>
+        <w:t xml:space="preserve">import</w:t>
+      </w:r>
+      <w:r>
+        <w:rPr>
+          <w:rStyle w:val="NormalTok"/>
+        </w:rPr>
+        <w:t xml:space="preserve"> ElementTree </w:t>
+      </w:r>
+      <w:r>
+        <w:rPr>
+          <w:rStyle w:val="ImportTok"/>
+        </w:rPr>
+        <w:t xml:space="preserve">as</w:t>
+      </w:r>
+      <w:r>
+        <w:rPr>
+          <w:rStyle w:val="NormalTok"/>
+        </w:rPr>
+        <w:t xml:space="preserve"> ET</w:t>
+      </w:r>
+      <w:r>
+        <w:br/>
+      </w:r>
+      <w:r>
+        <w:br/>
+      </w:r>
+      <w:r>
+        <w:rPr>
+          <w:rStyle w:val="KeywordTok"/>
+        </w:rPr>
+        <w:t xml:space="preserve">def</w:t>
+      </w:r>
+      <w:r>
+        <w:rPr>
+          <w:rStyle w:val="NormalTok"/>
+        </w:rPr>
+        <w:t xml:space="preserve"> fix_table_widths(docx_path: </w:t>
+      </w:r>
+      <w:r>
+        <w:rPr>
+          <w:rStyle w:val="BuiltInTok"/>
+        </w:rPr>
+        <w:t xml:space="preserve">str</w:t>
+      </w:r>
+      <w:r>
+        <w:rPr>
+          <w:rStyle w:val="NormalTok"/>
+        </w:rPr>
+        <w:t xml:space="preserve">) </w:t>
+      </w:r>
+      <w:r>
+        <w:rPr>
+          <w:rStyle w:val="OperatorTok"/>
+        </w:rPr>
+        <w:t xml:space="preserve">-&gt;</w:t>
+      </w:r>
+      <w:r>
+        <w:rPr>
+          <w:rStyle w:val="NormalTok"/>
+        </w:rPr>
+        <w:t xml:space="preserve"> </w:t>
+      </w:r>
+      <w:r>
+        <w:rPr>
+          <w:rStyle w:val="VariableTok"/>
+        </w:rPr>
+        <w:t xml:space="preserve">None</w:t>
+      </w:r>
+      <w:r>
+        <w:rPr>
+          <w:rStyle w:val="NormalTok"/>
+        </w:rPr>
+        <w:t xml:space="preserve">:</w:t>
+      </w:r>
+      <w:r>
+        <w:br/>
+      </w:r>
+      <w:r>
+        <w:rPr>
+          <w:rStyle w:val="NormalTok"/>
+        </w:rPr>
+        <w:t xml:space="preserve">    </w:t>
+      </w:r>
+      <w:r>
+        <w:rPr>
+          <w:rStyle w:val="ControlFlowTok"/>
+        </w:rPr>
+        <w:t xml:space="preserve">with</w:t>
+      </w:r>
+      <w:r>
+        <w:rPr>
+          <w:rStyle w:val="NormalTok"/>
+        </w:rPr>
+        <w:t xml:space="preserve"> zipfile.ZipFile(docx_path) </w:t>
+      </w:r>
+      <w:r>
+        <w:rPr>
+          <w:rStyle w:val="ImportTok"/>
+        </w:rPr>
+        <w:t xml:space="preserve">as</w:t>
+      </w:r>
+      <w:r>
+        <w:rPr>
+          <w:rStyle w:val="NormalTok"/>
+        </w:rPr>
+        <w:t xml:space="preserve"> z:</w:t>
+      </w:r>
+      <w:r>
+        <w:br/>
+      </w:r>
+      <w:r>
+        <w:rPr>
+          <w:rStyle w:val="NormalTok"/>
+        </w:rPr>
+        <w:t xml:space="preserve">        data </w:t>
+      </w:r>
+      <w:r>
+        <w:rPr>
+          <w:rStyle w:val="OperatorTok"/>
+        </w:rPr>
+        <w:t xml:space="preserve">=</w:t>
+      </w:r>
+      <w:r>
+        <w:rPr>
+          <w:rStyle w:val="NormalTok"/>
+        </w:rPr>
+        <w:t xml:space="preserve"> z.read(</w:t>
+      </w:r>
+      <w:r>
+        <w:rPr>
+          <w:rStyle w:val="StringTok"/>
+        </w:rPr>
+        <w:t xml:space="preserve">"word/document.xml"</w:t>
+      </w:r>
+      <w:r>
+        <w:rPr>
+          <w:rStyle w:val="NormalTok"/>
+        </w:rPr>
+        <w:t xml:space="preserve">)</w:t>
+      </w:r>
+      <w:r>
+        <w:br/>
+      </w:r>
+      <w:r>
+        <w:rPr>
+          <w:rStyle w:val="NormalTok"/>
+        </w:rPr>
+        <w:t xml:space="preserve">        root </w:t>
+      </w:r>
+      <w:r>
+        <w:rPr>
+          <w:rStyle w:val="OperatorTok"/>
+        </w:rPr>
+        <w:t xml:space="preserve">=</w:t>
+      </w:r>
+      <w:r>
+        <w:rPr>
+          <w:rStyle w:val="NormalTok"/>
+        </w:rPr>
+        <w:t xml:space="preserve"> ET.fromstring(data)</w:t>
+      </w:r>
+      <w:r>
+        <w:br/>
+      </w:r>
+      <w:r>
+        <w:rPr>
+          <w:rStyle w:val="NormalTok"/>
+        </w:rPr>
+        <w:t xml:space="preserve">        </w:t>
+      </w:r>
+      <w:r>
+        <w:rPr>
+          <w:rStyle w:val="CommentTok"/>
+        </w:rPr>
+        <w:t xml:space="preserve"># Convert fixed width to percentage-based</w:t>
+      </w:r>
+      <w:r>
+        <w:br/>
+      </w:r>
+      <w:r>
+        <w:rPr>
+          <w:rStyle w:val="NormalTok"/>
+        </w:rPr>
+        <w:t xml:space="preserve">        </w:t>
+      </w:r>
+      <w:r>
+        <w:rPr>
+          <w:rStyle w:val="ControlFlowTok"/>
+        </w:rPr>
+        <w:t xml:space="preserve">for</w:t>
+      </w:r>
+      <w:r>
+        <w:rPr>
+          <w:rStyle w:val="NormalTok"/>
+        </w:rPr>
+        <w:t xml:space="preserve"> tbl </w:t>
+      </w:r>
+      <w:r>
+        <w:rPr>
+          <w:rStyle w:val="KeywordTok"/>
+        </w:rPr>
+        <w:t xml:space="preserve">in</w:t>
+      </w:r>
+      <w:r>
+        <w:rPr>
+          <w:rStyle w:val="NormalTok"/>
+        </w:rPr>
+        <w:t xml:space="preserve"> root.</w:t>
+      </w:r>
+      <w:r>
+        <w:rPr>
+          <w:rStyle w:val="BuiltInTok"/>
+        </w:rPr>
+        <w:t xml:space="preserve">iter</w:t>
+      </w:r>
+      <w:r>
+        <w:rPr>
+          <w:rStyle w:val="NormalTok"/>
+        </w:rPr>
+        <w:t xml:space="preserve">(</w:t>
+      </w:r>
+      <w:r>
+        <w:rPr>
+          <w:rStyle w:val="StringTok"/>
+        </w:rPr>
+        <w:t xml:space="preserve">"{http://schemas...}tbl"</w:t>
+      </w:r>
+      <w:r>
+        <w:rPr>
+          <w:rStyle w:val="NormalTok"/>
+        </w:rPr>
+        <w:t xml:space="preserve">):</w:t>
+      </w:r>
+      <w:r>
+        <w:br/>
+      </w:r>
+      <w:r>
+        <w:rPr>
+          <w:rStyle w:val="NormalTok"/>
+        </w:rPr>
+        <w:t xml:space="preserve">            tblW </w:t>
+      </w:r>
+      <w:r>
+        <w:rPr>
+          <w:rStyle w:val="OperatorTok"/>
+        </w:rPr>
+        <w:t xml:space="preserve">=</w:t>
+      </w:r>
+      <w:r>
+        <w:rPr>
+          <w:rStyle w:val="NormalTok"/>
+        </w:rPr>
+        <w:t xml:space="preserve"> tbl.find(</w:t>
+      </w:r>
+      <w:r>
+        <w:rPr>
+          <w:rStyle w:val="StringTok"/>
+        </w:rPr>
+        <w:t xml:space="preserve">"{http://schemas...}tblPr/tblW"</w:t>
+      </w:r>
+      <w:r>
+        <w:rPr>
+          <w:rStyle w:val="NormalTok"/>
+        </w:rPr>
+        <w:t xml:space="preserve">)</w:t>
+      </w:r>
+      <w:r>
+        <w:br/>
+      </w:r>
+      <w:r>
+        <w:rPr>
+          <w:rStyle w:val="NormalTok"/>
+        </w:rPr>
+        <w:t xml:space="preserve">            </w:t>
+      </w:r>
+      <w:r>
+        <w:rPr>
+          <w:rStyle w:val="ControlFlowTok"/>
+        </w:rPr>
+        <w:t xml:space="preserve">if</w:t>
+      </w:r>
+      <w:r>
+        <w:rPr>
+          <w:rStyle w:val="NormalTok"/>
+        </w:rPr>
+        <w:t xml:space="preserve"> tblW </w:t>
+      </w:r>
+      <w:r>
+        <w:rPr>
+          <w:rStyle w:val="KeywordTok"/>
+        </w:rPr>
+        <w:t xml:space="preserve">is</w:t>
+      </w:r>
+      <w:r>
+        <w:rPr>
+          <w:rStyle w:val="NormalTok"/>
+        </w:rPr>
+        <w:t xml:space="preserve"> </w:t>
+      </w:r>
+      <w:r>
+        <w:rPr>
+          <w:rStyle w:val="KeywordTok"/>
+        </w:rPr>
+        <w:t xml:space="preserve">not</w:t>
+      </w:r>
+      <w:r>
+        <w:rPr>
+          <w:rStyle w:val="NormalTok"/>
+        </w:rPr>
+        <w:t xml:space="preserve"> </w:t>
+      </w:r>
+      <w:r>
+        <w:rPr>
+          <w:rStyle w:val="VariableTok"/>
+        </w:rPr>
+        <w:t xml:space="preserve">None</w:t>
+      </w:r>
+      <w:r>
+        <w:rPr>
+          <w:rStyle w:val="NormalTok"/>
+        </w:rPr>
+        <w:t xml:space="preserve">:</w:t>
+      </w:r>
+      <w:r>
+        <w:br/>
+      </w:r>
+      <w:r>
+        <w:rPr>
+          <w:rStyle w:val="NormalTok"/>
+        </w:rPr>
+        <w:t xml:space="preserve">                tblW.</w:t>
+      </w:r>
+      <w:r>
+        <w:rPr>
+          <w:rStyle w:val="BuiltInTok"/>
+        </w:rPr>
+        <w:t xml:space="preserve">set</w:t>
+      </w:r>
+      <w:r>
+        <w:rPr>
+          <w:rStyle w:val="NormalTok"/>
+        </w:rPr>
+        <w:t xml:space="preserve">(</w:t>
+      </w:r>
+      <w:r>
+        <w:rPr>
+          <w:rStyle w:val="StringTok"/>
+        </w:rPr>
+        <w:t xml:space="preserve">"w:type"</w:t>
+      </w:r>
+      <w:r>
+        <w:rPr>
+          <w:rStyle w:val="NormalTok"/>
+        </w:rPr>
+        <w:t xml:space="preserve">, </w:t>
+      </w:r>
+      <w:r>
+        <w:rPr>
+          <w:rStyle w:val="StringTok"/>
+        </w:rPr>
+        <w:t xml:space="preserve">"pct"</w:t>
+      </w:r>
+      <w:r>
+        <w:rPr>
+          <w:rStyle w:val="NormalTok"/>
+        </w:rPr>
+        <w:t xml:space="preserve">)</w:t>
+      </w:r>
+      <w:r>
+        <w:br/>
+      </w:r>
+      <w:r>
+        <w:rPr>
+          <w:rStyle w:val="NormalTok"/>
+        </w:rPr>
+        <w:t xml:space="preserve">                tblW.</w:t>
+      </w:r>
+      <w:r>
+        <w:rPr>
+          <w:rStyle w:val="BuiltInTok"/>
+        </w:rPr>
+        <w:t xml:space="preserve">set</w:t>
+      </w:r>
+      <w:r>
+        <w:rPr>
+          <w:rStyle w:val="NormalTok"/>
+        </w:rPr>
+        <w:t xml:space="preserve">(</w:t>
+      </w:r>
+      <w:r>
+        <w:rPr>
+          <w:rStyle w:val="StringTok"/>
+        </w:rPr>
+        <w:t xml:space="preserve">"w:w"</w:t>
+      </w:r>
+      <w:r>
+        <w:rPr>
+          <w:rStyle w:val="NormalTok"/>
+        </w:rPr>
+        <w:t xml:space="preserve">, </w:t>
+      </w:r>
+      <w:r>
+        <w:rPr>
+          <w:rStyle w:val="StringTok"/>
+        </w:rPr>
+        <w:t xml:space="preserve">"5000"</w:t>
+      </w:r>
+      <w:r>
+        <w:rPr>
+          <w:rStyle w:val="NormalTok"/>
+        </w:rPr>
+        <w:t xml:space="preserve">)</w:t>
+      </w:r>
+    </w:p>
     <w:bookmarkEnd w:id="47"/>
-    <w:bookmarkStart w:id="48" w:name="text-with-special-characters"/>
+    <w:bookmarkStart w:id="48" w:name="javascript"/>
     <w:p>
       <w:pPr>
         <w:pStyle w:val="Heading2"/>
       </w:pPr>
       <w:r>
-        <w:t xml:space="preserve">Text with Special Characters</w:t>
+        <w:t xml:space="preserve">JavaScript</w:t>
+      </w:r>
+    </w:p>
+    <w:p>
+      <w:pPr>
+        <w:pStyle w:val="SourceCode"/>
+      </w:pPr>
+      <w:r>
+        <w:rPr>
+          <w:rStyle w:val="KeywordTok"/>
+        </w:rPr>
+        <w:t xml:space="preserve">async</w:t>
+      </w:r>
+      <w:r>
+        <w:rPr>
+          <w:rStyle w:val="NormalTok"/>
+        </w:rPr>
+        <w:t xml:space="preserve"> </w:t>
+      </w:r>
+      <w:r>
+        <w:rPr>
+          <w:rStyle w:val="KeywordTok"/>
+        </w:rPr>
+        <w:t xml:space="preserve">function</w:t>
+      </w:r>
+      <w:r>
+        <w:rPr>
+          <w:rStyle w:val="NormalTok"/>
+        </w:rPr>
+        <w:t xml:space="preserve"> </w:t>
+      </w:r>
+      <w:r>
+        <w:rPr>
+          <w:rStyle w:val="FunctionTok"/>
+        </w:rPr>
+        <w:t xml:space="preserve">convertMarkdownToPDF</w:t>
+      </w:r>
+      <w:r>
+        <w:rPr>
+          <w:rStyle w:val="NormalTok"/>
+        </w:rPr>
+        <w:t xml:space="preserve">(markdownPath</w:t>
+      </w:r>
+      <w:r>
+        <w:rPr>
+          <w:rStyle w:val="OperatorTok"/>
+        </w:rPr>
+        <w:t xml:space="preserve">,</w:t>
+      </w:r>
+      <w:r>
+        <w:rPr>
+          <w:rStyle w:val="NormalTok"/>
+        </w:rPr>
+        <w:t xml:space="preserve"> pdfPath) {</w:t>
+      </w:r>
+      <w:r>
+        <w:br/>
+      </w:r>
+      <w:r>
+        <w:rPr>
+          <w:rStyle w:val="NormalTok"/>
+        </w:rPr>
+        <w:t xml:space="preserve">  </w:t>
+      </w:r>
+      <w:r>
+        <w:rPr>
+          <w:rStyle w:val="KeywordTok"/>
+        </w:rPr>
+        <w:t xml:space="preserve">const</w:t>
+      </w:r>
+      <w:r>
+        <w:rPr>
+          <w:rStyle w:val="NormalTok"/>
+        </w:rPr>
+        <w:t xml:space="preserve"> docx </w:t>
+      </w:r>
+      <w:r>
+        <w:rPr>
+          <w:rStyle w:val="OperatorTok"/>
+        </w:rPr>
+        <w:t xml:space="preserve">=</w:t>
+      </w:r>
+      <w:r>
+        <w:rPr>
+          <w:rStyle w:val="NormalTok"/>
+        </w:rPr>
+        <w:t xml:space="preserve"> </w:t>
+      </w:r>
+      <w:r>
+        <w:rPr>
+          <w:rStyle w:val="ControlFlowTok"/>
+        </w:rPr>
+        <w:t xml:space="preserve">await</w:t>
+      </w:r>
+      <w:r>
+        <w:rPr>
+          <w:rStyle w:val="NormalTok"/>
+        </w:rPr>
+        <w:t xml:space="preserve"> </w:t>
+      </w:r>
+      <w:r>
+        <w:rPr>
+          <w:rStyle w:val="FunctionTok"/>
+        </w:rPr>
+        <w:t xml:space="preserve">pandocConvert</w:t>
+      </w:r>
+      <w:r>
+        <w:rPr>
+          <w:rStyle w:val="NormalTok"/>
+        </w:rPr>
+        <w:t xml:space="preserve">(markdownPath)</w:t>
+      </w:r>
+      <w:r>
+        <w:rPr>
+          <w:rStyle w:val="OperatorTok"/>
+        </w:rPr>
+        <w:t xml:space="preserve">;</w:t>
+      </w:r>
+      <w:r>
+        <w:br/>
+      </w:r>
+      <w:r>
+        <w:rPr>
+          <w:rStyle w:val="NormalTok"/>
+        </w:rPr>
+        <w:t xml:space="preserve">  </w:t>
+      </w:r>
+      <w:r>
+        <w:rPr>
+          <w:rStyle w:val="KeywordTok"/>
+        </w:rPr>
+        <w:t xml:space="preserve">const</w:t>
+      </w:r>
+      <w:r>
+        <w:rPr>
+          <w:rStyle w:val="NormalTok"/>
+        </w:rPr>
+        <w:t xml:space="preserve"> fixed </w:t>
+      </w:r>
+      <w:r>
+        <w:rPr>
+          <w:rStyle w:val="OperatorTok"/>
+        </w:rPr>
+        <w:t xml:space="preserve">=</w:t>
+      </w:r>
+      <w:r>
+        <w:rPr>
+          <w:rStyle w:val="NormalTok"/>
+        </w:rPr>
+        <w:t xml:space="preserve"> </w:t>
+      </w:r>
+      <w:r>
+        <w:rPr>
+          <w:rStyle w:val="ControlFlowTok"/>
+        </w:rPr>
+        <w:t xml:space="preserve">await</w:t>
+      </w:r>
+      <w:r>
+        <w:rPr>
+          <w:rStyle w:val="NormalTok"/>
+        </w:rPr>
+        <w:t xml:space="preserve"> </w:t>
+      </w:r>
+      <w:r>
+        <w:rPr>
+          <w:rStyle w:val="FunctionTok"/>
+        </w:rPr>
+        <w:t xml:space="preserve">fixDocxTables</w:t>
+      </w:r>
+      <w:r>
+        <w:rPr>
+          <w:rStyle w:val="NormalTok"/>
+        </w:rPr>
+        <w:t xml:space="preserve">(docx)</w:t>
+      </w:r>
+      <w:r>
+        <w:rPr>
+          <w:rStyle w:val="OperatorTok"/>
+        </w:rPr>
+        <w:t xml:space="preserve">;</w:t>
+      </w:r>
+      <w:r>
+        <w:br/>
+      </w:r>
+      <w:r>
+        <w:rPr>
+          <w:rStyle w:val="NormalTok"/>
+        </w:rPr>
+        <w:t xml:space="preserve">  </w:t>
+      </w:r>
+      <w:r>
+        <w:rPr>
+          <w:rStyle w:val="ControlFlowTok"/>
+        </w:rPr>
+        <w:t xml:space="preserve">await</w:t>
+      </w:r>
+      <w:r>
+        <w:rPr>
+          <w:rStyle w:val="NormalTok"/>
+        </w:rPr>
+        <w:t xml:space="preserve"> </w:t>
+      </w:r>
+      <w:r>
+        <w:rPr>
+          <w:rStyle w:val="FunctionTok"/>
+        </w:rPr>
+        <w:t xml:space="preserve">libreofficeConvert</w:t>
+      </w:r>
+      <w:r>
+        <w:rPr>
+          <w:rStyle w:val="NormalTok"/>
+        </w:rPr>
+        <w:t xml:space="preserve">(fixed</w:t>
+      </w:r>
+      <w:r>
+        <w:rPr>
+          <w:rStyle w:val="OperatorTok"/>
+        </w:rPr>
+        <w:t xml:space="preserve">,</w:t>
+      </w:r>
+      <w:r>
+        <w:rPr>
+          <w:rStyle w:val="NormalTok"/>
+        </w:rPr>
+        <w:t xml:space="preserve"> pdfPath)</w:t>
+      </w:r>
+      <w:r>
+        <w:rPr>
+          <w:rStyle w:val="OperatorTok"/>
+        </w:rPr>
+        <w:t xml:space="preserve">;</w:t>
+      </w:r>
+      <w:r>
+        <w:br/>
+      </w:r>
+      <w:r>
+        <w:rPr>
+          <w:rStyle w:val="NormalTok"/>
+        </w:rPr>
+        <w:t xml:space="preserve">  </w:t>
+      </w:r>
+      <w:r>
+        <w:rPr>
+          <w:rStyle w:val="BuiltInTok"/>
+        </w:rPr>
+        <w:t xml:space="preserve">console</w:t>
+      </w:r>
+      <w:r>
+        <w:rPr>
+          <w:rStyle w:val="OperatorTok"/>
+        </w:rPr>
+        <w:t xml:space="preserve">.</w:t>
+      </w:r>
+      <w:r>
+        <w:rPr>
+          <w:rStyle w:val="FunctionTok"/>
+        </w:rPr>
+        <w:t xml:space="preserve">log</w:t>
+      </w:r>
+      <w:r>
+        <w:rPr>
+          <w:rStyle w:val="NormalTok"/>
+        </w:rPr>
+        <w:t xml:space="preserve">(</w:t>
+      </w:r>
+      <w:r>
+        <w:rPr>
+          <w:rStyle w:val="VerbatimStringTok"/>
+        </w:rPr>
+        <w:t xml:space="preserve">`PDF generated: </w:t>
+      </w:r>
+      <w:r>
+        <w:rPr>
+          <w:rStyle w:val="SpecialCharTok"/>
+        </w:rPr>
+        <w:t xml:space="preserve">${</w:t>
+      </w:r>
+      <w:r>
+        <w:rPr>
+          <w:rStyle w:val="NormalTok"/>
+        </w:rPr>
+        <w:t xml:space="preserve">pdfPath</w:t>
+      </w:r>
+      <w:r>
+        <w:rPr>
+          <w:rStyle w:val="SpecialCharTok"/>
+        </w:rPr>
+        <w:t xml:space="preserve">}</w:t>
+      </w:r>
+      <w:r>
+        <w:rPr>
+          <w:rStyle w:val="VerbatimStringTok"/>
+        </w:rPr>
+        <w:t xml:space="preserve">`</w:t>
+      </w:r>
+      <w:r>
+        <w:rPr>
+          <w:rStyle w:val="NormalTok"/>
+        </w:rPr>
+        <w:t xml:space="preserve">)</w:t>
+      </w:r>
+      <w:r>
+        <w:rPr>
+          <w:rStyle w:val="OperatorTok"/>
+        </w:rPr>
+        <w:t xml:space="preserve">;</w:t>
+      </w:r>
+      <w:r>
+        <w:br/>
+      </w:r>
+      <w:r>
+        <w:rPr>
+          <w:rStyle w:val="NormalTok"/>
+        </w:rPr>
+        <w:t xml:space="preserve">}</w:t>
+      </w:r>
+    </w:p>
+    <w:bookmarkEnd w:id="48"/>
+    <w:bookmarkStart w:id="49" w:name="diff"/>
+    <w:p>
+      <w:pPr>
+        <w:pStyle w:val="Heading2"/>
+      </w:pPr>
+      <w:r>
+        <w:t xml:space="preserve">Diff</w:t>
+      </w:r>
+    </w:p>
+    <w:p>
+      <w:pPr>
+        <w:pStyle w:val="SourceCode"/>
+      </w:pPr>
+      <w:r>
+        <w:rPr>
+          <w:rStyle w:val="StringTok"/>
+        </w:rPr>
+        <w:t xml:space="preserve">- tblW.set("w:type", "dxa")</w:t>
+      </w:r>
+      <w:r>
+        <w:br/>
+      </w:r>
+      <w:r>
+        <w:rPr>
+          <w:rStyle w:val="VariableTok"/>
+        </w:rPr>
+        <w:t xml:space="preserve">+ tblW.set("w:type", "pct")</w:t>
+      </w:r>
+      <w:r>
+        <w:br/>
+      </w:r>
+      <w:r>
+        <w:rPr>
+          <w:rStyle w:val="StringTok"/>
+        </w:rPr>
+        <w:t xml:space="preserve">- tblW.set("w:w", "5000")</w:t>
+      </w:r>
+      <w:r>
+        <w:br/>
+      </w:r>
+      <w:r>
+        <w:rPr>
+          <w:rStyle w:val="VariableTok"/>
+        </w:rPr>
+        <w:t xml:space="preserve">+ tblW.set("w:w", "5000")</w:t>
+      </w:r>
+      <w:r>
+        <w:br/>
+      </w:r>
+      <w:r>
+        <w:rPr>
+          <w:rStyle w:val="NormalTok"/>
+        </w:rPr>
+        <w:t xml:space="preserve">  &lt;!-- same value but now interpreted as percentage --&gt;</w:t>
+      </w:r>
+    </w:p>
+    <w:bookmarkEnd w:id="49"/>
+    <w:bookmarkEnd w:id="50"/>
+    <w:bookmarkStart w:id="75" w:name="financial-charts"/>
+    <w:p>
+      <w:pPr>
+        <w:pStyle w:val="Heading1"/>
+        <w:pageBreakBefore/>
+      </w:pPr>
+      <w:r>
+        <w:t xml:space="preserve">Financial Charts</w:t>
       </w:r>
     </w:p>
     <w:p>
@@ -4739,7 +4759,54 @@
         <w:pStyle w:val="FirstParagraph"/>
       </w:pPr>
       <w:r>
-        <w:t xml:space="preserve">Mathematical notation: a² + b² = c², H₂O, x₁, x₂, … xₙ</w:t>
+        <w:t xml:space="preserve">This section presents a series of financial visualizations generated using Python’s</w:t>
+      </w:r>
+      <w:r>
+        <w:t xml:space="preserve"> </w:t>
+      </w:r>
+      <w:r>
+        <w:rPr>
+          <w:rStyle w:val="VerbatimChar"/>
+        </w:rPr>
+        <w:t xml:space="preserve">matplotlib</w:t>
+      </w:r>
+      <w:r>
+        <w:t xml:space="preserve"> </w:t>
+      </w:r>
+      <w:r>
+        <w:t xml:space="preserve">and</w:t>
+      </w:r>
+      <w:r>
+        <w:t xml:space="preserve"> </w:t>
+      </w:r>
+      <w:r>
+        <w:rPr>
+          <w:rStyle w:val="VerbatimChar"/>
+        </w:rPr>
+        <w:t xml:space="preserve">mplfinance</w:t>
+      </w:r>
+      <w:r>
+        <w:t xml:space="preserve"> </w:t>
+      </w:r>
+      <w:r>
+        <w:t xml:space="preserve">libraries. Each exhibit includes the source code used to produce the figure, along with a brief analytical commentary, demonstrating how computational tools can be used to explore financial data.</w:t>
+      </w:r>
+    </w:p>
+    <w:bookmarkStart w:id="54" w:name="exhibit-a-candlestick-chart"/>
+    <w:p>
+      <w:pPr>
+        <w:pStyle w:val="Heading2"/>
+      </w:pPr>
+      <w:r>
+        <w:t xml:space="preserve">Exhibit A: Candlestick Chart</w:t>
+      </w:r>
+    </w:p>
+    <w:p>
+      <w:pPr>
+        <w:pStyle w:val="FirstParagraph"/>
+      </w:pPr>
+      <w:r>
+        <w:t xml:space="preserve">Candlestick charts are a foundational tool in technical analysis, encoding open, high, low, and close (OHLC) prices for a given time period. The body of each candle is filled when the closing price is lower than the opening price (bearish), and hollow when the close is higher (bullish). The wicks extend to the period’s high and low.</w:t>
       </w:r>
     </w:p>
     <w:p>
@@ -4747,70 +4814,774 @@
         <w:pStyle w:val="BodyText"/>
       </w:pPr>
       <w:r>
-        <w:t xml:space="preserve">Em dashes — and en dashes – with proper spacing.</w:t>
-      </w:r>
-    </w:p>
-    <w:p>
-      <w:pPr>
-        <w:pStyle w:val="BodyText"/>
-      </w:pPr>
-      <w:r>
-        <w:t xml:space="preserve">“</w:t>
-      </w:r>
-      <w:r>
-        <w:t xml:space="preserve">Smart quotes</w:t>
-      </w:r>
-      <w:r>
-        <w:t xml:space="preserve">”</w:t>
-      </w:r>
-      <w:r>
+        <w:t xml:space="preserve">The following figure presents 60 trading days of simulated ACME Corp equity data, with volume displayed beneath the price panel. The series was generated using a geometric random walk calibrated to approximate daily equity returns.</w:t>
+      </w:r>
+    </w:p>
+    <w:p>
+      <w:pPr>
+        <w:pStyle w:val="SourceCode"/>
+      </w:pPr>
+      <w:r>
+        <w:rPr>
+          <w:rStyle w:val="ImportTok"/>
+        </w:rPr>
+        <w:t xml:space="preserve">import</w:t>
+      </w:r>
+      <w:r>
+        <w:rPr>
+          <w:rStyle w:val="NormalTok"/>
+        </w:rPr>
+        <w:t xml:space="preserve"> pandas </w:t>
+      </w:r>
+      <w:r>
+        <w:rPr>
+          <w:rStyle w:val="ImportTok"/>
+        </w:rPr>
+        <w:t xml:space="preserve">as</w:t>
+      </w:r>
+      <w:r>
+        <w:rPr>
+          <w:rStyle w:val="NormalTok"/>
+        </w:rPr>
+        <w:t xml:space="preserve"> pd</w:t>
+      </w:r>
+      <w:r>
+        <w:br/>
+      </w:r>
+      <w:r>
+        <w:rPr>
+          <w:rStyle w:val="ImportTok"/>
+        </w:rPr>
+        <w:t xml:space="preserve">import</w:t>
+      </w:r>
+      <w:r>
+        <w:rPr>
+          <w:rStyle w:val="NormalTok"/>
+        </w:rPr>
+        <w:t xml:space="preserve"> numpy </w:t>
+      </w:r>
+      <w:r>
+        <w:rPr>
+          <w:rStyle w:val="ImportTok"/>
+        </w:rPr>
+        <w:t xml:space="preserve">as</w:t>
+      </w:r>
+      <w:r>
+        <w:rPr>
+          <w:rStyle w:val="NormalTok"/>
+        </w:rPr>
+        <w:t xml:space="preserve"> np</w:t>
+      </w:r>
+      <w:r>
+        <w:br/>
+      </w:r>
+      <w:r>
+        <w:rPr>
+          <w:rStyle w:val="ImportTok"/>
+        </w:rPr>
+        <w:t xml:space="preserve">import</w:t>
+      </w:r>
+      <w:r>
+        <w:rPr>
+          <w:rStyle w:val="NormalTok"/>
+        </w:rPr>
+        <w:t xml:space="preserve"> mplfinance </w:t>
+      </w:r>
+      <w:r>
+        <w:rPr>
+          <w:rStyle w:val="ImportTok"/>
+        </w:rPr>
+        <w:t xml:space="preserve">as</w:t>
+      </w:r>
+      <w:r>
+        <w:rPr>
+          <w:rStyle w:val="NormalTok"/>
+        </w:rPr>
+        <w:t xml:space="preserve"> mpf</w:t>
+      </w:r>
+      <w:r>
+        <w:br/>
+      </w:r>
+      <w:r>
+        <w:br/>
+      </w:r>
+      <w:r>
+        <w:rPr>
+          <w:rStyle w:val="NormalTok"/>
+        </w:rPr>
+        <w:t xml:space="preserve">dates </w:t>
+      </w:r>
+      <w:r>
+        <w:rPr>
+          <w:rStyle w:val="OperatorTok"/>
+        </w:rPr>
+        <w:t xml:space="preserve">=</w:t>
+      </w:r>
+      <w:r>
+        <w:rPr>
+          <w:rStyle w:val="NormalTok"/>
+        </w:rPr>
+        <w:t xml:space="preserve"> pd.date_range(end</w:t>
+      </w:r>
+      <w:r>
+        <w:rPr>
+          <w:rStyle w:val="OperatorTok"/>
+        </w:rPr>
+        <w:t xml:space="preserve">=</w:t>
+      </w:r>
+      <w:r>
+        <w:rPr>
+          <w:rStyle w:val="StringTok"/>
+        </w:rPr>
+        <w:t xml:space="preserve">'2025-12-31'</w:t>
+      </w:r>
+      <w:r>
+        <w:rPr>
+          <w:rStyle w:val="NormalTok"/>
+        </w:rPr>
+        <w:t xml:space="preserve">, periods</w:t>
+      </w:r>
+      <w:r>
+        <w:rPr>
+          <w:rStyle w:val="OperatorTok"/>
+        </w:rPr>
+        <w:t xml:space="preserve">=</w:t>
+      </w:r>
+      <w:r>
+        <w:rPr>
+          <w:rStyle w:val="DecValTok"/>
+        </w:rPr>
+        <w:t xml:space="preserve">60</w:t>
+      </w:r>
+      <w:r>
+        <w:rPr>
+          <w:rStyle w:val="NormalTok"/>
+        </w:rPr>
+        <w:t xml:space="preserve">, freq</w:t>
+      </w:r>
+      <w:r>
+        <w:rPr>
+          <w:rStyle w:val="OperatorTok"/>
+        </w:rPr>
+        <w:t xml:space="preserve">=</w:t>
+      </w:r>
+      <w:r>
+        <w:rPr>
+          <w:rStyle w:val="StringTok"/>
+        </w:rPr>
+        <w:t xml:space="preserve">'B'</w:t>
+      </w:r>
+      <w:r>
+        <w:rPr>
+          <w:rStyle w:val="NormalTok"/>
+        </w:rPr>
+        <w:t xml:space="preserve">)</w:t>
+      </w:r>
+      <w:r>
+        <w:br/>
+      </w:r>
+      <w:r>
+        <w:rPr>
+          <w:rStyle w:val="NormalTok"/>
+        </w:rPr>
+        <w:t xml:space="preserve">price </w:t>
+      </w:r>
+      <w:r>
+        <w:rPr>
+          <w:rStyle w:val="OperatorTok"/>
+        </w:rPr>
+        <w:t xml:space="preserve">=</w:t>
+      </w:r>
+      <w:r>
+        <w:rPr>
+          <w:rStyle w:val="NormalTok"/>
+        </w:rPr>
         <w:t xml:space="preserve"> </w:t>
       </w:r>
       <w:r>
-        <w:t xml:space="preserve">and</w:t>
-      </w:r>
-      <w:r>
+        <w:rPr>
+          <w:rStyle w:val="DecValTok"/>
+        </w:rPr>
+        <w:t xml:space="preserve">150</w:t>
+      </w:r>
+      <w:r>
+        <w:rPr>
+          <w:rStyle w:val="NormalTok"/>
+        </w:rPr>
         <w:t xml:space="preserve"> </w:t>
       </w:r>
       <w:r>
-        <w:t xml:space="preserve">‘</w:t>
-      </w:r>
-      <w:r>
-        <w:t xml:space="preserve">single quotes</w:t>
-      </w:r>
-      <w:r>
-        <w:t xml:space="preserve">’</w:t>
-      </w:r>
-      <w:r>
-        <w:t xml:space="preserve"> </w:t>
-      </w:r>
-      <w:r>
-        <w:t xml:space="preserve">should render as curly quotes in the PDF.</w:t>
-      </w:r>
-    </w:p>
-    <w:p>
-      <w:pPr>
-        <w:pStyle w:val="BodyText"/>
-      </w:pPr>
-      <w:r>
-        <w:t xml:space="preserve">Copyright © 2024, registered ®, trademark ™.</w:t>
-      </w:r>
-    </w:p>
-    <w:p>
-      <w:r>
-        <w:pict>
-          <v:rect style="width:0;height:1.5pt" o:hralign="center" o:hrstd="t" o:hr="t"/>
-        </w:pict>
-      </w:r>
-    </w:p>
-    <w:bookmarkEnd w:id="48"/>
-    <w:bookmarkStart w:id="73" w:name="financial-charts"/>
-    <w:p>
-      <w:pPr>
-        <w:pStyle w:val="Heading2"/>
-      </w:pPr>
-      <w:r>
-        <w:t xml:space="preserve">Financial Charts</w:t>
+        <w:rPr>
+          <w:rStyle w:val="OperatorTok"/>
+        </w:rPr>
+        <w:t xml:space="preserve">+</w:t>
+      </w:r>
+      <w:r>
+        <w:rPr>
+          <w:rStyle w:val="NormalTok"/>
+        </w:rPr>
+        <w:t xml:space="preserve"> np.cumsum(np.random.normal(</w:t>
+      </w:r>
+      <w:r>
+        <w:rPr>
+          <w:rStyle w:val="DecValTok"/>
+        </w:rPr>
+        <w:t xml:space="preserve">0</w:t>
+      </w:r>
+      <w:r>
+        <w:rPr>
+          <w:rStyle w:val="NormalTok"/>
+        </w:rPr>
+        <w:t xml:space="preserve">, </w:t>
+      </w:r>
+      <w:r>
+        <w:rPr>
+          <w:rStyle w:val="FloatTok"/>
+        </w:rPr>
+        <w:t xml:space="preserve">1.5</w:t>
+      </w:r>
+      <w:r>
+        <w:rPr>
+          <w:rStyle w:val="NormalTok"/>
+        </w:rPr>
+        <w:t xml:space="preserve">, </w:t>
+      </w:r>
+      <w:r>
+        <w:rPr>
+          <w:rStyle w:val="DecValTok"/>
+        </w:rPr>
+        <w:t xml:space="preserve">60</w:t>
+      </w:r>
+      <w:r>
+        <w:rPr>
+          <w:rStyle w:val="NormalTok"/>
+        </w:rPr>
+        <w:t xml:space="preserve">))</w:t>
+      </w:r>
+      <w:r>
+        <w:br/>
+      </w:r>
+      <w:r>
+        <w:rPr>
+          <w:rStyle w:val="NormalTok"/>
+        </w:rPr>
+        <w:t xml:space="preserve">df </w:t>
+      </w:r>
+      <w:r>
+        <w:rPr>
+          <w:rStyle w:val="OperatorTok"/>
+        </w:rPr>
+        <w:t xml:space="preserve">=</w:t>
+      </w:r>
+      <w:r>
+        <w:rPr>
+          <w:rStyle w:val="NormalTok"/>
+        </w:rPr>
+        <w:t xml:space="preserve"> pd.DataFrame({</w:t>
+      </w:r>
+      <w:r>
+        <w:br/>
+      </w:r>
+      <w:r>
+        <w:rPr>
+          <w:rStyle w:val="NormalTok"/>
+        </w:rPr>
+        <w:t xml:space="preserve">    </w:t>
+      </w:r>
+      <w:r>
+        <w:rPr>
+          <w:rStyle w:val="StringTok"/>
+        </w:rPr>
+        <w:t xml:space="preserve">'Open'</w:t>
+      </w:r>
+      <w:r>
+        <w:rPr>
+          <w:rStyle w:val="NormalTok"/>
+        </w:rPr>
+        <w:t xml:space="preserve">:   price </w:t>
+      </w:r>
+      <w:r>
+        <w:rPr>
+          <w:rStyle w:val="OperatorTok"/>
+        </w:rPr>
+        <w:t xml:space="preserve">-</w:t>
+      </w:r>
+      <w:r>
+        <w:rPr>
+          <w:rStyle w:val="NormalTok"/>
+        </w:rPr>
+        <w:t xml:space="preserve"> np.random.normal(</w:t>
+      </w:r>
+      <w:r>
+        <w:rPr>
+          <w:rStyle w:val="DecValTok"/>
+        </w:rPr>
+        <w:t xml:space="preserve">0</w:t>
+      </w:r>
+      <w:r>
+        <w:rPr>
+          <w:rStyle w:val="NormalTok"/>
+        </w:rPr>
+        <w:t xml:space="preserve">, </w:t>
+      </w:r>
+      <w:r>
+        <w:rPr>
+          <w:rStyle w:val="FloatTok"/>
+        </w:rPr>
+        <w:t xml:space="preserve">0.8</w:t>
+      </w:r>
+      <w:r>
+        <w:rPr>
+          <w:rStyle w:val="NormalTok"/>
+        </w:rPr>
+        <w:t xml:space="preserve">, </w:t>
+      </w:r>
+      <w:r>
+        <w:rPr>
+          <w:rStyle w:val="DecValTok"/>
+        </w:rPr>
+        <w:t xml:space="preserve">60</w:t>
+      </w:r>
+      <w:r>
+        <w:rPr>
+          <w:rStyle w:val="NormalTok"/>
+        </w:rPr>
+        <w:t xml:space="preserve">),</w:t>
+      </w:r>
+      <w:r>
+        <w:br/>
+      </w:r>
+      <w:r>
+        <w:rPr>
+          <w:rStyle w:val="NormalTok"/>
+        </w:rPr>
+        <w:t xml:space="preserve">    </w:t>
+      </w:r>
+      <w:r>
+        <w:rPr>
+          <w:rStyle w:val="StringTok"/>
+        </w:rPr>
+        <w:t xml:space="preserve">'High'</w:t>
+      </w:r>
+      <w:r>
+        <w:rPr>
+          <w:rStyle w:val="NormalTok"/>
+        </w:rPr>
+        <w:t xml:space="preserve">:   price </w:t>
+      </w:r>
+      <w:r>
+        <w:rPr>
+          <w:rStyle w:val="OperatorTok"/>
+        </w:rPr>
+        <w:t xml:space="preserve">+</w:t>
+      </w:r>
+      <w:r>
+        <w:rPr>
+          <w:rStyle w:val="NormalTok"/>
+        </w:rPr>
+        <w:t xml:space="preserve"> np.</w:t>
+      </w:r>
+      <w:r>
+        <w:rPr>
+          <w:rStyle w:val="BuiltInTok"/>
+        </w:rPr>
+        <w:t xml:space="preserve">abs</w:t>
+      </w:r>
+      <w:r>
+        <w:rPr>
+          <w:rStyle w:val="NormalTok"/>
+        </w:rPr>
+        <w:t xml:space="preserve">(np.random.normal(</w:t>
+      </w:r>
+      <w:r>
+        <w:rPr>
+          <w:rStyle w:val="DecValTok"/>
+        </w:rPr>
+        <w:t xml:space="preserve">0</w:t>
+      </w:r>
+      <w:r>
+        <w:rPr>
+          <w:rStyle w:val="NormalTok"/>
+        </w:rPr>
+        <w:t xml:space="preserve">, </w:t>
+      </w:r>
+      <w:r>
+        <w:rPr>
+          <w:rStyle w:val="FloatTok"/>
+        </w:rPr>
+        <w:t xml:space="preserve">1.0</w:t>
+      </w:r>
+      <w:r>
+        <w:rPr>
+          <w:rStyle w:val="NormalTok"/>
+        </w:rPr>
+        <w:t xml:space="preserve">, </w:t>
+      </w:r>
+      <w:r>
+        <w:rPr>
+          <w:rStyle w:val="DecValTok"/>
+        </w:rPr>
+        <w:t xml:space="preserve">60</w:t>
+      </w:r>
+      <w:r>
+        <w:rPr>
+          <w:rStyle w:val="NormalTok"/>
+        </w:rPr>
+        <w:t xml:space="preserve">)),</w:t>
+      </w:r>
+      <w:r>
+        <w:br/>
+      </w:r>
+      <w:r>
+        <w:rPr>
+          <w:rStyle w:val="NormalTok"/>
+        </w:rPr>
+        <w:t xml:space="preserve">    </w:t>
+      </w:r>
+      <w:r>
+        <w:rPr>
+          <w:rStyle w:val="StringTok"/>
+        </w:rPr>
+        <w:t xml:space="preserve">'Low'</w:t>
+      </w:r>
+      <w:r>
+        <w:rPr>
+          <w:rStyle w:val="NormalTok"/>
+        </w:rPr>
+        <w:t xml:space="preserve">:    price </w:t>
+      </w:r>
+      <w:r>
+        <w:rPr>
+          <w:rStyle w:val="OperatorTok"/>
+        </w:rPr>
+        <w:t xml:space="preserve">-</w:t>
+      </w:r>
+      <w:r>
+        <w:rPr>
+          <w:rStyle w:val="NormalTok"/>
+        </w:rPr>
+        <w:t xml:space="preserve"> np.</w:t>
+      </w:r>
+      <w:r>
+        <w:rPr>
+          <w:rStyle w:val="BuiltInTok"/>
+        </w:rPr>
+        <w:t xml:space="preserve">abs</w:t>
+      </w:r>
+      <w:r>
+        <w:rPr>
+          <w:rStyle w:val="NormalTok"/>
+        </w:rPr>
+        <w:t xml:space="preserve">(np.random.normal(</w:t>
+      </w:r>
+      <w:r>
+        <w:rPr>
+          <w:rStyle w:val="DecValTok"/>
+        </w:rPr>
+        <w:t xml:space="preserve">0</w:t>
+      </w:r>
+      <w:r>
+        <w:rPr>
+          <w:rStyle w:val="NormalTok"/>
+        </w:rPr>
+        <w:t xml:space="preserve">, </w:t>
+      </w:r>
+      <w:r>
+        <w:rPr>
+          <w:rStyle w:val="FloatTok"/>
+        </w:rPr>
+        <w:t xml:space="preserve">1.0</w:t>
+      </w:r>
+      <w:r>
+        <w:rPr>
+          <w:rStyle w:val="NormalTok"/>
+        </w:rPr>
+        <w:t xml:space="preserve">, </w:t>
+      </w:r>
+      <w:r>
+        <w:rPr>
+          <w:rStyle w:val="DecValTok"/>
+        </w:rPr>
+        <w:t xml:space="preserve">60</w:t>
+      </w:r>
+      <w:r>
+        <w:rPr>
+          <w:rStyle w:val="NormalTok"/>
+        </w:rPr>
+        <w:t xml:space="preserve">)),</w:t>
+      </w:r>
+      <w:r>
+        <w:br/>
+      </w:r>
+      <w:r>
+        <w:rPr>
+          <w:rStyle w:val="NormalTok"/>
+        </w:rPr>
+        <w:t xml:space="preserve">    </w:t>
+      </w:r>
+      <w:r>
+        <w:rPr>
+          <w:rStyle w:val="StringTok"/>
+        </w:rPr>
+        <w:t xml:space="preserve">'Close'</w:t>
+      </w:r>
+      <w:r>
+        <w:rPr>
+          <w:rStyle w:val="NormalTok"/>
+        </w:rPr>
+        <w:t xml:space="preserve">:  price </w:t>
+      </w:r>
+      <w:r>
+        <w:rPr>
+          <w:rStyle w:val="OperatorTok"/>
+        </w:rPr>
+        <w:t xml:space="preserve">+</w:t>
+      </w:r>
+      <w:r>
+        <w:rPr>
+          <w:rStyle w:val="NormalTok"/>
+        </w:rPr>
+        <w:t xml:space="preserve"> np.random.normal(</w:t>
+      </w:r>
+      <w:r>
+        <w:rPr>
+          <w:rStyle w:val="DecValTok"/>
+        </w:rPr>
+        <w:t xml:space="preserve">0</w:t>
+      </w:r>
+      <w:r>
+        <w:rPr>
+          <w:rStyle w:val="NormalTok"/>
+        </w:rPr>
+        <w:t xml:space="preserve">, </w:t>
+      </w:r>
+      <w:r>
+        <w:rPr>
+          <w:rStyle w:val="FloatTok"/>
+        </w:rPr>
+        <w:t xml:space="preserve">0.8</w:t>
+      </w:r>
+      <w:r>
+        <w:rPr>
+          <w:rStyle w:val="NormalTok"/>
+        </w:rPr>
+        <w:t xml:space="preserve">, </w:t>
+      </w:r>
+      <w:r>
+        <w:rPr>
+          <w:rStyle w:val="DecValTok"/>
+        </w:rPr>
+        <w:t xml:space="preserve">60</w:t>
+      </w:r>
+      <w:r>
+        <w:rPr>
+          <w:rStyle w:val="NormalTok"/>
+        </w:rPr>
+        <w:t xml:space="preserve">),</w:t>
+      </w:r>
+      <w:r>
+        <w:br/>
+      </w:r>
+      <w:r>
+        <w:rPr>
+          <w:rStyle w:val="NormalTok"/>
+        </w:rPr>
+        <w:t xml:space="preserve">    </w:t>
+      </w:r>
+      <w:r>
+        <w:rPr>
+          <w:rStyle w:val="StringTok"/>
+        </w:rPr>
+        <w:t xml:space="preserve">'Volume'</w:t>
+      </w:r>
+      <w:r>
+        <w:rPr>
+          <w:rStyle w:val="NormalTok"/>
+        </w:rPr>
+        <w:t xml:space="preserve">: np.random.randint(</w:t>
+      </w:r>
+      <w:r>
+        <w:rPr>
+          <w:rStyle w:val="DecValTok"/>
+        </w:rPr>
+        <w:t xml:space="preserve">500_000</w:t>
+      </w:r>
+      <w:r>
+        <w:rPr>
+          <w:rStyle w:val="NormalTok"/>
+        </w:rPr>
+        <w:t xml:space="preserve">, </w:t>
+      </w:r>
+      <w:r>
+        <w:rPr>
+          <w:rStyle w:val="DecValTok"/>
+        </w:rPr>
+        <w:t xml:space="preserve">5_000_000</w:t>
+      </w:r>
+      <w:r>
+        <w:rPr>
+          <w:rStyle w:val="NormalTok"/>
+        </w:rPr>
+        <w:t xml:space="preserve">, </w:t>
+      </w:r>
+      <w:r>
+        <w:rPr>
+          <w:rStyle w:val="DecValTok"/>
+        </w:rPr>
+        <w:t xml:space="preserve">60</w:t>
+      </w:r>
+      <w:r>
+        <w:rPr>
+          <w:rStyle w:val="NormalTok"/>
+        </w:rPr>
+        <w:t xml:space="preserve">),</w:t>
+      </w:r>
+      <w:r>
+        <w:br/>
+      </w:r>
+      <w:r>
+        <w:rPr>
+          <w:rStyle w:val="NormalTok"/>
+        </w:rPr>
+        <w:t xml:space="preserve">}, index</w:t>
+      </w:r>
+      <w:r>
+        <w:rPr>
+          <w:rStyle w:val="OperatorTok"/>
+        </w:rPr>
+        <w:t xml:space="preserve">=</w:t>
+      </w:r>
+      <w:r>
+        <w:rPr>
+          <w:rStyle w:val="NormalTok"/>
+        </w:rPr>
+        <w:t xml:space="preserve">dates)</w:t>
+      </w:r>
+      <w:r>
+        <w:br/>
+      </w:r>
+      <w:r>
+        <w:br/>
+      </w:r>
+      <w:r>
+        <w:rPr>
+          <w:rStyle w:val="NormalTok"/>
+        </w:rPr>
+        <w:t xml:space="preserve">mpf.plot(df, </w:t>
+      </w:r>
+      <w:r>
+        <w:rPr>
+          <w:rStyle w:val="BuiltInTok"/>
+        </w:rPr>
+        <w:t xml:space="preserve">type</w:t>
+      </w:r>
+      <w:r>
+        <w:rPr>
+          <w:rStyle w:val="OperatorTok"/>
+        </w:rPr>
+        <w:t xml:space="preserve">=</w:t>
+      </w:r>
+      <w:r>
+        <w:rPr>
+          <w:rStyle w:val="StringTok"/>
+        </w:rPr>
+        <w:t xml:space="preserve">'candle'</w:t>
+      </w:r>
+      <w:r>
+        <w:rPr>
+          <w:rStyle w:val="NormalTok"/>
+        </w:rPr>
+        <w:t xml:space="preserve">, volume</w:t>
+      </w:r>
+      <w:r>
+        <w:rPr>
+          <w:rStyle w:val="OperatorTok"/>
+        </w:rPr>
+        <w:t xml:space="preserve">=</w:t>
+      </w:r>
+      <w:r>
+        <w:rPr>
+          <w:rStyle w:val="VariableTok"/>
+        </w:rPr>
+        <w:t xml:space="preserve">True</w:t>
+      </w:r>
+      <w:r>
+        <w:rPr>
+          <w:rStyle w:val="NormalTok"/>
+        </w:rPr>
+        <w:t xml:space="preserve">, style</w:t>
+      </w:r>
+      <w:r>
+        <w:rPr>
+          <w:rStyle w:val="OperatorTok"/>
+        </w:rPr>
+        <w:t xml:space="preserve">=</w:t>
+      </w:r>
+      <w:r>
+        <w:rPr>
+          <w:rStyle w:val="StringTok"/>
+        </w:rPr>
+        <w:t xml:space="preserve">'charles'</w:t>
+      </w:r>
+      <w:r>
+        <w:rPr>
+          <w:rStyle w:val="NormalTok"/>
+        </w:rPr>
+        <w:t xml:space="preserve">,</w:t>
+      </w:r>
+      <w:r>
+        <w:br/>
+      </w:r>
+      <w:r>
+        <w:rPr>
+          <w:rStyle w:val="NormalTok"/>
+        </w:rPr>
+        <w:t xml:space="preserve">         title</w:t>
+      </w:r>
+      <w:r>
+        <w:rPr>
+          <w:rStyle w:val="OperatorTok"/>
+        </w:rPr>
+        <w:t xml:space="preserve">=</w:t>
+      </w:r>
+      <w:r>
+        <w:rPr>
+          <w:rStyle w:val="StringTok"/>
+        </w:rPr>
+        <w:t xml:space="preserve">'ACME Corp (ACME) — Daily Price Chart'</w:t>
+      </w:r>
+      <w:r>
+        <w:rPr>
+          <w:rStyle w:val="NormalTok"/>
+        </w:rPr>
+        <w:t xml:space="preserve">,</w:t>
+      </w:r>
+      <w:r>
+        <w:br/>
+      </w:r>
+      <w:r>
+        <w:rPr>
+          <w:rStyle w:val="NormalTok"/>
+        </w:rPr>
+        <w:t xml:space="preserve">         ylabel</w:t>
+      </w:r>
+      <w:r>
+        <w:rPr>
+          <w:rStyle w:val="OperatorTok"/>
+        </w:rPr>
+        <w:t xml:space="preserve">=</w:t>
+      </w:r>
+      <w:r>
+        <w:rPr>
+          <w:rStyle w:val="StringTok"/>
+        </w:rPr>
+        <w:t xml:space="preserve">'Price ($)'</w:t>
+      </w:r>
+      <w:r>
+        <w:rPr>
+          <w:rStyle w:val="NormalTok"/>
+        </w:rPr>
+        <w:t xml:space="preserve">)</w:t>
       </w:r>
     </w:p>
     <w:p>
@@ -4818,922 +5589,7 @@
         <w:pStyle w:val="FirstParagraph"/>
       </w:pPr>
       <w:r>
-        <w:t xml:space="preserve">This section presents a series of financial visualizations generated using</w:t>
-      </w:r>
-      <w:r>
-        <w:t xml:space="preserve"> </w:t>
-      </w:r>
-      <w:r>
-        <w:t xml:space="preserve">Python’s</w:t>
-      </w:r>
-      <w:r>
-        <w:t xml:space="preserve"> </w:t>
-      </w:r>
-      <w:r>
-        <w:rPr>
-          <w:rStyle w:val="VerbatimChar"/>
-        </w:rPr>
-        <w:t xml:space="preserve">matplotlib</w:t>
-      </w:r>
-      <w:r>
-        <w:t xml:space="preserve"> </w:t>
-      </w:r>
-      <w:r>
-        <w:t xml:space="preserve">and</w:t>
-      </w:r>
-      <w:r>
-        <w:t xml:space="preserve"> </w:t>
-      </w:r>
-      <w:r>
-        <w:rPr>
-          <w:rStyle w:val="VerbatimChar"/>
-        </w:rPr>
-        <w:t xml:space="preserve">mplfinance</w:t>
-      </w:r>
-      <w:r>
-        <w:t xml:space="preserve"> </w:t>
-      </w:r>
-      <w:r>
-        <w:t xml:space="preserve">libraries. Each exhibit includes the</w:t>
-      </w:r>
-      <w:r>
-        <w:t xml:space="preserve"> </w:t>
-      </w:r>
-      <w:r>
-        <w:t xml:space="preserve">source code used to produce the figure, along with a brief analytical</w:t>
-      </w:r>
-      <w:r>
-        <w:t xml:space="preserve"> </w:t>
-      </w:r>
-      <w:r>
-        <w:t xml:space="preserve">commentary, demonstrating how computational tools can be used to explore</w:t>
-      </w:r>
-      <w:r>
-        <w:t xml:space="preserve"> </w:t>
-      </w:r>
-      <w:r>
-        <w:t xml:space="preserve">financial data.</w:t>
-      </w:r>
-    </w:p>
-    <w:p>
-      <w:r>
-        <w:pict>
-          <v:rect style="width:0;height:1.5pt" o:hralign="center" o:hrstd="t" o:hr="t"/>
-        </w:pict>
-      </w:r>
-    </w:p>
-    <w:bookmarkStart w:id="52" w:name="exhibit-a-candlestick-chart"/>
-    <w:p>
-      <w:pPr>
-        <w:pStyle w:val="Heading3"/>
-      </w:pPr>
-      <w:r>
-        <w:t xml:space="preserve">Exhibit A: Candlestick Chart</w:t>
-      </w:r>
-    </w:p>
-    <w:p>
-      <w:pPr>
-        <w:pStyle w:val="FirstParagraph"/>
-      </w:pPr>
-      <w:r>
-        <w:t xml:space="preserve">Candlestick charts are a foundational tool in technical analysis, encoding</w:t>
-      </w:r>
-      <w:r>
-        <w:t xml:space="preserve"> </w:t>
-      </w:r>
-      <w:r>
-        <w:t xml:space="preserve">open, high, low, and close (OHLC) prices for a given time period. The body</w:t>
-      </w:r>
-      <w:r>
-        <w:t xml:space="preserve"> </w:t>
-      </w:r>
-      <w:r>
-        <w:t xml:space="preserve">of each candle is filled when the closing price is lower than the opening</w:t>
-      </w:r>
-      <w:r>
-        <w:t xml:space="preserve"> </w:t>
-      </w:r>
-      <w:r>
-        <w:t xml:space="preserve">price (bearish), and hollow when the close is higher (bullish). The wicks</w:t>
-      </w:r>
-      <w:r>
-        <w:t xml:space="preserve"> </w:t>
-      </w:r>
-      <w:r>
-        <w:t xml:space="preserve">extend to the period’s high and low.</w:t>
-      </w:r>
-    </w:p>
-    <w:p>
-      <w:pPr>
-        <w:pStyle w:val="BodyText"/>
-      </w:pPr>
-      <w:r>
-        <w:t xml:space="preserve">The following figure presents 60 trading days of simulated ACME Corp equity</w:t>
-      </w:r>
-      <w:r>
-        <w:t xml:space="preserve"> </w:t>
-      </w:r>
-      <w:r>
-        <w:t xml:space="preserve">data, with volume displayed beneath the price panel. The series was generated</w:t>
-      </w:r>
-      <w:r>
-        <w:t xml:space="preserve"> </w:t>
-      </w:r>
-      <w:r>
-        <w:t xml:space="preserve">using a geometric random walk calibrated to approximate daily equity returns.</w:t>
-      </w:r>
-    </w:p>
-    <w:p>
-      <w:pPr>
-        <w:pStyle w:val="SourceCode"/>
-      </w:pPr>
-      <w:r>
-        <w:rPr>
-          <w:rStyle w:val="ImportTok"/>
-        </w:rPr>
-        <w:t xml:space="preserve">import</w:t>
-      </w:r>
-      <w:r>
-        <w:rPr>
-          <w:rStyle w:val="NormalTok"/>
-        </w:rPr>
-        <w:t xml:space="preserve"> pandas </w:t>
-      </w:r>
-      <w:r>
-        <w:rPr>
-          <w:rStyle w:val="ImportTok"/>
-        </w:rPr>
-        <w:t xml:space="preserve">as</w:t>
-      </w:r>
-      <w:r>
-        <w:rPr>
-          <w:rStyle w:val="NormalTok"/>
-        </w:rPr>
-        <w:t xml:space="preserve"> pd</w:t>
-      </w:r>
-      <w:r>
-        <w:br/>
-      </w:r>
-      <w:r>
-        <w:rPr>
-          <w:rStyle w:val="ImportTok"/>
-        </w:rPr>
-        <w:t xml:space="preserve">import</w:t>
-      </w:r>
-      <w:r>
-        <w:rPr>
-          <w:rStyle w:val="NormalTok"/>
-        </w:rPr>
-        <w:t xml:space="preserve"> numpy </w:t>
-      </w:r>
-      <w:r>
-        <w:rPr>
-          <w:rStyle w:val="ImportTok"/>
-        </w:rPr>
-        <w:t xml:space="preserve">as</w:t>
-      </w:r>
-      <w:r>
-        <w:rPr>
-          <w:rStyle w:val="NormalTok"/>
-        </w:rPr>
-        <w:t xml:space="preserve"> np</w:t>
-      </w:r>
-      <w:r>
-        <w:br/>
-      </w:r>
-      <w:r>
-        <w:rPr>
-          <w:rStyle w:val="ImportTok"/>
-        </w:rPr>
-        <w:t xml:space="preserve">import</w:t>
-      </w:r>
-      <w:r>
-        <w:rPr>
-          <w:rStyle w:val="NormalTok"/>
-        </w:rPr>
-        <w:t xml:space="preserve"> mplfinance </w:t>
-      </w:r>
-      <w:r>
-        <w:rPr>
-          <w:rStyle w:val="ImportTok"/>
-        </w:rPr>
-        <w:t xml:space="preserve">as</w:t>
-      </w:r>
-      <w:r>
-        <w:rPr>
-          <w:rStyle w:val="NormalTok"/>
-        </w:rPr>
-        <w:t xml:space="preserve"> mpf</w:t>
-      </w:r>
-      <w:r>
-        <w:br/>
-      </w:r>
-      <w:r>
-        <w:br/>
-      </w:r>
-      <w:r>
-        <w:rPr>
-          <w:rStyle w:val="NormalTok"/>
-        </w:rPr>
-        <w:t xml:space="preserve">dates </w:t>
-      </w:r>
-      <w:r>
-        <w:rPr>
-          <w:rStyle w:val="OperatorTok"/>
-        </w:rPr>
-        <w:t xml:space="preserve">=</w:t>
-      </w:r>
-      <w:r>
-        <w:rPr>
-          <w:rStyle w:val="NormalTok"/>
-        </w:rPr>
-        <w:t xml:space="preserve"> pd.date_range(end</w:t>
-      </w:r>
-      <w:r>
-        <w:rPr>
-          <w:rStyle w:val="OperatorTok"/>
-        </w:rPr>
-        <w:t xml:space="preserve">=</w:t>
-      </w:r>
-      <w:r>
-        <w:rPr>
-          <w:rStyle w:val="StringTok"/>
-        </w:rPr>
-        <w:t xml:space="preserve">'2025-12-31'</w:t>
-      </w:r>
-      <w:r>
-        <w:rPr>
-          <w:rStyle w:val="NormalTok"/>
-        </w:rPr>
-        <w:t xml:space="preserve">, periods</w:t>
-      </w:r>
-      <w:r>
-        <w:rPr>
-          <w:rStyle w:val="OperatorTok"/>
-        </w:rPr>
-        <w:t xml:space="preserve">=</w:t>
-      </w:r>
-      <w:r>
-        <w:rPr>
-          <w:rStyle w:val="DecValTok"/>
-        </w:rPr>
-        <w:t xml:space="preserve">60</w:t>
-      </w:r>
-      <w:r>
-        <w:rPr>
-          <w:rStyle w:val="NormalTok"/>
-        </w:rPr>
-        <w:t xml:space="preserve">, freq</w:t>
-      </w:r>
-      <w:r>
-        <w:rPr>
-          <w:rStyle w:val="OperatorTok"/>
-        </w:rPr>
-        <w:t xml:space="preserve">=</w:t>
-      </w:r>
-      <w:r>
-        <w:rPr>
-          <w:rStyle w:val="StringTok"/>
-        </w:rPr>
-        <w:t xml:space="preserve">'B'</w:t>
-      </w:r>
-      <w:r>
-        <w:rPr>
-          <w:rStyle w:val="NormalTok"/>
-        </w:rPr>
-        <w:t xml:space="preserve">)</w:t>
-      </w:r>
-      <w:r>
-        <w:br/>
-      </w:r>
-      <w:r>
-        <w:rPr>
-          <w:rStyle w:val="NormalTok"/>
-        </w:rPr>
-        <w:t xml:space="preserve">price </w:t>
-      </w:r>
-      <w:r>
-        <w:rPr>
-          <w:rStyle w:val="OperatorTok"/>
-        </w:rPr>
-        <w:t xml:space="preserve">=</w:t>
-      </w:r>
-      <w:r>
-        <w:rPr>
-          <w:rStyle w:val="NormalTok"/>
-        </w:rPr>
-        <w:t xml:space="preserve"> </w:t>
-      </w:r>
-      <w:r>
-        <w:rPr>
-          <w:rStyle w:val="DecValTok"/>
-        </w:rPr>
-        <w:t xml:space="preserve">150</w:t>
-      </w:r>
-      <w:r>
-        <w:rPr>
-          <w:rStyle w:val="NormalTok"/>
-        </w:rPr>
-        <w:t xml:space="preserve"> </w:t>
-      </w:r>
-      <w:r>
-        <w:rPr>
-          <w:rStyle w:val="OperatorTok"/>
-        </w:rPr>
-        <w:t xml:space="preserve">+</w:t>
-      </w:r>
-      <w:r>
-        <w:rPr>
-          <w:rStyle w:val="NormalTok"/>
-        </w:rPr>
-        <w:t xml:space="preserve"> np.cumsum(np.random.normal(</w:t>
-      </w:r>
-      <w:r>
-        <w:rPr>
-          <w:rStyle w:val="DecValTok"/>
-        </w:rPr>
-        <w:t xml:space="preserve">0</w:t>
-      </w:r>
-      <w:r>
-        <w:rPr>
-          <w:rStyle w:val="NormalTok"/>
-        </w:rPr>
-        <w:t xml:space="preserve">, </w:t>
-      </w:r>
-      <w:r>
-        <w:rPr>
-          <w:rStyle w:val="FloatTok"/>
-        </w:rPr>
-        <w:t xml:space="preserve">1.5</w:t>
-      </w:r>
-      <w:r>
-        <w:rPr>
-          <w:rStyle w:val="NormalTok"/>
-        </w:rPr>
-        <w:t xml:space="preserve">, </w:t>
-      </w:r>
-      <w:r>
-        <w:rPr>
-          <w:rStyle w:val="DecValTok"/>
-        </w:rPr>
-        <w:t xml:space="preserve">60</w:t>
-      </w:r>
-      <w:r>
-        <w:rPr>
-          <w:rStyle w:val="NormalTok"/>
-        </w:rPr>
-        <w:t xml:space="preserve">))</w:t>
-      </w:r>
-      <w:r>
-        <w:br/>
-      </w:r>
-      <w:r>
-        <w:rPr>
-          <w:rStyle w:val="NormalTok"/>
-        </w:rPr>
-        <w:t xml:space="preserve">df </w:t>
-      </w:r>
-      <w:r>
-        <w:rPr>
-          <w:rStyle w:val="OperatorTok"/>
-        </w:rPr>
-        <w:t xml:space="preserve">=</w:t>
-      </w:r>
-      <w:r>
-        <w:rPr>
-          <w:rStyle w:val="NormalTok"/>
-        </w:rPr>
-        <w:t xml:space="preserve"> pd.DataFrame({</w:t>
-      </w:r>
-      <w:r>
-        <w:br/>
-      </w:r>
-      <w:r>
-        <w:rPr>
-          <w:rStyle w:val="NormalTok"/>
-        </w:rPr>
-        <w:t xml:space="preserve">    </w:t>
-      </w:r>
-      <w:r>
-        <w:rPr>
-          <w:rStyle w:val="StringTok"/>
-        </w:rPr>
-        <w:t xml:space="preserve">'Open'</w:t>
-      </w:r>
-      <w:r>
-        <w:rPr>
-          <w:rStyle w:val="NormalTok"/>
-        </w:rPr>
-        <w:t xml:space="preserve">:   price </w:t>
-      </w:r>
-      <w:r>
-        <w:rPr>
-          <w:rStyle w:val="OperatorTok"/>
-        </w:rPr>
-        <w:t xml:space="preserve">-</w:t>
-      </w:r>
-      <w:r>
-        <w:rPr>
-          <w:rStyle w:val="NormalTok"/>
-        </w:rPr>
-        <w:t xml:space="preserve"> np.random.normal(</w:t>
-      </w:r>
-      <w:r>
-        <w:rPr>
-          <w:rStyle w:val="DecValTok"/>
-        </w:rPr>
-        <w:t xml:space="preserve">0</w:t>
-      </w:r>
-      <w:r>
-        <w:rPr>
-          <w:rStyle w:val="NormalTok"/>
-        </w:rPr>
-        <w:t xml:space="preserve">, </w:t>
-      </w:r>
-      <w:r>
-        <w:rPr>
-          <w:rStyle w:val="FloatTok"/>
-        </w:rPr>
-        <w:t xml:space="preserve">0.8</w:t>
-      </w:r>
-      <w:r>
-        <w:rPr>
-          <w:rStyle w:val="NormalTok"/>
-        </w:rPr>
-        <w:t xml:space="preserve">, </w:t>
-      </w:r>
-      <w:r>
-        <w:rPr>
-          <w:rStyle w:val="DecValTok"/>
-        </w:rPr>
-        <w:t xml:space="preserve">60</w:t>
-      </w:r>
-      <w:r>
-        <w:rPr>
-          <w:rStyle w:val="NormalTok"/>
-        </w:rPr>
-        <w:t xml:space="preserve">),</w:t>
-      </w:r>
-      <w:r>
-        <w:br/>
-      </w:r>
-      <w:r>
-        <w:rPr>
-          <w:rStyle w:val="NormalTok"/>
-        </w:rPr>
-        <w:t xml:space="preserve">    </w:t>
-      </w:r>
-      <w:r>
-        <w:rPr>
-          <w:rStyle w:val="StringTok"/>
-        </w:rPr>
-        <w:t xml:space="preserve">'High'</w:t>
-      </w:r>
-      <w:r>
-        <w:rPr>
-          <w:rStyle w:val="NormalTok"/>
-        </w:rPr>
-        <w:t xml:space="preserve">:   price </w:t>
-      </w:r>
-      <w:r>
-        <w:rPr>
-          <w:rStyle w:val="OperatorTok"/>
-        </w:rPr>
-        <w:t xml:space="preserve">+</w:t>
-      </w:r>
-      <w:r>
-        <w:rPr>
-          <w:rStyle w:val="NormalTok"/>
-        </w:rPr>
-        <w:t xml:space="preserve"> np.</w:t>
-      </w:r>
-      <w:r>
-        <w:rPr>
-          <w:rStyle w:val="BuiltInTok"/>
-        </w:rPr>
-        <w:t xml:space="preserve">abs</w:t>
-      </w:r>
-      <w:r>
-        <w:rPr>
-          <w:rStyle w:val="NormalTok"/>
-        </w:rPr>
-        <w:t xml:space="preserve">(np.random.normal(</w:t>
-      </w:r>
-      <w:r>
-        <w:rPr>
-          <w:rStyle w:val="DecValTok"/>
-        </w:rPr>
-        <w:t xml:space="preserve">0</w:t>
-      </w:r>
-      <w:r>
-        <w:rPr>
-          <w:rStyle w:val="NormalTok"/>
-        </w:rPr>
-        <w:t xml:space="preserve">, </w:t>
-      </w:r>
-      <w:r>
-        <w:rPr>
-          <w:rStyle w:val="FloatTok"/>
-        </w:rPr>
-        <w:t xml:space="preserve">1.0</w:t>
-      </w:r>
-      <w:r>
-        <w:rPr>
-          <w:rStyle w:val="NormalTok"/>
-        </w:rPr>
-        <w:t xml:space="preserve">, </w:t>
-      </w:r>
-      <w:r>
-        <w:rPr>
-          <w:rStyle w:val="DecValTok"/>
-        </w:rPr>
-        <w:t xml:space="preserve">60</w:t>
-      </w:r>
-      <w:r>
-        <w:rPr>
-          <w:rStyle w:val="NormalTok"/>
-        </w:rPr>
-        <w:t xml:space="preserve">)),</w:t>
-      </w:r>
-      <w:r>
-        <w:br/>
-      </w:r>
-      <w:r>
-        <w:rPr>
-          <w:rStyle w:val="NormalTok"/>
-        </w:rPr>
-        <w:t xml:space="preserve">    </w:t>
-      </w:r>
-      <w:r>
-        <w:rPr>
-          <w:rStyle w:val="StringTok"/>
-        </w:rPr>
-        <w:t xml:space="preserve">'Low'</w:t>
-      </w:r>
-      <w:r>
-        <w:rPr>
-          <w:rStyle w:val="NormalTok"/>
-        </w:rPr>
-        <w:t xml:space="preserve">:    price </w:t>
-      </w:r>
-      <w:r>
-        <w:rPr>
-          <w:rStyle w:val="OperatorTok"/>
-        </w:rPr>
-        <w:t xml:space="preserve">-</w:t>
-      </w:r>
-      <w:r>
-        <w:rPr>
-          <w:rStyle w:val="NormalTok"/>
-        </w:rPr>
-        <w:t xml:space="preserve"> np.</w:t>
-      </w:r>
-      <w:r>
-        <w:rPr>
-          <w:rStyle w:val="BuiltInTok"/>
-        </w:rPr>
-        <w:t xml:space="preserve">abs</w:t>
-      </w:r>
-      <w:r>
-        <w:rPr>
-          <w:rStyle w:val="NormalTok"/>
-        </w:rPr>
-        <w:t xml:space="preserve">(np.random.normal(</w:t>
-      </w:r>
-      <w:r>
-        <w:rPr>
-          <w:rStyle w:val="DecValTok"/>
-        </w:rPr>
-        <w:t xml:space="preserve">0</w:t>
-      </w:r>
-      <w:r>
-        <w:rPr>
-          <w:rStyle w:val="NormalTok"/>
-        </w:rPr>
-        <w:t xml:space="preserve">, </w:t>
-      </w:r>
-      <w:r>
-        <w:rPr>
-          <w:rStyle w:val="FloatTok"/>
-        </w:rPr>
-        <w:t xml:space="preserve">1.0</w:t>
-      </w:r>
-      <w:r>
-        <w:rPr>
-          <w:rStyle w:val="NormalTok"/>
-        </w:rPr>
-        <w:t xml:space="preserve">, </w:t>
-      </w:r>
-      <w:r>
-        <w:rPr>
-          <w:rStyle w:val="DecValTok"/>
-        </w:rPr>
-        <w:t xml:space="preserve">60</w:t>
-      </w:r>
-      <w:r>
-        <w:rPr>
-          <w:rStyle w:val="NormalTok"/>
-        </w:rPr>
-        <w:t xml:space="preserve">)),</w:t>
-      </w:r>
-      <w:r>
-        <w:br/>
-      </w:r>
-      <w:r>
-        <w:rPr>
-          <w:rStyle w:val="NormalTok"/>
-        </w:rPr>
-        <w:t xml:space="preserve">    </w:t>
-      </w:r>
-      <w:r>
-        <w:rPr>
-          <w:rStyle w:val="StringTok"/>
-        </w:rPr>
-        <w:t xml:space="preserve">'Close'</w:t>
-      </w:r>
-      <w:r>
-        <w:rPr>
-          <w:rStyle w:val="NormalTok"/>
-        </w:rPr>
-        <w:t xml:space="preserve">:  price </w:t>
-      </w:r>
-      <w:r>
-        <w:rPr>
-          <w:rStyle w:val="OperatorTok"/>
-        </w:rPr>
-        <w:t xml:space="preserve">+</w:t>
-      </w:r>
-      <w:r>
-        <w:rPr>
-          <w:rStyle w:val="NormalTok"/>
-        </w:rPr>
-        <w:t xml:space="preserve"> np.random.normal(</w:t>
-      </w:r>
-      <w:r>
-        <w:rPr>
-          <w:rStyle w:val="DecValTok"/>
-        </w:rPr>
-        <w:t xml:space="preserve">0</w:t>
-      </w:r>
-      <w:r>
-        <w:rPr>
-          <w:rStyle w:val="NormalTok"/>
-        </w:rPr>
-        <w:t xml:space="preserve">, </w:t>
-      </w:r>
-      <w:r>
-        <w:rPr>
-          <w:rStyle w:val="FloatTok"/>
-        </w:rPr>
-        <w:t xml:space="preserve">0.8</w:t>
-      </w:r>
-      <w:r>
-        <w:rPr>
-          <w:rStyle w:val="NormalTok"/>
-        </w:rPr>
-        <w:t xml:space="preserve">, </w:t>
-      </w:r>
-      <w:r>
-        <w:rPr>
-          <w:rStyle w:val="DecValTok"/>
-        </w:rPr>
-        <w:t xml:space="preserve">60</w:t>
-      </w:r>
-      <w:r>
-        <w:rPr>
-          <w:rStyle w:val="NormalTok"/>
-        </w:rPr>
-        <w:t xml:space="preserve">),</w:t>
-      </w:r>
-      <w:r>
-        <w:br/>
-      </w:r>
-      <w:r>
-        <w:rPr>
-          <w:rStyle w:val="NormalTok"/>
-        </w:rPr>
-        <w:t xml:space="preserve">    </w:t>
-      </w:r>
-      <w:r>
-        <w:rPr>
-          <w:rStyle w:val="StringTok"/>
-        </w:rPr>
-        <w:t xml:space="preserve">'Volume'</w:t>
-      </w:r>
-      <w:r>
-        <w:rPr>
-          <w:rStyle w:val="NormalTok"/>
-        </w:rPr>
-        <w:t xml:space="preserve">: np.random.randint(</w:t>
-      </w:r>
-      <w:r>
-        <w:rPr>
-          <w:rStyle w:val="DecValTok"/>
-        </w:rPr>
-        <w:t xml:space="preserve">500_000</w:t>
-      </w:r>
-      <w:r>
-        <w:rPr>
-          <w:rStyle w:val="NormalTok"/>
-        </w:rPr>
-        <w:t xml:space="preserve">, </w:t>
-      </w:r>
-      <w:r>
-        <w:rPr>
-          <w:rStyle w:val="DecValTok"/>
-        </w:rPr>
-        <w:t xml:space="preserve">5_000_000</w:t>
-      </w:r>
-      <w:r>
-        <w:rPr>
-          <w:rStyle w:val="NormalTok"/>
-        </w:rPr>
-        <w:t xml:space="preserve">, </w:t>
-      </w:r>
-      <w:r>
-        <w:rPr>
-          <w:rStyle w:val="DecValTok"/>
-        </w:rPr>
-        <w:t xml:space="preserve">60</w:t>
-      </w:r>
-      <w:r>
-        <w:rPr>
-          <w:rStyle w:val="NormalTok"/>
-        </w:rPr>
-        <w:t xml:space="preserve">),</w:t>
-      </w:r>
-      <w:r>
-        <w:br/>
-      </w:r>
-      <w:r>
-        <w:rPr>
-          <w:rStyle w:val="NormalTok"/>
-        </w:rPr>
-        <w:t xml:space="preserve">}, index</w:t>
-      </w:r>
-      <w:r>
-        <w:rPr>
-          <w:rStyle w:val="OperatorTok"/>
-        </w:rPr>
-        <w:t xml:space="preserve">=</w:t>
-      </w:r>
-      <w:r>
-        <w:rPr>
-          <w:rStyle w:val="NormalTok"/>
-        </w:rPr>
-        <w:t xml:space="preserve">dates)</w:t>
-      </w:r>
-      <w:r>
-        <w:br/>
-      </w:r>
-      <w:r>
-        <w:br/>
-      </w:r>
-      <w:r>
-        <w:rPr>
-          <w:rStyle w:val="NormalTok"/>
-        </w:rPr>
-        <w:t xml:space="preserve">mpf.plot(df, </w:t>
-      </w:r>
-      <w:r>
-        <w:rPr>
-          <w:rStyle w:val="BuiltInTok"/>
-        </w:rPr>
-        <w:t xml:space="preserve">type</w:t>
-      </w:r>
-      <w:r>
-        <w:rPr>
-          <w:rStyle w:val="OperatorTok"/>
-        </w:rPr>
-        <w:t xml:space="preserve">=</w:t>
-      </w:r>
-      <w:r>
-        <w:rPr>
-          <w:rStyle w:val="StringTok"/>
-        </w:rPr>
-        <w:t xml:space="preserve">'candle'</w:t>
-      </w:r>
-      <w:r>
-        <w:rPr>
-          <w:rStyle w:val="NormalTok"/>
-        </w:rPr>
-        <w:t xml:space="preserve">, volume</w:t>
-      </w:r>
-      <w:r>
-        <w:rPr>
-          <w:rStyle w:val="OperatorTok"/>
-        </w:rPr>
-        <w:t xml:space="preserve">=</w:t>
-      </w:r>
-      <w:r>
-        <w:rPr>
-          <w:rStyle w:val="VariableTok"/>
-        </w:rPr>
-        <w:t xml:space="preserve">True</w:t>
-      </w:r>
-      <w:r>
-        <w:rPr>
-          <w:rStyle w:val="NormalTok"/>
-        </w:rPr>
-        <w:t xml:space="preserve">, style</w:t>
-      </w:r>
-      <w:r>
-        <w:rPr>
-          <w:rStyle w:val="OperatorTok"/>
-        </w:rPr>
-        <w:t xml:space="preserve">=</w:t>
-      </w:r>
-      <w:r>
-        <w:rPr>
-          <w:rStyle w:val="StringTok"/>
-        </w:rPr>
-        <w:t xml:space="preserve">'charles'</w:t>
-      </w:r>
-      <w:r>
-        <w:rPr>
-          <w:rStyle w:val="NormalTok"/>
-        </w:rPr>
-        <w:t xml:space="preserve">,</w:t>
-      </w:r>
-      <w:r>
-        <w:br/>
-      </w:r>
-      <w:r>
-        <w:rPr>
-          <w:rStyle w:val="NormalTok"/>
-        </w:rPr>
-        <w:t xml:space="preserve">         title</w:t>
-      </w:r>
-      <w:r>
-        <w:rPr>
-          <w:rStyle w:val="OperatorTok"/>
-        </w:rPr>
-        <w:t xml:space="preserve">=</w:t>
-      </w:r>
-      <w:r>
-        <w:rPr>
-          <w:rStyle w:val="StringTok"/>
-        </w:rPr>
-        <w:t xml:space="preserve">'ACME Corp (ACME) — Daily Price Chart'</w:t>
-      </w:r>
-      <w:r>
-        <w:rPr>
-          <w:rStyle w:val="NormalTok"/>
-        </w:rPr>
-        <w:t xml:space="preserve">,</w:t>
-      </w:r>
-      <w:r>
-        <w:br/>
-      </w:r>
-      <w:r>
-        <w:rPr>
-          <w:rStyle w:val="NormalTok"/>
-        </w:rPr>
-        <w:t xml:space="preserve">         ylabel</w:t>
-      </w:r>
-      <w:r>
-        <w:rPr>
-          <w:rStyle w:val="OperatorTok"/>
-        </w:rPr>
-        <w:t xml:space="preserve">=</w:t>
-      </w:r>
-      <w:r>
-        <w:rPr>
-          <w:rStyle w:val="StringTok"/>
-        </w:rPr>
-        <w:t xml:space="preserve">'Price ($)'</w:t>
-      </w:r>
-      <w:r>
-        <w:rPr>
-          <w:rStyle w:val="NormalTok"/>
-        </w:rPr>
-        <w:t xml:space="preserve">)</w:t>
-      </w:r>
-    </w:p>
-    <w:p>
-      <w:pPr>
-        <w:pStyle w:val="FirstParagraph"/>
-      </w:pPr>
-      <w:r>
-        <w:t xml:space="preserve">A visual inspection reveals moderate volatility with a slight upward drift,</w:t>
-      </w:r>
-      <w:r>
-        <w:t xml:space="preserve"> </w:t>
-      </w:r>
-      <w:r>
-        <w:t xml:space="preserve">consistent with the underlying log-normal assumption. The volume series shows</w:t>
-      </w:r>
-      <w:r>
-        <w:t xml:space="preserve"> </w:t>
-      </w:r>
-      <w:r>
-        <w:t xml:space="preserve">no obvious correlation with absolute price movements, which aligns with the</w:t>
-      </w:r>
-      <w:r>
-        <w:t xml:space="preserve"> </w:t>
-      </w:r>
-      <w:r>
-        <w:t xml:space="preserve">independent random sampling used to generate it.</w:t>
+        <w:t xml:space="preserve">A visual inspection reveals moderate volatility with a slight upward drift, consistent with the underlying log-normal assumption. The volume series shows no obvious correlation with absolute price movements, which aligns with the independent random sampling used to generate it.</w:t>
       </w:r>
     </w:p>
     <w:p>
@@ -5745,18 +5601,18 @@
           <wp:inline>
             <wp:extent cx="5334000" cy="3200399"/>
             <wp:effectExtent b="0" l="0" r="0" t="0"/>
-            <wp:docPr descr="Candlestick chart showing daily price action" title="" id="50" name="Picture"/>
+            <wp:docPr descr="Candlestick chart showing daily price action" title="" id="52" name="Picture"/>
             <a:graphic>
               <a:graphicData uri="http://schemas.openxmlformats.org/drawingml/2006/picture">
                 <pic:pic>
                   <pic:nvPicPr>
-                    <pic:cNvPr descr="images/candlestick.png" id="51" name="Picture"/>
+                    <pic:cNvPr descr="images/candlestick.png" id="53" name="Picture"/>
                     <pic:cNvPicPr>
                       <a:picLocks noChangeArrowheads="1" noChangeAspect="1"/>
                     </pic:cNvPicPr>
                   </pic:nvPicPr>
                   <pic:blipFill>
-                    <a:blip r:embed="rId49"/>
+                    <a:blip r:embed="rId51"/>
                     <a:stretch>
                       <a:fillRect/>
                     </a:stretch>
@@ -5791,18 +5647,11 @@
         <w:t xml:space="preserve">Candlestick chart showing daily price action</w:t>
       </w:r>
     </w:p>
-    <w:p>
-      <w:r>
-        <w:pict>
-          <v:rect style="width:0;height:1.5pt" o:hralign="center" o:hrstd="t" o:hr="t"/>
-        </w:pict>
-      </w:r>
-    </w:p>
-    <w:bookmarkEnd w:id="52"/>
-    <w:bookmarkStart w:id="56" w:name="exhibit-b-moving-average-crossovers"/>
-    <w:p>
-      <w:pPr>
-        <w:pStyle w:val="Heading3"/>
+    <w:bookmarkEnd w:id="54"/>
+    <w:bookmarkStart w:id="58" w:name="exhibit-b-moving-average-crossovers"/>
+    <w:p>
+      <w:pPr>
+        <w:pStyle w:val="Heading2"/>
       </w:pPr>
       <w:r>
         <w:t xml:space="preserve">Exhibit B: Moving Average Crossovers</w:t>
@@ -5813,25 +5662,7 @@
         <w:pStyle w:val="FirstParagraph"/>
       </w:pPr>
       <w:r>
-        <w:t xml:space="preserve">Moving averages smooth price data to reveal underlying trends. The crossover</w:t>
-      </w:r>
-      <w:r>
-        <w:t xml:space="preserve"> </w:t>
-      </w:r>
-      <w:r>
-        <w:t xml:space="preserve">of a shorter-term moving average above a longer-term moving average is a</w:t>
-      </w:r>
-      <w:r>
-        <w:t xml:space="preserve"> </w:t>
-      </w:r>
-      <w:r>
-        <w:t xml:space="preserve">widely used momentum signal. Conversely, a cross below is interpreted as a</w:t>
-      </w:r>
-      <w:r>
-        <w:t xml:space="preserve"> </w:t>
-      </w:r>
-      <w:r>
-        <w:t xml:space="preserve">potential trend reversal.</w:t>
+        <w:t xml:space="preserve">Moving averages smooth price data to reveal underlying trends. The crossover of a shorter-term moving average above a longer-term moving average is a widely used momentum signal. Conversely, a cross below is interpreted as a potential trend reversal.</w:t>
       </w:r>
     </w:p>
     <w:p>
@@ -5839,19 +5670,7 @@
         <w:pStyle w:val="BodyText"/>
       </w:pPr>
       <w:r>
-        <w:t xml:space="preserve">Here we overlay a 50-period and 200-period simple moving average (SMA) on the</w:t>
-      </w:r>
-      <w:r>
-        <w:t xml:space="preserve"> </w:t>
-      </w:r>
-      <w:r>
-        <w:t xml:space="preserve">same ACME Corp price series. The shaded regions highlight periods where the</w:t>
-      </w:r>
-      <w:r>
-        <w:t xml:space="preserve"> </w:t>
-      </w:r>
-      <w:r>
-        <w:t xml:space="preserve">closing price is above (green) or below (red) the SMA-50.</w:t>
+        <w:t xml:space="preserve">Here we overlay a 50-period and 200-period simple moving average (SMA) on the same ACME Corp price series. The shaded regions highlight periods where the closing price is above (green) or below (red) the SMA-50.</w:t>
       </w:r>
     </w:p>
     <w:p>
@@ -6494,25 +6313,7 @@
         <w:pStyle w:val="FirstParagraph"/>
       </w:pPr>
       <w:r>
-        <w:t xml:space="preserve">The SMA-50 remains above the SMA-200 for most of the observation window,</w:t>
-      </w:r>
-      <w:r>
-        <w:t xml:space="preserve"> </w:t>
-      </w:r>
-      <w:r>
-        <w:t xml:space="preserve">indicating a sustained upward trend. The brief cross below the SMA-50 in</w:t>
-      </w:r>
-      <w:r>
-        <w:t xml:space="preserve"> </w:t>
-      </w:r>
-      <w:r>
-        <w:t xml:space="preserve">mid-December would have triggered a caution signal under a simple moving</w:t>
-      </w:r>
-      <w:r>
-        <w:t xml:space="preserve"> </w:t>
-      </w:r>
-      <w:r>
-        <w:t xml:space="preserve">average crossover strategy.</w:t>
+        <w:t xml:space="preserve">The SMA-50 remains above the SMA-200 for most of the observation window, indicating a sustained upward trend. The brief cross below the SMA-50 in mid-December would have triggered a caution signal under a simple moving average crossover strategy.</w:t>
       </w:r>
     </w:p>
     <w:p>
@@ -6524,18 +6325,18 @@
           <wp:inline>
             <wp:extent cx="5334000" cy="2667000"/>
             <wp:effectExtent b="0" l="0" r="0" t="0"/>
-            <wp:docPr descr="Moving average crossover chart" title="" id="54" name="Picture"/>
+            <wp:docPr descr="Moving average crossover chart" title="" id="56" name="Picture"/>
             <a:graphic>
               <a:graphicData uri="http://schemas.openxmlformats.org/drawingml/2006/picture">
                 <pic:pic>
                   <pic:nvPicPr>
-                    <pic:cNvPr descr="images/moving-averages.png" id="55" name="Picture"/>
+                    <pic:cNvPr descr="images/moving-averages.png" id="57" name="Picture"/>
                     <pic:cNvPicPr>
                       <a:picLocks noChangeArrowheads="1" noChangeAspect="1"/>
                     </pic:cNvPicPr>
                   </pic:nvPicPr>
                   <pic:blipFill>
-                    <a:blip r:embed="rId53"/>
+                    <a:blip r:embed="rId55"/>
                     <a:stretch>
                       <a:fillRect/>
                     </a:stretch>
@@ -6570,18 +6371,11 @@
         <w:t xml:space="preserve">Moving average crossover chart</w:t>
       </w:r>
     </w:p>
-    <w:p>
-      <w:r>
-        <w:pict>
-          <v:rect style="width:0;height:1.5pt" o:hralign="center" o:hrstd="t" o:hr="t"/>
-        </w:pict>
-      </w:r>
-    </w:p>
-    <w:bookmarkEnd w:id="56"/>
-    <w:bookmarkStart w:id="60" w:name="exhibit-c-portfolio-sector-allocation"/>
-    <w:p>
-      <w:pPr>
-        <w:pStyle w:val="Heading3"/>
+    <w:bookmarkEnd w:id="58"/>
+    <w:bookmarkStart w:id="62" w:name="exhibit-c-portfolio-sector-allocation"/>
+    <w:p>
+      <w:pPr>
+        <w:pStyle w:val="Heading2"/>
       </w:pPr>
       <w:r>
         <w:t xml:space="preserve">Exhibit C: Portfolio Sector Allocation</w:t>
@@ -6592,25 +6386,7 @@
         <w:pStyle w:val="FirstParagraph"/>
       </w:pPr>
       <w:r>
-        <w:t xml:space="preserve">A well-diversified portfolio allocates capital across uncorrelated asset</w:t>
-      </w:r>
-      <w:r>
-        <w:t xml:space="preserve"> </w:t>
-      </w:r>
-      <w:r>
-        <w:t xml:space="preserve">classes and sectors to reduce idiosyncratic risk. The donut chart below</w:t>
-      </w:r>
-      <w:r>
-        <w:t xml:space="preserve"> </w:t>
-      </w:r>
-      <w:r>
-        <w:t xml:space="preserve">depicts a hypothetical portfolio’s sector exposure, with technology and</w:t>
-      </w:r>
-      <w:r>
-        <w:t xml:space="preserve"> </w:t>
-      </w:r>
-      <w:r>
-        <w:t xml:space="preserve">healthcare representing the largest weightings.</w:t>
+        <w:t xml:space="preserve">A well-diversified portfolio allocates capital across uncorrelated asset classes and sectors to reduce idiosyncratic risk. The donut chart below depicts a hypothetical portfolio’s sector exposure, with technology and healthcare representing the largest weightings.</w:t>
       </w:r>
     </w:p>
     <w:p>
@@ -7250,25 +7026,7 @@
         <w:pStyle w:val="FirstParagraph"/>
       </w:pPr>
       <w:r>
-        <w:t xml:space="preserve">The portfolio is concentrated in growth-oriented sectors (technology at 32 %),</w:t>
-      </w:r>
-      <w:r>
-        <w:t xml:space="preserve"> </w:t>
-      </w:r>
-      <w:r>
-        <w:t xml:space="preserve">with defensive allocations to utilities and real estate providing a</w:t>
-      </w:r>
-      <w:r>
-        <w:t xml:space="preserve"> </w:t>
-      </w:r>
-      <w:r>
-        <w:t xml:space="preserve">counterweight. This resembles a moderate-to-aggressive growth portfolio</w:t>
-      </w:r>
-      <w:r>
-        <w:t xml:space="preserve"> </w:t>
-      </w:r>
-      <w:r>
-        <w:t xml:space="preserve">typical of a long-term accumulation strategy.</w:t>
+        <w:t xml:space="preserve">The portfolio is concentrated in growth-oriented sectors (technology at 32 %), with defensive allocations to utilities and real estate providing a counterweight. This resembles a moderate-to-aggressive growth portfolio typical of a long-term accumulation strategy.</w:t>
       </w:r>
     </w:p>
     <w:p>
@@ -7280,18 +7038,18 @@
           <wp:inline>
             <wp:extent cx="5334000" cy="3810000"/>
             <wp:effectExtent b="0" l="0" r="0" t="0"/>
-            <wp:docPr descr="Portfolio allocation donut chart" title="" id="58" name="Picture"/>
+            <wp:docPr descr="Portfolio allocation donut chart" title="" id="60" name="Picture"/>
             <a:graphic>
               <a:graphicData uri="http://schemas.openxmlformats.org/drawingml/2006/picture">
                 <pic:pic>
                   <pic:nvPicPr>
-                    <pic:cNvPr descr="images/portfolio-allocation.png" id="59" name="Picture"/>
+                    <pic:cNvPr descr="images/portfolio-allocation.png" id="61" name="Picture"/>
                     <pic:cNvPicPr>
                       <a:picLocks noChangeArrowheads="1" noChangeAspect="1"/>
                     </pic:cNvPicPr>
                   </pic:nvPicPr>
                   <pic:blipFill>
-                    <a:blip r:embed="rId57"/>
+                    <a:blip r:embed="rId59"/>
                     <a:stretch>
                       <a:fillRect/>
                     </a:stretch>
@@ -7326,18 +7084,11 @@
         <w:t xml:space="preserve">Portfolio allocation donut chart</w:t>
       </w:r>
     </w:p>
-    <w:p>
-      <w:r>
-        <w:pict>
-          <v:rect style="width:0;height:1.5pt" o:hralign="center" o:hrstd="t" o:hr="t"/>
-        </w:pict>
-      </w:r>
-    </w:p>
-    <w:bookmarkEnd w:id="60"/>
-    <w:bookmarkStart w:id="64" w:name="exhibit-d-quarterly-earnings-analysis"/>
-    <w:p>
-      <w:pPr>
-        <w:pStyle w:val="Heading3"/>
+    <w:bookmarkEnd w:id="62"/>
+    <w:bookmarkStart w:id="66" w:name="exhibit-d-quarterly-earnings-analysis"/>
+    <w:p>
+      <w:pPr>
+        <w:pStyle w:val="Heading2"/>
       </w:pPr>
       <w:r>
         <w:t xml:space="preserve">Exhibit D: Quarterly Earnings Analysis</w:t>
@@ -7348,30 +7099,507 @@
         <w:pStyle w:val="FirstParagraph"/>
       </w:pPr>
       <w:r>
-        <w:t xml:space="preserve">Tracking revenue and net profit over time reveals a company’s growth trajectory</w:t>
-      </w:r>
-      <w:r>
+        <w:t xml:space="preserve">Tracking revenue and net profit over time reveals a company’s growth trajectory and margin stability. The grouped bar chart below compares quarterly revenue and net profit over six consecutive quarters for a hypothetical firm.</w:t>
+      </w:r>
+    </w:p>
+    <w:p>
+      <w:pPr>
+        <w:pStyle w:val="SourceCode"/>
+      </w:pPr>
+      <w:r>
+        <w:rPr>
+          <w:rStyle w:val="NormalTok"/>
+        </w:rPr>
+        <w:t xml:space="preserve">quarters </w:t>
+      </w:r>
+      <w:r>
+        <w:rPr>
+          <w:rStyle w:val="OperatorTok"/>
+        </w:rPr>
+        <w:t xml:space="preserve">=</w:t>
+      </w:r>
+      <w:r>
+        <w:rPr>
+          <w:rStyle w:val="NormalTok"/>
+        </w:rPr>
+        <w:t xml:space="preserve"> [</w:t>
+      </w:r>
+      <w:r>
+        <w:rPr>
+          <w:rStyle w:val="StringTok"/>
+        </w:rPr>
+        <w:t xml:space="preserve">'Q1 2024'</w:t>
+      </w:r>
+      <w:r>
+        <w:rPr>
+          <w:rStyle w:val="NormalTok"/>
+        </w:rPr>
+        <w:t xml:space="preserve">, </w:t>
+      </w:r>
+      <w:r>
+        <w:rPr>
+          <w:rStyle w:val="StringTok"/>
+        </w:rPr>
+        <w:t xml:space="preserve">'Q2 2024'</w:t>
+      </w:r>
+      <w:r>
+        <w:rPr>
+          <w:rStyle w:val="NormalTok"/>
+        </w:rPr>
+        <w:t xml:space="preserve">, </w:t>
+      </w:r>
+      <w:r>
+        <w:rPr>
+          <w:rStyle w:val="StringTok"/>
+        </w:rPr>
+        <w:t xml:space="preserve">'Q3 2024'</w:t>
+      </w:r>
+      <w:r>
+        <w:rPr>
+          <w:rStyle w:val="NormalTok"/>
+        </w:rPr>
+        <w:t xml:space="preserve">, </w:t>
+      </w:r>
+      <w:r>
+        <w:rPr>
+          <w:rStyle w:val="StringTok"/>
+        </w:rPr>
+        <w:t xml:space="preserve">'Q4 2024'</w:t>
+      </w:r>
+      <w:r>
+        <w:rPr>
+          <w:rStyle w:val="NormalTok"/>
+        </w:rPr>
+        <w:t xml:space="preserve">, </w:t>
+      </w:r>
+      <w:r>
+        <w:rPr>
+          <w:rStyle w:val="StringTok"/>
+        </w:rPr>
+        <w:t xml:space="preserve">'Q1 2025'</w:t>
+      </w:r>
+      <w:r>
+        <w:rPr>
+          <w:rStyle w:val="NormalTok"/>
+        </w:rPr>
+        <w:t xml:space="preserve">, </w:t>
+      </w:r>
+      <w:r>
+        <w:rPr>
+          <w:rStyle w:val="StringTok"/>
+        </w:rPr>
+        <w:t xml:space="preserve">'Q2 2025'</w:t>
+      </w:r>
+      <w:r>
+        <w:rPr>
+          <w:rStyle w:val="NormalTok"/>
+        </w:rPr>
+        <w:t xml:space="preserve">]</w:t>
+      </w:r>
+      <w:r>
+        <w:br/>
+      </w:r>
+      <w:r>
+        <w:rPr>
+          <w:rStyle w:val="NormalTok"/>
+        </w:rPr>
+        <w:t xml:space="preserve">revenue  </w:t>
+      </w:r>
+      <w:r>
+        <w:rPr>
+          <w:rStyle w:val="OperatorTok"/>
+        </w:rPr>
+        <w:t xml:space="preserve">=</w:t>
+      </w:r>
+      <w:r>
+        <w:rPr>
+          <w:rStyle w:val="NormalTok"/>
+        </w:rPr>
+        <w:t xml:space="preserve"> [</w:t>
+      </w:r>
+      <w:r>
+        <w:rPr>
+          <w:rStyle w:val="DecValTok"/>
+        </w:rPr>
+        <w:t xml:space="preserve">1240</w:t>
+      </w:r>
+      <w:r>
+        <w:rPr>
+          <w:rStyle w:val="NormalTok"/>
+        </w:rPr>
+        <w:t xml:space="preserve">, </w:t>
+      </w:r>
+      <w:r>
+        <w:rPr>
+          <w:rStyle w:val="DecValTok"/>
+        </w:rPr>
+        <w:t xml:space="preserve">1310</w:t>
+      </w:r>
+      <w:r>
+        <w:rPr>
+          <w:rStyle w:val="NormalTok"/>
+        </w:rPr>
+        <w:t xml:space="preserve">, </w:t>
+      </w:r>
+      <w:r>
+        <w:rPr>
+          <w:rStyle w:val="DecValTok"/>
+        </w:rPr>
+        <w:t xml:space="preserve">1380</w:t>
+      </w:r>
+      <w:r>
+        <w:rPr>
+          <w:rStyle w:val="NormalTok"/>
+        </w:rPr>
+        <w:t xml:space="preserve">, </w:t>
+      </w:r>
+      <w:r>
+        <w:rPr>
+          <w:rStyle w:val="DecValTok"/>
+        </w:rPr>
+        <w:t xml:space="preserve">1450</w:t>
+      </w:r>
+      <w:r>
+        <w:rPr>
+          <w:rStyle w:val="NormalTok"/>
+        </w:rPr>
+        <w:t xml:space="preserve">, </w:t>
+      </w:r>
+      <w:r>
+        <w:rPr>
+          <w:rStyle w:val="DecValTok"/>
+        </w:rPr>
+        <w:t xml:space="preserve">1520</w:t>
+      </w:r>
+      <w:r>
+        <w:rPr>
+          <w:rStyle w:val="NormalTok"/>
+        </w:rPr>
+        <w:t xml:space="preserve">, </w:t>
+      </w:r>
+      <w:r>
+        <w:rPr>
+          <w:rStyle w:val="DecValTok"/>
+        </w:rPr>
+        <w:t xml:space="preserve">1580</w:t>
+      </w:r>
+      <w:r>
+        <w:rPr>
+          <w:rStyle w:val="NormalTok"/>
+        </w:rPr>
+        <w:t xml:space="preserve">]</w:t>
+      </w:r>
+      <w:r>
+        <w:br/>
+      </w:r>
+      <w:r>
+        <w:rPr>
+          <w:rStyle w:val="NormalTok"/>
+        </w:rPr>
+        <w:t xml:space="preserve">profit   </w:t>
+      </w:r>
+      <w:r>
+        <w:rPr>
+          <w:rStyle w:val="OperatorTok"/>
+        </w:rPr>
+        <w:t xml:space="preserve">=</w:t>
+      </w:r>
+      <w:r>
+        <w:rPr>
+          <w:rStyle w:val="NormalTok"/>
+        </w:rPr>
+        <w:t xml:space="preserve"> [</w:t>
+      </w:r>
+      <w:r>
+        <w:rPr>
+          <w:rStyle w:val="DecValTok"/>
+        </w:rPr>
+        <w:t xml:space="preserve">310</w:t>
+      </w:r>
+      <w:r>
+        <w:rPr>
+          <w:rStyle w:val="NormalTok"/>
+        </w:rPr>
+        <w:t xml:space="preserve">, </w:t>
+      </w:r>
+      <w:r>
+        <w:rPr>
+          <w:rStyle w:val="DecValTok"/>
+        </w:rPr>
+        <w:t xml:space="preserve">340</w:t>
+      </w:r>
+      <w:r>
+        <w:rPr>
+          <w:rStyle w:val="NormalTok"/>
+        </w:rPr>
+        <w:t xml:space="preserve">, </w:t>
+      </w:r>
+      <w:r>
+        <w:rPr>
+          <w:rStyle w:val="DecValTok"/>
+        </w:rPr>
+        <w:t xml:space="preserve">365</w:t>
+      </w:r>
+      <w:r>
+        <w:rPr>
+          <w:rStyle w:val="NormalTok"/>
+        </w:rPr>
+        <w:t xml:space="preserve">, </w:t>
+      </w:r>
+      <w:r>
+        <w:rPr>
+          <w:rStyle w:val="DecValTok"/>
+        </w:rPr>
+        <w:t xml:space="preserve">390</w:t>
+      </w:r>
+      <w:r>
+        <w:rPr>
+          <w:rStyle w:val="NormalTok"/>
+        </w:rPr>
+        <w:t xml:space="preserve">, </w:t>
+      </w:r>
+      <w:r>
+        <w:rPr>
+          <w:rStyle w:val="DecValTok"/>
+        </w:rPr>
+        <w:t xml:space="preserve">410</w:t>
+      </w:r>
+      <w:r>
+        <w:rPr>
+          <w:rStyle w:val="NormalTok"/>
+        </w:rPr>
+        <w:t xml:space="preserve">, </w:t>
+      </w:r>
+      <w:r>
+        <w:rPr>
+          <w:rStyle w:val="DecValTok"/>
+        </w:rPr>
+        <w:t xml:space="preserve">435</w:t>
+      </w:r>
+      <w:r>
+        <w:rPr>
+          <w:rStyle w:val="NormalTok"/>
+        </w:rPr>
+        <w:t xml:space="preserve">]</w:t>
+      </w:r>
+      <w:r>
+        <w:br/>
+      </w:r>
+      <w:r>
+        <w:br/>
+      </w:r>
+      <w:r>
+        <w:rPr>
+          <w:rStyle w:val="NormalTok"/>
+        </w:rPr>
+        <w:t xml:space="preserve">x </w:t>
+      </w:r>
+      <w:r>
+        <w:rPr>
+          <w:rStyle w:val="OperatorTok"/>
+        </w:rPr>
+        <w:t xml:space="preserve">=</w:t>
+      </w:r>
+      <w:r>
+        <w:rPr>
+          <w:rStyle w:val="NormalTok"/>
+        </w:rPr>
+        <w:t xml:space="preserve"> np.arange(</w:t>
+      </w:r>
+      <w:r>
+        <w:rPr>
+          <w:rStyle w:val="BuiltInTok"/>
+        </w:rPr>
+        <w:t xml:space="preserve">len</w:t>
+      </w:r>
+      <w:r>
+        <w:rPr>
+          <w:rStyle w:val="NormalTok"/>
+        </w:rPr>
+        <w:t xml:space="preserve">(quarters))</w:t>
+      </w:r>
+      <w:r>
+        <w:br/>
+      </w:r>
+      <w:r>
+        <w:rPr>
+          <w:rStyle w:val="NormalTok"/>
+        </w:rPr>
+        <w:t xml:space="preserve">fig, ax </w:t>
+      </w:r>
+      <w:r>
+        <w:rPr>
+          <w:rStyle w:val="OperatorTok"/>
+        </w:rPr>
+        <w:t xml:space="preserve">=</w:t>
+      </w:r>
+      <w:r>
+        <w:rPr>
+          <w:rStyle w:val="NormalTok"/>
+        </w:rPr>
+        <w:t xml:space="preserve"> plt.subplots(figsize</w:t>
+      </w:r>
+      <w:r>
+        <w:rPr>
+          <w:rStyle w:val="OperatorTok"/>
+        </w:rPr>
+        <w:t xml:space="preserve">=</w:t>
+      </w:r>
+      <w:r>
+        <w:rPr>
+          <w:rStyle w:val="NormalTok"/>
+        </w:rPr>
+        <w:t xml:space="preserve">(</w:t>
+      </w:r>
+      <w:r>
+        <w:rPr>
+          <w:rStyle w:val="DecValTok"/>
+        </w:rPr>
+        <w:t xml:space="preserve">10</w:t>
+      </w:r>
+      <w:r>
+        <w:rPr>
+          <w:rStyle w:val="NormalTok"/>
+        </w:rPr>
+        <w:t xml:space="preserve">, </w:t>
+      </w:r>
+      <w:r>
+        <w:rPr>
+          <w:rStyle w:val="DecValTok"/>
+        </w:rPr>
+        <w:t xml:space="preserve">5</w:t>
+      </w:r>
+      <w:r>
+        <w:rPr>
+          <w:rStyle w:val="NormalTok"/>
+        </w:rPr>
+        <w:t xml:space="preserve">))</w:t>
+      </w:r>
+      <w:r>
+        <w:br/>
+      </w:r>
+      <w:r>
+        <w:rPr>
+          <w:rStyle w:val="NormalTok"/>
+        </w:rPr>
+        <w:t xml:space="preserve">ax.bar(x </w:t>
+      </w:r>
+      <w:r>
+        <w:rPr>
+          <w:rStyle w:val="OperatorTok"/>
+        </w:rPr>
+        <w:t xml:space="preserve">-</w:t>
+      </w:r>
+      <w:r>
+        <w:rPr>
+          <w:rStyle w:val="NormalTok"/>
+        </w:rPr>
         <w:t xml:space="preserve"> </w:t>
       </w:r>
       <w:r>
-        <w:t xml:space="preserve">and margin stability. The grouped bar chart below compares quarterly revenue</w:t>
-      </w:r>
-      <w:r>
+        <w:rPr>
+          <w:rStyle w:val="FloatTok"/>
+        </w:rPr>
+        <w:t xml:space="preserve">0.17</w:t>
+      </w:r>
+      <w:r>
+        <w:rPr>
+          <w:rStyle w:val="NormalTok"/>
+        </w:rPr>
+        <w:t xml:space="preserve">, revenue, </w:t>
+      </w:r>
+      <w:r>
+        <w:rPr>
+          <w:rStyle w:val="FloatTok"/>
+        </w:rPr>
+        <w:t xml:space="preserve">0.35</w:t>
+      </w:r>
+      <w:r>
+        <w:rPr>
+          <w:rStyle w:val="NormalTok"/>
+        </w:rPr>
+        <w:t xml:space="preserve">, label</w:t>
+      </w:r>
+      <w:r>
+        <w:rPr>
+          <w:rStyle w:val="OperatorTok"/>
+        </w:rPr>
+        <w:t xml:space="preserve">=</w:t>
+      </w:r>
+      <w:r>
+        <w:rPr>
+          <w:rStyle w:val="StringTok"/>
+        </w:rPr>
+        <w:t xml:space="preserve">'Revenue'</w:t>
+      </w:r>
+      <w:r>
+        <w:rPr>
+          <w:rStyle w:val="NormalTok"/>
+        </w:rPr>
+        <w:t xml:space="preserve">,    color</w:t>
+      </w:r>
+      <w:r>
+        <w:rPr>
+          <w:rStyle w:val="OperatorTok"/>
+        </w:rPr>
+        <w:t xml:space="preserve">=</w:t>
+      </w:r>
+      <w:r>
+        <w:rPr>
+          <w:rStyle w:val="StringTok"/>
+        </w:rPr>
+        <w:t xml:space="preserve">'#2196F3'</w:t>
+      </w:r>
+      <w:r>
+        <w:rPr>
+          <w:rStyle w:val="NormalTok"/>
+        </w:rPr>
+        <w:t xml:space="preserve">)</w:t>
+      </w:r>
+      <w:r>
+        <w:br/>
+      </w:r>
+      <w:r>
+        <w:rPr>
+          <w:rStyle w:val="NormalTok"/>
+        </w:rPr>
+        <w:t xml:space="preserve">ax.bar(x </w:t>
+      </w:r>
+      <w:r>
+        <w:rPr>
+          <w:rStyle w:val="OperatorTok"/>
+        </w:rPr>
+        <w:t xml:space="preserve">+</w:t>
+      </w:r>
+      <w:r>
+        <w:rPr>
+          <w:rStyle w:val="NormalTok"/>
+        </w:rPr>
         <w:t xml:space="preserve"> </w:t>
       </w:r>
       <w:r>
-        <w:t xml:space="preserve">and net profit over six consecutive quarters for a hypothetical firm.</w:t>
-      </w:r>
-    </w:p>
-    <w:p>
-      <w:pPr>
-        <w:pStyle w:val="SourceCode"/>
-      </w:pPr>
-      <w:r>
-        <w:rPr>
-          <w:rStyle w:val="NormalTok"/>
-        </w:rPr>
-        <w:t xml:space="preserve">quarters </w:t>
+        <w:rPr>
+          <w:rStyle w:val="FloatTok"/>
+        </w:rPr>
+        <w:t xml:space="preserve">0.17</w:t>
+      </w:r>
+      <w:r>
+        <w:rPr>
+          <w:rStyle w:val="NormalTok"/>
+        </w:rPr>
+        <w:t xml:space="preserve">, profit,  </w:t>
+      </w:r>
+      <w:r>
+        <w:rPr>
+          <w:rStyle w:val="FloatTok"/>
+        </w:rPr>
+        <w:t xml:space="preserve">0.35</w:t>
+      </w:r>
+      <w:r>
+        <w:rPr>
+          <w:rStyle w:val="NormalTok"/>
+        </w:rPr>
+        <w:t xml:space="preserve">, label</w:t>
       </w:r>
       <w:r>
         <w:rPr>
@@ -7381,435 +7609,84 @@
       </w:r>
       <w:r>
         <w:rPr>
-          <w:rStyle w:val="NormalTok"/>
-        </w:rPr>
-        <w:t xml:space="preserve"> [</w:t>
-      </w:r>
-      <w:r>
-        <w:rPr>
           <w:rStyle w:val="StringTok"/>
         </w:rPr>
-        <w:t xml:space="preserve">'Q1 2024'</w:t>
-      </w:r>
-      <w:r>
-        <w:rPr>
-          <w:rStyle w:val="NormalTok"/>
-        </w:rPr>
-        <w:t xml:space="preserve">, </w:t>
+        <w:t xml:space="preserve">'Net Profit'</w:t>
+      </w:r>
+      <w:r>
+        <w:rPr>
+          <w:rStyle w:val="NormalTok"/>
+        </w:rPr>
+        <w:t xml:space="preserve">, color</w:t>
+      </w:r>
+      <w:r>
+        <w:rPr>
+          <w:rStyle w:val="OperatorTok"/>
+        </w:rPr>
+        <w:t xml:space="preserve">=</w:t>
       </w:r>
       <w:r>
         <w:rPr>
           <w:rStyle w:val="StringTok"/>
         </w:rPr>
-        <w:t xml:space="preserve">'Q2 2024'</w:t>
-      </w:r>
-      <w:r>
-        <w:rPr>
-          <w:rStyle w:val="NormalTok"/>
-        </w:rPr>
-        <w:t xml:space="preserve">, </w:t>
+        <w:t xml:space="preserve">'#4CAF50'</w:t>
+      </w:r>
+      <w:r>
+        <w:rPr>
+          <w:rStyle w:val="NormalTok"/>
+        </w:rPr>
+        <w:t xml:space="preserve">)</w:t>
+      </w:r>
+      <w:r>
+        <w:br/>
+      </w:r>
+      <w:r>
+        <w:rPr>
+          <w:rStyle w:val="NormalTok"/>
+        </w:rPr>
+        <w:t xml:space="preserve">ax.set_xticks(x)</w:t>
+      </w:r>
+      <w:r>
+        <w:rPr>
+          <w:rStyle w:val="OperatorTok"/>
+        </w:rPr>
+        <w:t xml:space="preserve">;</w:t>
+      </w:r>
+      <w:r>
+        <w:rPr>
+          <w:rStyle w:val="NormalTok"/>
+        </w:rPr>
+        <w:t xml:space="preserve"> ax.set_xticklabels(quarters, rotation</w:t>
+      </w:r>
+      <w:r>
+        <w:rPr>
+          <w:rStyle w:val="OperatorTok"/>
+        </w:rPr>
+        <w:t xml:space="preserve">=</w:t>
+      </w:r>
+      <w:r>
+        <w:rPr>
+          <w:rStyle w:val="DecValTok"/>
+        </w:rPr>
+        <w:t xml:space="preserve">30</w:t>
+      </w:r>
+      <w:r>
+        <w:rPr>
+          <w:rStyle w:val="NormalTok"/>
+        </w:rPr>
+        <w:t xml:space="preserve">, ha</w:t>
+      </w:r>
+      <w:r>
+        <w:rPr>
+          <w:rStyle w:val="OperatorTok"/>
+        </w:rPr>
+        <w:t xml:space="preserve">=</w:t>
       </w:r>
       <w:r>
         <w:rPr>
           <w:rStyle w:val="StringTok"/>
         </w:rPr>
-        <w:t xml:space="preserve">'Q3 2024'</w:t>
-      </w:r>
-      <w:r>
-        <w:rPr>
-          <w:rStyle w:val="NormalTok"/>
-        </w:rPr>
-        <w:t xml:space="preserve">, </w:t>
-      </w:r>
-      <w:r>
-        <w:rPr>
-          <w:rStyle w:val="StringTok"/>
-        </w:rPr>
-        <w:t xml:space="preserve">'Q4 2024'</w:t>
-      </w:r>
-      <w:r>
-        <w:rPr>
-          <w:rStyle w:val="NormalTok"/>
-        </w:rPr>
-        <w:t xml:space="preserve">, </w:t>
-      </w:r>
-      <w:r>
-        <w:rPr>
-          <w:rStyle w:val="StringTok"/>
-        </w:rPr>
-        <w:t xml:space="preserve">'Q1 2025'</w:t>
-      </w:r>
-      <w:r>
-        <w:rPr>
-          <w:rStyle w:val="NormalTok"/>
-        </w:rPr>
-        <w:t xml:space="preserve">, </w:t>
-      </w:r>
-      <w:r>
-        <w:rPr>
-          <w:rStyle w:val="StringTok"/>
-        </w:rPr>
-        <w:t xml:space="preserve">'Q2 2025'</w:t>
-      </w:r>
-      <w:r>
-        <w:rPr>
-          <w:rStyle w:val="NormalTok"/>
-        </w:rPr>
-        <w:t xml:space="preserve">]</w:t>
-      </w:r>
-      <w:r>
-        <w:br/>
-      </w:r>
-      <w:r>
-        <w:rPr>
-          <w:rStyle w:val="NormalTok"/>
-        </w:rPr>
-        <w:t xml:space="preserve">revenue  </w:t>
-      </w:r>
-      <w:r>
-        <w:rPr>
-          <w:rStyle w:val="OperatorTok"/>
-        </w:rPr>
-        <w:t xml:space="preserve">=</w:t>
-      </w:r>
-      <w:r>
-        <w:rPr>
-          <w:rStyle w:val="NormalTok"/>
-        </w:rPr>
-        <w:t xml:space="preserve"> [</w:t>
-      </w:r>
-      <w:r>
-        <w:rPr>
-          <w:rStyle w:val="DecValTok"/>
-        </w:rPr>
-        <w:t xml:space="preserve">1240</w:t>
-      </w:r>
-      <w:r>
-        <w:rPr>
-          <w:rStyle w:val="NormalTok"/>
-        </w:rPr>
-        <w:t xml:space="preserve">, </w:t>
-      </w:r>
-      <w:r>
-        <w:rPr>
-          <w:rStyle w:val="DecValTok"/>
-        </w:rPr>
-        <w:t xml:space="preserve">1310</w:t>
-      </w:r>
-      <w:r>
-        <w:rPr>
-          <w:rStyle w:val="NormalTok"/>
-        </w:rPr>
-        <w:t xml:space="preserve">, </w:t>
-      </w:r>
-      <w:r>
-        <w:rPr>
-          <w:rStyle w:val="DecValTok"/>
-        </w:rPr>
-        <w:t xml:space="preserve">1380</w:t>
-      </w:r>
-      <w:r>
-        <w:rPr>
-          <w:rStyle w:val="NormalTok"/>
-        </w:rPr>
-        <w:t xml:space="preserve">, </w:t>
-      </w:r>
-      <w:r>
-        <w:rPr>
-          <w:rStyle w:val="DecValTok"/>
-        </w:rPr>
-        <w:t xml:space="preserve">1450</w:t>
-      </w:r>
-      <w:r>
-        <w:rPr>
-          <w:rStyle w:val="NormalTok"/>
-        </w:rPr>
-        <w:t xml:space="preserve">, </w:t>
-      </w:r>
-      <w:r>
-        <w:rPr>
-          <w:rStyle w:val="DecValTok"/>
-        </w:rPr>
-        <w:t xml:space="preserve">1520</w:t>
-      </w:r>
-      <w:r>
-        <w:rPr>
-          <w:rStyle w:val="NormalTok"/>
-        </w:rPr>
-        <w:t xml:space="preserve">, </w:t>
-      </w:r>
-      <w:r>
-        <w:rPr>
-          <w:rStyle w:val="DecValTok"/>
-        </w:rPr>
-        <w:t xml:space="preserve">1580</w:t>
-      </w:r>
-      <w:r>
-        <w:rPr>
-          <w:rStyle w:val="NormalTok"/>
-        </w:rPr>
-        <w:t xml:space="preserve">]</w:t>
-      </w:r>
-      <w:r>
-        <w:br/>
-      </w:r>
-      <w:r>
-        <w:rPr>
-          <w:rStyle w:val="NormalTok"/>
-        </w:rPr>
-        <w:t xml:space="preserve">profit   </w:t>
-      </w:r>
-      <w:r>
-        <w:rPr>
-          <w:rStyle w:val="OperatorTok"/>
-        </w:rPr>
-        <w:t xml:space="preserve">=</w:t>
-      </w:r>
-      <w:r>
-        <w:rPr>
-          <w:rStyle w:val="NormalTok"/>
-        </w:rPr>
-        <w:t xml:space="preserve"> [</w:t>
-      </w:r>
-      <w:r>
-        <w:rPr>
-          <w:rStyle w:val="DecValTok"/>
-        </w:rPr>
-        <w:t xml:space="preserve">310</w:t>
-      </w:r>
-      <w:r>
-        <w:rPr>
-          <w:rStyle w:val="NormalTok"/>
-        </w:rPr>
-        <w:t xml:space="preserve">, </w:t>
-      </w:r>
-      <w:r>
-        <w:rPr>
-          <w:rStyle w:val="DecValTok"/>
-        </w:rPr>
-        <w:t xml:space="preserve">340</w:t>
-      </w:r>
-      <w:r>
-        <w:rPr>
-          <w:rStyle w:val="NormalTok"/>
-        </w:rPr>
-        <w:t xml:space="preserve">, </w:t>
-      </w:r>
-      <w:r>
-        <w:rPr>
-          <w:rStyle w:val="DecValTok"/>
-        </w:rPr>
-        <w:t xml:space="preserve">365</w:t>
-      </w:r>
-      <w:r>
-        <w:rPr>
-          <w:rStyle w:val="NormalTok"/>
-        </w:rPr>
-        <w:t xml:space="preserve">, </w:t>
-      </w:r>
-      <w:r>
-        <w:rPr>
-          <w:rStyle w:val="DecValTok"/>
-        </w:rPr>
-        <w:t xml:space="preserve">390</w:t>
-      </w:r>
-      <w:r>
-        <w:rPr>
-          <w:rStyle w:val="NormalTok"/>
-        </w:rPr>
-        <w:t xml:space="preserve">, </w:t>
-      </w:r>
-      <w:r>
-        <w:rPr>
-          <w:rStyle w:val="DecValTok"/>
-        </w:rPr>
-        <w:t xml:space="preserve">410</w:t>
-      </w:r>
-      <w:r>
-        <w:rPr>
-          <w:rStyle w:val="NormalTok"/>
-        </w:rPr>
-        <w:t xml:space="preserve">, </w:t>
-      </w:r>
-      <w:r>
-        <w:rPr>
-          <w:rStyle w:val="DecValTok"/>
-        </w:rPr>
-        <w:t xml:space="preserve">435</w:t>
-      </w:r>
-      <w:r>
-        <w:rPr>
-          <w:rStyle w:val="NormalTok"/>
-        </w:rPr>
-        <w:t xml:space="preserve">]</w:t>
-      </w:r>
-      <w:r>
-        <w:br/>
-      </w:r>
-      <w:r>
-        <w:br/>
-      </w:r>
-      <w:r>
-        <w:rPr>
-          <w:rStyle w:val="NormalTok"/>
-        </w:rPr>
-        <w:t xml:space="preserve">x </w:t>
-      </w:r>
-      <w:r>
-        <w:rPr>
-          <w:rStyle w:val="OperatorTok"/>
-        </w:rPr>
-        <w:t xml:space="preserve">=</w:t>
-      </w:r>
-      <w:r>
-        <w:rPr>
-          <w:rStyle w:val="NormalTok"/>
-        </w:rPr>
-        <w:t xml:space="preserve"> np.arange(</w:t>
-      </w:r>
-      <w:r>
-        <w:rPr>
-          <w:rStyle w:val="BuiltInTok"/>
-        </w:rPr>
-        <w:t xml:space="preserve">len</w:t>
-      </w:r>
-      <w:r>
-        <w:rPr>
-          <w:rStyle w:val="NormalTok"/>
-        </w:rPr>
-        <w:t xml:space="preserve">(quarters))</w:t>
-      </w:r>
-      <w:r>
-        <w:br/>
-      </w:r>
-      <w:r>
-        <w:rPr>
-          <w:rStyle w:val="NormalTok"/>
-        </w:rPr>
-        <w:t xml:space="preserve">fig, ax </w:t>
-      </w:r>
-      <w:r>
-        <w:rPr>
-          <w:rStyle w:val="OperatorTok"/>
-        </w:rPr>
-        <w:t xml:space="preserve">=</w:t>
-      </w:r>
-      <w:r>
-        <w:rPr>
-          <w:rStyle w:val="NormalTok"/>
-        </w:rPr>
-        <w:t xml:space="preserve"> plt.subplots(figsize</w:t>
-      </w:r>
-      <w:r>
-        <w:rPr>
-          <w:rStyle w:val="OperatorTok"/>
-        </w:rPr>
-        <w:t xml:space="preserve">=</w:t>
-      </w:r>
-      <w:r>
-        <w:rPr>
-          <w:rStyle w:val="NormalTok"/>
-        </w:rPr>
-        <w:t xml:space="preserve">(</w:t>
-      </w:r>
-      <w:r>
-        <w:rPr>
-          <w:rStyle w:val="DecValTok"/>
-        </w:rPr>
-        <w:t xml:space="preserve">10</w:t>
-      </w:r>
-      <w:r>
-        <w:rPr>
-          <w:rStyle w:val="NormalTok"/>
-        </w:rPr>
-        <w:t xml:space="preserve">, </w:t>
-      </w:r>
-      <w:r>
-        <w:rPr>
-          <w:rStyle w:val="DecValTok"/>
-        </w:rPr>
-        <w:t xml:space="preserve">5</w:t>
-      </w:r>
-      <w:r>
-        <w:rPr>
-          <w:rStyle w:val="NormalTok"/>
-        </w:rPr>
-        <w:t xml:space="preserve">))</w:t>
-      </w:r>
-      <w:r>
-        <w:br/>
-      </w:r>
-      <w:r>
-        <w:rPr>
-          <w:rStyle w:val="NormalTok"/>
-        </w:rPr>
-        <w:t xml:space="preserve">ax.bar(x </w:t>
-      </w:r>
-      <w:r>
-        <w:rPr>
-          <w:rStyle w:val="OperatorTok"/>
-        </w:rPr>
-        <w:t xml:space="preserve">-</w:t>
-      </w:r>
-      <w:r>
-        <w:rPr>
-          <w:rStyle w:val="NormalTok"/>
-        </w:rPr>
-        <w:t xml:space="preserve"> </w:t>
-      </w:r>
-      <w:r>
-        <w:rPr>
-          <w:rStyle w:val="FloatTok"/>
-        </w:rPr>
-        <w:t xml:space="preserve">0.17</w:t>
-      </w:r>
-      <w:r>
-        <w:rPr>
-          <w:rStyle w:val="NormalTok"/>
-        </w:rPr>
-        <w:t xml:space="preserve">, revenue, </w:t>
-      </w:r>
-      <w:r>
-        <w:rPr>
-          <w:rStyle w:val="FloatTok"/>
-        </w:rPr>
-        <w:t xml:space="preserve">0.35</w:t>
-      </w:r>
-      <w:r>
-        <w:rPr>
-          <w:rStyle w:val="NormalTok"/>
-        </w:rPr>
-        <w:t xml:space="preserve">, label</w:t>
-      </w:r>
-      <w:r>
-        <w:rPr>
-          <w:rStyle w:val="OperatorTok"/>
-        </w:rPr>
-        <w:t xml:space="preserve">=</w:t>
-      </w:r>
-      <w:r>
-        <w:rPr>
-          <w:rStyle w:val="StringTok"/>
-        </w:rPr>
-        <w:t xml:space="preserve">'Revenue'</w:t>
-      </w:r>
-      <w:r>
-        <w:rPr>
-          <w:rStyle w:val="NormalTok"/>
-        </w:rPr>
-        <w:t xml:space="preserve">,    color</w:t>
-      </w:r>
-      <w:r>
-        <w:rPr>
-          <w:rStyle w:val="OperatorTok"/>
-        </w:rPr>
-        <w:t xml:space="preserve">=</w:t>
-      </w:r>
-      <w:r>
-        <w:rPr>
-          <w:rStyle w:val="StringTok"/>
-        </w:rPr>
-        <w:t xml:space="preserve">'#2196F3'</w:t>
+        <w:t xml:space="preserve">'right'</w:t>
       </w:r>
       <w:r>
         <w:rPr>
@@ -7817,169 +7694,13 @@
         </w:rPr>
         <w:t xml:space="preserve">)</w:t>
       </w:r>
-      <w:r>
-        <w:br/>
-      </w:r>
-      <w:r>
-        <w:rPr>
-          <w:rStyle w:val="NormalTok"/>
-        </w:rPr>
-        <w:t xml:space="preserve">ax.bar(x </w:t>
-      </w:r>
-      <w:r>
-        <w:rPr>
-          <w:rStyle w:val="OperatorTok"/>
-        </w:rPr>
-        <w:t xml:space="preserve">+</w:t>
-      </w:r>
-      <w:r>
-        <w:rPr>
-          <w:rStyle w:val="NormalTok"/>
-        </w:rPr>
-        <w:t xml:space="preserve"> </w:t>
-      </w:r>
-      <w:r>
-        <w:rPr>
-          <w:rStyle w:val="FloatTok"/>
-        </w:rPr>
-        <w:t xml:space="preserve">0.17</w:t>
-      </w:r>
-      <w:r>
-        <w:rPr>
-          <w:rStyle w:val="NormalTok"/>
-        </w:rPr>
-        <w:t xml:space="preserve">, profit,  </w:t>
-      </w:r>
-      <w:r>
-        <w:rPr>
-          <w:rStyle w:val="FloatTok"/>
-        </w:rPr>
-        <w:t xml:space="preserve">0.35</w:t>
-      </w:r>
-      <w:r>
-        <w:rPr>
-          <w:rStyle w:val="NormalTok"/>
-        </w:rPr>
-        <w:t xml:space="preserve">, label</w:t>
-      </w:r>
-      <w:r>
-        <w:rPr>
-          <w:rStyle w:val="OperatorTok"/>
-        </w:rPr>
-        <w:t xml:space="preserve">=</w:t>
-      </w:r>
-      <w:r>
-        <w:rPr>
-          <w:rStyle w:val="StringTok"/>
-        </w:rPr>
-        <w:t xml:space="preserve">'Net Profit'</w:t>
-      </w:r>
-      <w:r>
-        <w:rPr>
-          <w:rStyle w:val="NormalTok"/>
-        </w:rPr>
-        <w:t xml:space="preserve">, color</w:t>
-      </w:r>
-      <w:r>
-        <w:rPr>
-          <w:rStyle w:val="OperatorTok"/>
-        </w:rPr>
-        <w:t xml:space="preserve">=</w:t>
-      </w:r>
-      <w:r>
-        <w:rPr>
-          <w:rStyle w:val="StringTok"/>
-        </w:rPr>
-        <w:t xml:space="preserve">'#4CAF50'</w:t>
-      </w:r>
-      <w:r>
-        <w:rPr>
-          <w:rStyle w:val="NormalTok"/>
-        </w:rPr>
-        <w:t xml:space="preserve">)</w:t>
-      </w:r>
-      <w:r>
-        <w:br/>
-      </w:r>
-      <w:r>
-        <w:rPr>
-          <w:rStyle w:val="NormalTok"/>
-        </w:rPr>
-        <w:t xml:space="preserve">ax.set_xticks(x)</w:t>
-      </w:r>
-      <w:r>
-        <w:rPr>
-          <w:rStyle w:val="OperatorTok"/>
-        </w:rPr>
-        <w:t xml:space="preserve">;</w:t>
-      </w:r>
-      <w:r>
-        <w:rPr>
-          <w:rStyle w:val="NormalTok"/>
-        </w:rPr>
-        <w:t xml:space="preserve"> ax.set_xticklabels(quarters, rotation</w:t>
-      </w:r>
-      <w:r>
-        <w:rPr>
-          <w:rStyle w:val="OperatorTok"/>
-        </w:rPr>
-        <w:t xml:space="preserve">=</w:t>
-      </w:r>
-      <w:r>
-        <w:rPr>
-          <w:rStyle w:val="DecValTok"/>
-        </w:rPr>
-        <w:t xml:space="preserve">30</w:t>
-      </w:r>
-      <w:r>
-        <w:rPr>
-          <w:rStyle w:val="NormalTok"/>
-        </w:rPr>
-        <w:t xml:space="preserve">, ha</w:t>
-      </w:r>
-      <w:r>
-        <w:rPr>
-          <w:rStyle w:val="OperatorTok"/>
-        </w:rPr>
-        <w:t xml:space="preserve">=</w:t>
-      </w:r>
-      <w:r>
-        <w:rPr>
-          <w:rStyle w:val="StringTok"/>
-        </w:rPr>
-        <w:t xml:space="preserve">'right'</w:t>
-      </w:r>
-      <w:r>
-        <w:rPr>
-          <w:rStyle w:val="NormalTok"/>
-        </w:rPr>
-        <w:t xml:space="preserve">)</w:t>
-      </w:r>
     </w:p>
     <w:p>
       <w:pPr>
         <w:pStyle w:val="FirstParagraph"/>
       </w:pPr>
       <w:r>
-        <w:t xml:space="preserve">Revenue grew from $1,240 M in Q1 2024 to $1,580 M in Q2 2025, a compound</w:t>
-      </w:r>
-      <w:r>
-        <w:t xml:space="preserve"> </w:t>
-      </w:r>
-      <w:r>
-        <w:t xml:space="preserve">quarterly growth rate (CQGR) of approximately 4.1 %. Net profit margins</w:t>
-      </w:r>
-      <w:r>
-        <w:t xml:space="preserve"> </w:t>
-      </w:r>
-      <w:r>
-        <w:t xml:space="preserve">remained stable at roughly 27 %, suggesting the company successfully scaled</w:t>
-      </w:r>
-      <w:r>
-        <w:t xml:space="preserve"> </w:t>
-      </w:r>
-      <w:r>
-        <w:t xml:space="preserve">without margin compression — a positive signal for stakeholders.</w:t>
+        <w:t xml:space="preserve">Revenue grew from $1,240 M in Q1 2024 to $1,580 M in Q2 2025, a compound quarterly growth rate (CQGR) of approximately 4.1 %. Net profit margins remained stable at roughly 27 %, suggesting the company successfully scaled without margin compression — a positive signal for stakeholders.</w:t>
       </w:r>
     </w:p>
     <w:p>
@@ -7991,18 +7712,18 @@
           <wp:inline>
             <wp:extent cx="5334000" cy="2667000"/>
             <wp:effectExtent b="0" l="0" r="0" t="0"/>
-            <wp:docPr descr="Quarterly earnings bar chart" title="" id="62" name="Picture"/>
+            <wp:docPr descr="Quarterly earnings bar chart" title="" id="64" name="Picture"/>
             <a:graphic>
               <a:graphicData uri="http://schemas.openxmlformats.org/drawingml/2006/picture">
                 <pic:pic>
                   <pic:nvPicPr>
-                    <pic:cNvPr descr="images/quarterly-earnings.png" id="63" name="Picture"/>
+                    <pic:cNvPr descr="images/quarterly-earnings.png" id="65" name="Picture"/>
                     <pic:cNvPicPr>
                       <a:picLocks noChangeArrowheads="1" noChangeAspect="1"/>
                     </pic:cNvPicPr>
                   </pic:nvPicPr>
                   <pic:blipFill>
-                    <a:blip r:embed="rId61"/>
+                    <a:blip r:embed="rId63"/>
                     <a:stretch>
                       <a:fillRect/>
                     </a:stretch>
@@ -8037,18 +7758,11 @@
         <w:t xml:space="preserve">Quarterly earnings bar chart</w:t>
       </w:r>
     </w:p>
-    <w:p>
-      <w:r>
-        <w:pict>
-          <v:rect style="width:0;height:1.5pt" o:hralign="center" o:hrstd="t" o:hr="t"/>
-        </w:pict>
-      </w:r>
-    </w:p>
-    <w:bookmarkEnd w:id="64"/>
-    <w:bookmarkStart w:id="68" w:name="exhibit-e-monte-carlo-simulation"/>
-    <w:p>
-      <w:pPr>
-        <w:pStyle w:val="Heading3"/>
+    <w:bookmarkEnd w:id="66"/>
+    <w:bookmarkStart w:id="70" w:name="exhibit-e-monte-carlo-simulation"/>
+    <w:p>
+      <w:pPr>
+        <w:pStyle w:val="Heading2"/>
       </w:pPr>
       <w:r>
         <w:t xml:space="preserve">Exhibit E: Monte Carlo Simulation</w:t>
@@ -8059,62 +7773,218 @@
         <w:pStyle w:val="FirstParagraph"/>
       </w:pPr>
       <w:r>
-        <w:t xml:space="preserve">Monte Carlo methods are used to model the probability distribution of portfolio</w:t>
-      </w:r>
-      <w:r>
+        <w:t xml:space="preserve">Monte Carlo methods are used to model the probability distribution of portfolio outcomes under stochastic returns. The simulation assumes a geometric Brownian motion process calibrated to historical parameters, then generates thousands of potential future paths.</w:t>
+      </w:r>
+    </w:p>
+    <w:p>
+      <w:pPr>
+        <w:pStyle w:val="BodyText"/>
+      </w:pPr>
+      <w:r>
+        <w:t xml:space="preserve">The following figure plots 100 simulated trajectories for a portfolio with an initial value of $100, an annualized drift of approximately 20 % (µ = 0.0008 daily), and a daily volatility of 1.5 %. The median path and the 5th/95th percentile bands are overlaid.</w:t>
+      </w:r>
+    </w:p>
+    <w:p>
+      <w:pPr>
+        <w:pStyle w:val="SourceCode"/>
+      </w:pPr>
+      <w:r>
+        <w:rPr>
+          <w:rStyle w:val="NormalTok"/>
+        </w:rPr>
+        <w:t xml:space="preserve">n_sims, n_days </w:t>
+      </w:r>
+      <w:r>
+        <w:rPr>
+          <w:rStyle w:val="OperatorTok"/>
+        </w:rPr>
+        <w:t xml:space="preserve">=</w:t>
+      </w:r>
+      <w:r>
+        <w:rPr>
+          <w:rStyle w:val="NormalTok"/>
+        </w:rPr>
         <w:t xml:space="preserve"> </w:t>
       </w:r>
       <w:r>
-        <w:t xml:space="preserve">outcomes under stochastic returns. The simulation assumes a geometric Brownian</w:t>
-      </w:r>
-      <w:r>
+        <w:rPr>
+          <w:rStyle w:val="DecValTok"/>
+        </w:rPr>
+        <w:t xml:space="preserve">100</w:t>
+      </w:r>
+      <w:r>
+        <w:rPr>
+          <w:rStyle w:val="NormalTok"/>
+        </w:rPr>
+        <w:t xml:space="preserve">, </w:t>
+      </w:r>
+      <w:r>
+        <w:rPr>
+          <w:rStyle w:val="DecValTok"/>
+        </w:rPr>
+        <w:t xml:space="preserve">252</w:t>
+      </w:r>
+      <w:r>
+        <w:br/>
+      </w:r>
+      <w:r>
+        <w:rPr>
+          <w:rStyle w:val="NormalTok"/>
+        </w:rPr>
+        <w:t xml:space="preserve">mu, sigma </w:t>
+      </w:r>
+      <w:r>
+        <w:rPr>
+          <w:rStyle w:val="OperatorTok"/>
+        </w:rPr>
+        <w:t xml:space="preserve">=</w:t>
+      </w:r>
+      <w:r>
+        <w:rPr>
+          <w:rStyle w:val="NormalTok"/>
+        </w:rPr>
         <w:t xml:space="preserve"> </w:t>
       </w:r>
       <w:r>
-        <w:t xml:space="preserve">motion process calibrated to historical parameters, then generates thousands</w:t>
-      </w:r>
-      <w:r>
+        <w:rPr>
+          <w:rStyle w:val="FloatTok"/>
+        </w:rPr>
+        <w:t xml:space="preserve">0.0008</w:t>
+      </w:r>
+      <w:r>
+        <w:rPr>
+          <w:rStyle w:val="NormalTok"/>
+        </w:rPr>
+        <w:t xml:space="preserve">, </w:t>
+      </w:r>
+      <w:r>
+        <w:rPr>
+          <w:rStyle w:val="FloatTok"/>
+        </w:rPr>
+        <w:t xml:space="preserve">0.015</w:t>
+      </w:r>
+      <w:r>
+        <w:br/>
+      </w:r>
+      <w:r>
+        <w:rPr>
+          <w:rStyle w:val="NormalTok"/>
+        </w:rPr>
+        <w:t xml:space="preserve">sims </w:t>
+      </w:r>
+      <w:r>
+        <w:rPr>
+          <w:rStyle w:val="OperatorTok"/>
+        </w:rPr>
+        <w:t xml:space="preserve">=</w:t>
+      </w:r>
+      <w:r>
+        <w:rPr>
+          <w:rStyle w:val="NormalTok"/>
+        </w:rPr>
+        <w:t xml:space="preserve"> np.zeros((n_sims, n_days))</w:t>
+      </w:r>
+      <w:r>
+        <w:rPr>
+          <w:rStyle w:val="OperatorTok"/>
+        </w:rPr>
+        <w:t xml:space="preserve">;</w:t>
+      </w:r>
+      <w:r>
+        <w:rPr>
+          <w:rStyle w:val="NormalTok"/>
+        </w:rPr>
+        <w:t xml:space="preserve"> sims[:, </w:t>
+      </w:r>
+      <w:r>
+        <w:rPr>
+          <w:rStyle w:val="DecValTok"/>
+        </w:rPr>
+        <w:t xml:space="preserve">0</w:t>
+      </w:r>
+      <w:r>
+        <w:rPr>
+          <w:rStyle w:val="NormalTok"/>
+        </w:rPr>
+        <w:t xml:space="preserve">] </w:t>
+      </w:r>
+      <w:r>
+        <w:rPr>
+          <w:rStyle w:val="OperatorTok"/>
+        </w:rPr>
+        <w:t xml:space="preserve">=</w:t>
+      </w:r>
+      <w:r>
+        <w:rPr>
+          <w:rStyle w:val="NormalTok"/>
+        </w:rPr>
         <w:t xml:space="preserve"> </w:t>
       </w:r>
       <w:r>
-        <w:t xml:space="preserve">of potential future paths.</w:t>
-      </w:r>
-    </w:p>
-    <w:p>
-      <w:pPr>
-        <w:pStyle w:val="BodyText"/>
-      </w:pPr>
-      <w:r>
-        <w:t xml:space="preserve">The following figure plots 100 simulated trajectories for a portfolio with an</w:t>
-      </w:r>
-      <w:r>
+        <w:rPr>
+          <w:rStyle w:val="DecValTok"/>
+        </w:rPr>
+        <w:t xml:space="preserve">100</w:t>
+      </w:r>
+      <w:r>
+        <w:br/>
+      </w:r>
+      <w:r>
+        <w:rPr>
+          <w:rStyle w:val="ControlFlowTok"/>
+        </w:rPr>
+        <w:t xml:space="preserve">for</w:t>
+      </w:r>
+      <w:r>
+        <w:rPr>
+          <w:rStyle w:val="NormalTok"/>
+        </w:rPr>
+        <w:t xml:space="preserve"> t </w:t>
+      </w:r>
+      <w:r>
+        <w:rPr>
+          <w:rStyle w:val="KeywordTok"/>
+        </w:rPr>
+        <w:t xml:space="preserve">in</w:t>
+      </w:r>
+      <w:r>
+        <w:rPr>
+          <w:rStyle w:val="NormalTok"/>
+        </w:rPr>
         <w:t xml:space="preserve"> </w:t>
       </w:r>
       <w:r>
-        <w:t xml:space="preserve">initial value of $100, an annualized drift of approximately 20 % (µ = 0.0008</w:t>
-      </w:r>
-      <w:r>
-        <w:t xml:space="preserve"> </w:t>
-      </w:r>
-      <w:r>
-        <w:t xml:space="preserve">daily), and a daily volatility of 1.5 %. The median path and the 5th/95th</w:t>
-      </w:r>
-      <w:r>
-        <w:t xml:space="preserve"> </w:t>
-      </w:r>
-      <w:r>
-        <w:t xml:space="preserve">percentile bands are overlaid.</w:t>
-      </w:r>
-    </w:p>
-    <w:p>
-      <w:pPr>
-        <w:pStyle w:val="SourceCode"/>
-      </w:pPr>
-      <w:r>
-        <w:rPr>
-          <w:rStyle w:val="NormalTok"/>
-        </w:rPr>
-        <w:t xml:space="preserve">n_sims, n_days </w:t>
+        <w:rPr>
+          <w:rStyle w:val="BuiltInTok"/>
+        </w:rPr>
+        <w:t xml:space="preserve">range</w:t>
+      </w:r>
+      <w:r>
+        <w:rPr>
+          <w:rStyle w:val="NormalTok"/>
+        </w:rPr>
+        <w:t xml:space="preserve">(</w:t>
+      </w:r>
+      <w:r>
+        <w:rPr>
+          <w:rStyle w:val="DecValTok"/>
+        </w:rPr>
+        <w:t xml:space="preserve">1</w:t>
+      </w:r>
+      <w:r>
+        <w:rPr>
+          <w:rStyle w:val="NormalTok"/>
+        </w:rPr>
+        <w:t xml:space="preserve">, n_days):</w:t>
+      </w:r>
+      <w:r>
+        <w:br/>
+      </w:r>
+      <w:r>
+        <w:rPr>
+          <w:rStyle w:val="NormalTok"/>
+        </w:rPr>
+        <w:t xml:space="preserve">    sims[:, t] </w:t>
       </w:r>
       <w:r>
         <w:rPr>
@@ -8126,13 +7996,106 @@
         <w:rPr>
           <w:rStyle w:val="NormalTok"/>
         </w:rPr>
-        <w:t xml:space="preserve"> </w:t>
+        <w:t xml:space="preserve"> sims[:, t</w:t>
+      </w:r>
+      <w:r>
+        <w:rPr>
+          <w:rStyle w:val="OperatorTok"/>
+        </w:rPr>
+        <w:t xml:space="preserve">-</w:t>
       </w:r>
       <w:r>
         <w:rPr>
           <w:rStyle w:val="DecValTok"/>
         </w:rPr>
-        <w:t xml:space="preserve">100</w:t>
+        <w:t xml:space="preserve">1</w:t>
+      </w:r>
+      <w:r>
+        <w:rPr>
+          <w:rStyle w:val="NormalTok"/>
+        </w:rPr>
+        <w:t xml:space="preserve">] </w:t>
+      </w:r>
+      <w:r>
+        <w:rPr>
+          <w:rStyle w:val="OperatorTok"/>
+        </w:rPr>
+        <w:t xml:space="preserve">*</w:t>
+      </w:r>
+      <w:r>
+        <w:rPr>
+          <w:rStyle w:val="NormalTok"/>
+        </w:rPr>
+        <w:t xml:space="preserve"> np.exp(np.random.normal(mu, sigma, n_sims))</w:t>
+      </w:r>
+      <w:r>
+        <w:br/>
+      </w:r>
+      <w:r>
+        <w:br/>
+      </w:r>
+      <w:r>
+        <w:rPr>
+          <w:rStyle w:val="NormalTok"/>
+        </w:rPr>
+        <w:t xml:space="preserve">median </w:t>
+      </w:r>
+      <w:r>
+        <w:rPr>
+          <w:rStyle w:val="OperatorTok"/>
+        </w:rPr>
+        <w:t xml:space="preserve">=</w:t>
+      </w:r>
+      <w:r>
+        <w:rPr>
+          <w:rStyle w:val="NormalTok"/>
+        </w:rPr>
+        <w:t xml:space="preserve"> np.median(sims, axis</w:t>
+      </w:r>
+      <w:r>
+        <w:rPr>
+          <w:rStyle w:val="OperatorTok"/>
+        </w:rPr>
+        <w:t xml:space="preserve">=</w:t>
+      </w:r>
+      <w:r>
+        <w:rPr>
+          <w:rStyle w:val="DecValTok"/>
+        </w:rPr>
+        <w:t xml:space="preserve">0</w:t>
+      </w:r>
+      <w:r>
+        <w:rPr>
+          <w:rStyle w:val="NormalTok"/>
+        </w:rPr>
+        <w:t xml:space="preserve">)</w:t>
+      </w:r>
+      <w:r>
+        <w:br/>
+      </w:r>
+      <w:r>
+        <w:rPr>
+          <w:rStyle w:val="NormalTok"/>
+        </w:rPr>
+        <w:t xml:space="preserve">p5, p95 </w:t>
+      </w:r>
+      <w:r>
+        <w:rPr>
+          <w:rStyle w:val="OperatorTok"/>
+        </w:rPr>
+        <w:t xml:space="preserve">=</w:t>
+      </w:r>
+      <w:r>
+        <w:rPr>
+          <w:rStyle w:val="NormalTok"/>
+        </w:rPr>
+        <w:t xml:space="preserve"> np.percentile(sims, [</w:t>
+      </w:r>
+      <w:r>
+        <w:rPr>
+          <w:rStyle w:val="DecValTok"/>
+        </w:rPr>
+        <w:t xml:space="preserve">5</w:t>
       </w:r>
       <w:r>
         <w:rPr>
@@ -8144,16 +8107,13 @@
         <w:rPr>
           <w:rStyle w:val="DecValTok"/>
         </w:rPr>
-        <w:t xml:space="preserve">252</w:t>
-      </w:r>
-      <w:r>
-        <w:br/>
-      </w:r>
-      <w:r>
-        <w:rPr>
-          <w:rStyle w:val="NormalTok"/>
-        </w:rPr>
-        <w:t xml:space="preserve">mu, sigma </w:t>
+        <w:t xml:space="preserve">95</w:t>
+      </w:r>
+      <w:r>
+        <w:rPr>
+          <w:rStyle w:val="NormalTok"/>
+        </w:rPr>
+        <w:t xml:space="preserve">], axis</w:t>
       </w:r>
       <w:r>
         <w:rPr>
@@ -8163,63 +8123,6 @@
       </w:r>
       <w:r>
         <w:rPr>
-          <w:rStyle w:val="NormalTok"/>
-        </w:rPr>
-        <w:t xml:space="preserve"> </w:t>
-      </w:r>
-      <w:r>
-        <w:rPr>
-          <w:rStyle w:val="FloatTok"/>
-        </w:rPr>
-        <w:t xml:space="preserve">0.0008</w:t>
-      </w:r>
-      <w:r>
-        <w:rPr>
-          <w:rStyle w:val="NormalTok"/>
-        </w:rPr>
-        <w:t xml:space="preserve">, </w:t>
-      </w:r>
-      <w:r>
-        <w:rPr>
-          <w:rStyle w:val="FloatTok"/>
-        </w:rPr>
-        <w:t xml:space="preserve">0.015</w:t>
-      </w:r>
-      <w:r>
-        <w:br/>
-      </w:r>
-      <w:r>
-        <w:rPr>
-          <w:rStyle w:val="NormalTok"/>
-        </w:rPr>
-        <w:t xml:space="preserve">sims </w:t>
-      </w:r>
-      <w:r>
-        <w:rPr>
-          <w:rStyle w:val="OperatorTok"/>
-        </w:rPr>
-        <w:t xml:space="preserve">=</w:t>
-      </w:r>
-      <w:r>
-        <w:rPr>
-          <w:rStyle w:val="NormalTok"/>
-        </w:rPr>
-        <w:t xml:space="preserve"> np.zeros((n_sims, n_days))</w:t>
-      </w:r>
-      <w:r>
-        <w:rPr>
-          <w:rStyle w:val="OperatorTok"/>
-        </w:rPr>
-        <w:t xml:space="preserve">;</w:t>
-      </w:r>
-      <w:r>
-        <w:rPr>
-          <w:rStyle w:val="NormalTok"/>
-        </w:rPr>
-        <w:t xml:space="preserve"> sims[:, </w:t>
-      </w:r>
-      <w:r>
-        <w:rPr>
           <w:rStyle w:val="DecValTok"/>
         </w:rPr>
         <w:t xml:space="preserve">0</w:t>
@@ -8228,264 +8131,15 @@
         <w:rPr>
           <w:rStyle w:val="NormalTok"/>
         </w:rPr>
-        <w:t xml:space="preserve">] </w:t>
-      </w:r>
-      <w:r>
-        <w:rPr>
-          <w:rStyle w:val="OperatorTok"/>
-        </w:rPr>
-        <w:t xml:space="preserve">=</w:t>
-      </w:r>
-      <w:r>
-        <w:rPr>
-          <w:rStyle w:val="NormalTok"/>
-        </w:rPr>
-        <w:t xml:space="preserve"> </w:t>
-      </w:r>
-      <w:r>
-        <w:rPr>
-          <w:rStyle w:val="DecValTok"/>
-        </w:rPr>
-        <w:t xml:space="preserve">100</w:t>
-      </w:r>
-      <w:r>
-        <w:br/>
-      </w:r>
-      <w:r>
-        <w:rPr>
-          <w:rStyle w:val="ControlFlowTok"/>
-        </w:rPr>
-        <w:t xml:space="preserve">for</w:t>
-      </w:r>
-      <w:r>
-        <w:rPr>
-          <w:rStyle w:val="NormalTok"/>
-        </w:rPr>
-        <w:t xml:space="preserve"> t </w:t>
-      </w:r>
-      <w:r>
-        <w:rPr>
-          <w:rStyle w:val="KeywordTok"/>
-        </w:rPr>
-        <w:t xml:space="preserve">in</w:t>
-      </w:r>
-      <w:r>
-        <w:rPr>
-          <w:rStyle w:val="NormalTok"/>
-        </w:rPr>
-        <w:t xml:space="preserve"> </w:t>
-      </w:r>
-      <w:r>
-        <w:rPr>
-          <w:rStyle w:val="BuiltInTok"/>
-        </w:rPr>
-        <w:t xml:space="preserve">range</w:t>
-      </w:r>
-      <w:r>
-        <w:rPr>
-          <w:rStyle w:val="NormalTok"/>
-        </w:rPr>
-        <w:t xml:space="preserve">(</w:t>
-      </w:r>
-      <w:r>
-        <w:rPr>
-          <w:rStyle w:val="DecValTok"/>
-        </w:rPr>
-        <w:t xml:space="preserve">1</w:t>
-      </w:r>
-      <w:r>
-        <w:rPr>
-          <w:rStyle w:val="NormalTok"/>
-        </w:rPr>
-        <w:t xml:space="preserve">, n_days):</w:t>
-      </w:r>
-      <w:r>
-        <w:br/>
-      </w:r>
-      <w:r>
-        <w:rPr>
-          <w:rStyle w:val="NormalTok"/>
-        </w:rPr>
-        <w:t xml:space="preserve">    sims[:, t] </w:t>
-      </w:r>
-      <w:r>
-        <w:rPr>
-          <w:rStyle w:val="OperatorTok"/>
-        </w:rPr>
-        <w:t xml:space="preserve">=</w:t>
-      </w:r>
-      <w:r>
-        <w:rPr>
-          <w:rStyle w:val="NormalTok"/>
-        </w:rPr>
-        <w:t xml:space="preserve"> sims[:, t</w:t>
-      </w:r>
-      <w:r>
-        <w:rPr>
-          <w:rStyle w:val="OperatorTok"/>
-        </w:rPr>
-        <w:t xml:space="preserve">-</w:t>
-      </w:r>
-      <w:r>
-        <w:rPr>
-          <w:rStyle w:val="DecValTok"/>
-        </w:rPr>
-        <w:t xml:space="preserve">1</w:t>
-      </w:r>
-      <w:r>
-        <w:rPr>
-          <w:rStyle w:val="NormalTok"/>
-        </w:rPr>
-        <w:t xml:space="preserve">] </w:t>
-      </w:r>
-      <w:r>
-        <w:rPr>
-          <w:rStyle w:val="OperatorTok"/>
-        </w:rPr>
-        <w:t xml:space="preserve">*</w:t>
-      </w:r>
-      <w:r>
-        <w:rPr>
-          <w:rStyle w:val="NormalTok"/>
-        </w:rPr>
-        <w:t xml:space="preserve"> np.exp(np.random.normal(mu, sigma, n_sims))</w:t>
-      </w:r>
-      <w:r>
-        <w:br/>
-      </w:r>
-      <w:r>
-        <w:br/>
-      </w:r>
-      <w:r>
-        <w:rPr>
-          <w:rStyle w:val="NormalTok"/>
-        </w:rPr>
-        <w:t xml:space="preserve">median </w:t>
-      </w:r>
-      <w:r>
-        <w:rPr>
-          <w:rStyle w:val="OperatorTok"/>
-        </w:rPr>
-        <w:t xml:space="preserve">=</w:t>
-      </w:r>
-      <w:r>
-        <w:rPr>
-          <w:rStyle w:val="NormalTok"/>
-        </w:rPr>
-        <w:t xml:space="preserve"> np.median(sims, axis</w:t>
-      </w:r>
-      <w:r>
-        <w:rPr>
-          <w:rStyle w:val="OperatorTok"/>
-        </w:rPr>
-        <w:t xml:space="preserve">=</w:t>
-      </w:r>
-      <w:r>
-        <w:rPr>
-          <w:rStyle w:val="DecValTok"/>
-        </w:rPr>
-        <w:t xml:space="preserve">0</w:t>
-      </w:r>
-      <w:r>
-        <w:rPr>
-          <w:rStyle w:val="NormalTok"/>
-        </w:rPr>
         <w:t xml:space="preserve">)</w:t>
       </w:r>
-      <w:r>
-        <w:br/>
-      </w:r>
-      <w:r>
-        <w:rPr>
-          <w:rStyle w:val="NormalTok"/>
-        </w:rPr>
-        <w:t xml:space="preserve">p5, p95 </w:t>
-      </w:r>
-      <w:r>
-        <w:rPr>
-          <w:rStyle w:val="OperatorTok"/>
-        </w:rPr>
-        <w:t xml:space="preserve">=</w:t>
-      </w:r>
-      <w:r>
-        <w:rPr>
-          <w:rStyle w:val="NormalTok"/>
-        </w:rPr>
-        <w:t xml:space="preserve"> np.percentile(sims, [</w:t>
-      </w:r>
-      <w:r>
-        <w:rPr>
-          <w:rStyle w:val="DecValTok"/>
-        </w:rPr>
-        <w:t xml:space="preserve">5</w:t>
-      </w:r>
-      <w:r>
-        <w:rPr>
-          <w:rStyle w:val="NormalTok"/>
-        </w:rPr>
-        <w:t xml:space="preserve">, </w:t>
-      </w:r>
-      <w:r>
-        <w:rPr>
-          <w:rStyle w:val="DecValTok"/>
-        </w:rPr>
-        <w:t xml:space="preserve">95</w:t>
-      </w:r>
-      <w:r>
-        <w:rPr>
-          <w:rStyle w:val="NormalTok"/>
-        </w:rPr>
-        <w:t xml:space="preserve">], axis</w:t>
-      </w:r>
-      <w:r>
-        <w:rPr>
-          <w:rStyle w:val="OperatorTok"/>
-        </w:rPr>
-        <w:t xml:space="preserve">=</w:t>
-      </w:r>
-      <w:r>
-        <w:rPr>
-          <w:rStyle w:val="DecValTok"/>
-        </w:rPr>
-        <w:t xml:space="preserve">0</w:t>
-      </w:r>
-      <w:r>
-        <w:rPr>
-          <w:rStyle w:val="NormalTok"/>
-        </w:rPr>
-        <w:t xml:space="preserve">)</w:t>
-      </w:r>
     </w:p>
     <w:p>
       <w:pPr>
         <w:pStyle w:val="FirstParagraph"/>
       </w:pPr>
       <w:r>
-        <w:t xml:space="preserve">Under these assumptions, the median portfolio value after one year of trading</w:t>
-      </w:r>
-      <w:r>
-        <w:t xml:space="preserve"> </w:t>
-      </w:r>
-      <w:r>
-        <w:t xml:space="preserve">is approximately $122, with a 90 % confidence interval ranging from $92 to</w:t>
-      </w:r>
-      <w:r>
-        <w:t xml:space="preserve"> </w:t>
-      </w:r>
-      <w:r>
-        <w:t xml:space="preserve">$164. The fan plot illustrates the widening dispersion over time — a hallmark</w:t>
-      </w:r>
-      <w:r>
-        <w:t xml:space="preserve"> </w:t>
-      </w:r>
-      <w:r>
-        <w:t xml:space="preserve">of stochastic processes, where uncertainty compounds proportionally to the</w:t>
-      </w:r>
-      <w:r>
-        <w:t xml:space="preserve"> </w:t>
-      </w:r>
-      <w:r>
-        <w:t xml:space="preserve">square root of time.</w:t>
+        <w:t xml:space="preserve">Under these assumptions, the median portfolio value after one year of trading is approximately $122, with a 90 % confidence interval ranging from $92 to $164. The fan plot illustrates the widening dispersion over time — a hallmark of stochastic processes, where uncertainty compounds proportionally to the square root of time.</w:t>
       </w:r>
     </w:p>
     <w:p>
@@ -8497,18 +8151,18 @@
           <wp:inline>
             <wp:extent cx="5334000" cy="2667000"/>
             <wp:effectExtent b="0" l="0" r="0" t="0"/>
-            <wp:docPr descr="Monte Carlo simulation paths" title="" id="66" name="Picture"/>
+            <wp:docPr descr="Monte Carlo simulation paths" title="" id="68" name="Picture"/>
             <a:graphic>
               <a:graphicData uri="http://schemas.openxmlformats.org/drawingml/2006/picture">
                 <pic:pic>
                   <pic:nvPicPr>
-                    <pic:cNvPr descr="images/monte-carlo.png" id="67" name="Picture"/>
+                    <pic:cNvPr descr="images/monte-carlo.png" id="69" name="Picture"/>
                     <pic:cNvPicPr>
                       <a:picLocks noChangeArrowheads="1" noChangeAspect="1"/>
                     </pic:cNvPicPr>
                   </pic:nvPicPr>
                   <pic:blipFill>
-                    <a:blip r:embed="rId65"/>
+                    <a:blip r:embed="rId67"/>
                     <a:stretch>
                       <a:fillRect/>
                     </a:stretch>
@@ -8543,18 +8197,11 @@
         <w:t xml:space="preserve">Monte Carlo simulation paths</w:t>
       </w:r>
     </w:p>
-    <w:p>
-      <w:r>
-        <w:pict>
-          <v:rect style="width:0;height:1.5pt" o:hralign="center" o:hrstd="t" o:hr="t"/>
-        </w:pict>
-      </w:r>
-    </w:p>
-    <w:bookmarkEnd w:id="68"/>
-    <w:bookmarkStart w:id="72" w:name="exhibit-f-sharpe-ratio-heatmap"/>
-    <w:p>
-      <w:pPr>
-        <w:pStyle w:val="Heading3"/>
+    <w:bookmarkEnd w:id="70"/>
+    <w:bookmarkStart w:id="74" w:name="exhibit-f-sharpe-ratio-heatmap"/>
+    <w:p>
+      <w:pPr>
+        <w:pStyle w:val="Heading2"/>
       </w:pPr>
       <w:r>
         <w:t xml:space="preserve">Exhibit F: Sharpe Ratio Heatmap</w:t>
@@ -8565,62 +8212,359 @@
         <w:pStyle w:val="FirstParagraph"/>
       </w:pPr>
       <w:r>
-        <w:t xml:space="preserve">The Sharpe ratio measures risk-adjusted return by dividing the excess return</w:t>
-      </w:r>
-      <w:r>
+        <w:t xml:space="preserve">The Sharpe ratio measures risk-adjusted return by dividing the excess return (expected return minus the risk-free rate) by the portfolio’s volatility. It is one of the most widely cited metrics in portfolio analysis.</w:t>
+      </w:r>
+    </w:p>
+    <w:p>
+      <w:pPr>
+        <w:pStyle w:val="BodyText"/>
+      </w:pPr>
+      <w:r>
+        <w:t xml:space="preserve">The heatmap below visualises the Sharpe ratio across a grid of risk-free rates and volatility assumptions, holding the expected return constant at 12 %. This allows an investor to assess how changes in the macroeconomic environment (risk-free rate) or portfolio construction (volatility) affect the risk-reward profile.</w:t>
+      </w:r>
+    </w:p>
+    <w:p>
+      <w:pPr>
+        <w:pStyle w:val="SourceCode"/>
+      </w:pPr>
+      <w:r>
+        <w:rPr>
+          <w:rStyle w:val="NormalTok"/>
+        </w:rPr>
+        <w:t xml:space="preserve">rf_rates    </w:t>
+      </w:r>
+      <w:r>
+        <w:rPr>
+          <w:rStyle w:val="OperatorTok"/>
+        </w:rPr>
+        <w:t xml:space="preserve">=</w:t>
+      </w:r>
+      <w:r>
+        <w:rPr>
+          <w:rStyle w:val="NormalTok"/>
+        </w:rPr>
+        <w:t xml:space="preserve"> np.array([</w:t>
+      </w:r>
+      <w:r>
+        <w:rPr>
+          <w:rStyle w:val="FloatTok"/>
+        </w:rPr>
+        <w:t xml:space="preserve">0.02</w:t>
+      </w:r>
+      <w:r>
+        <w:rPr>
+          <w:rStyle w:val="NormalTok"/>
+        </w:rPr>
+        <w:t xml:space="preserve">, </w:t>
+      </w:r>
+      <w:r>
+        <w:rPr>
+          <w:rStyle w:val="FloatTok"/>
+        </w:rPr>
+        <w:t xml:space="preserve">0.03</w:t>
+      </w:r>
+      <w:r>
+        <w:rPr>
+          <w:rStyle w:val="NormalTok"/>
+        </w:rPr>
+        <w:t xml:space="preserve">, </w:t>
+      </w:r>
+      <w:r>
+        <w:rPr>
+          <w:rStyle w:val="FloatTok"/>
+        </w:rPr>
+        <w:t xml:space="preserve">0.04</w:t>
+      </w:r>
+      <w:r>
+        <w:rPr>
+          <w:rStyle w:val="NormalTok"/>
+        </w:rPr>
+        <w:t xml:space="preserve">, </w:t>
+      </w:r>
+      <w:r>
+        <w:rPr>
+          <w:rStyle w:val="FloatTok"/>
+        </w:rPr>
+        <w:t xml:space="preserve">0.05</w:t>
+      </w:r>
+      <w:r>
+        <w:rPr>
+          <w:rStyle w:val="NormalTok"/>
+        </w:rPr>
+        <w:t xml:space="preserve">, </w:t>
+      </w:r>
+      <w:r>
+        <w:rPr>
+          <w:rStyle w:val="FloatTok"/>
+        </w:rPr>
+        <w:t xml:space="preserve">0.06</w:t>
+      </w:r>
+      <w:r>
+        <w:rPr>
+          <w:rStyle w:val="NormalTok"/>
+        </w:rPr>
+        <w:t xml:space="preserve">])</w:t>
+      </w:r>
+      <w:r>
+        <w:br/>
+      </w:r>
+      <w:r>
+        <w:rPr>
+          <w:rStyle w:val="NormalTok"/>
+        </w:rPr>
+        <w:t xml:space="preserve">volatilities </w:t>
+      </w:r>
+      <w:r>
+        <w:rPr>
+          <w:rStyle w:val="OperatorTok"/>
+        </w:rPr>
+        <w:t xml:space="preserve">=</w:t>
+      </w:r>
+      <w:r>
+        <w:rPr>
+          <w:rStyle w:val="NormalTok"/>
+        </w:rPr>
+        <w:t xml:space="preserve"> np.array([</w:t>
+      </w:r>
+      <w:r>
+        <w:rPr>
+          <w:rStyle w:val="FloatTok"/>
+        </w:rPr>
+        <w:t xml:space="preserve">0.10</w:t>
+      </w:r>
+      <w:r>
+        <w:rPr>
+          <w:rStyle w:val="NormalTok"/>
+        </w:rPr>
+        <w:t xml:space="preserve">, </w:t>
+      </w:r>
+      <w:r>
+        <w:rPr>
+          <w:rStyle w:val="FloatTok"/>
+        </w:rPr>
+        <w:t xml:space="preserve">0.12</w:t>
+      </w:r>
+      <w:r>
+        <w:rPr>
+          <w:rStyle w:val="NormalTok"/>
+        </w:rPr>
+        <w:t xml:space="preserve">, </w:t>
+      </w:r>
+      <w:r>
+        <w:rPr>
+          <w:rStyle w:val="FloatTok"/>
+        </w:rPr>
+        <w:t xml:space="preserve">0.14</w:t>
+      </w:r>
+      <w:r>
+        <w:rPr>
+          <w:rStyle w:val="NormalTok"/>
+        </w:rPr>
+        <w:t xml:space="preserve">, </w:t>
+      </w:r>
+      <w:r>
+        <w:rPr>
+          <w:rStyle w:val="FloatTok"/>
+        </w:rPr>
+        <w:t xml:space="preserve">0.16</w:t>
+      </w:r>
+      <w:r>
+        <w:rPr>
+          <w:rStyle w:val="NormalTok"/>
+        </w:rPr>
+        <w:t xml:space="preserve">, </w:t>
+      </w:r>
+      <w:r>
+        <w:rPr>
+          <w:rStyle w:val="FloatTok"/>
+        </w:rPr>
+        <w:t xml:space="preserve">0.18</w:t>
+      </w:r>
+      <w:r>
+        <w:rPr>
+          <w:rStyle w:val="NormalTok"/>
+        </w:rPr>
+        <w:t xml:space="preserve">, </w:t>
+      </w:r>
+      <w:r>
+        <w:rPr>
+          <w:rStyle w:val="FloatTok"/>
+        </w:rPr>
+        <w:t xml:space="preserve">0.20</w:t>
+      </w:r>
+      <w:r>
+        <w:rPr>
+          <w:rStyle w:val="NormalTok"/>
+        </w:rPr>
+        <w:t xml:space="preserve">])</w:t>
+      </w:r>
+      <w:r>
+        <w:br/>
+      </w:r>
+      <w:r>
+        <w:rPr>
+          <w:rStyle w:val="NormalTok"/>
+        </w:rPr>
+        <w:t xml:space="preserve">expected_return </w:t>
+      </w:r>
+      <w:r>
+        <w:rPr>
+          <w:rStyle w:val="OperatorTok"/>
+        </w:rPr>
+        <w:t xml:space="preserve">=</w:t>
+      </w:r>
+      <w:r>
+        <w:rPr>
+          <w:rStyle w:val="NormalTok"/>
+        </w:rPr>
         <w:t xml:space="preserve"> </w:t>
       </w:r>
       <w:r>
-        <w:t xml:space="preserve">(expected return minus the risk-free rate) by the portfolio’s volatility.</w:t>
-      </w:r>
-      <w:r>
+        <w:rPr>
+          <w:rStyle w:val="FloatTok"/>
+        </w:rPr>
+        <w:t xml:space="preserve">0.12</w:t>
+      </w:r>
+      <w:r>
+        <w:br/>
+      </w:r>
+      <w:r>
+        <w:br/>
+      </w:r>
+      <w:r>
+        <w:rPr>
+          <w:rStyle w:val="NormalTok"/>
+        </w:rPr>
+        <w:t xml:space="preserve">sharpe </w:t>
+      </w:r>
+      <w:r>
+        <w:rPr>
+          <w:rStyle w:val="OperatorTok"/>
+        </w:rPr>
+        <w:t xml:space="preserve">=</w:t>
+      </w:r>
+      <w:r>
+        <w:rPr>
+          <w:rStyle w:val="NormalTok"/>
+        </w:rPr>
+        <w:t xml:space="preserve"> np.zeros((</w:t>
+      </w:r>
+      <w:r>
+        <w:rPr>
+          <w:rStyle w:val="BuiltInTok"/>
+        </w:rPr>
+        <w:t xml:space="preserve">len</w:t>
+      </w:r>
+      <w:r>
+        <w:rPr>
+          <w:rStyle w:val="NormalTok"/>
+        </w:rPr>
+        <w:t xml:space="preserve">(rf_rates), </w:t>
+      </w:r>
+      <w:r>
+        <w:rPr>
+          <w:rStyle w:val="BuiltInTok"/>
+        </w:rPr>
+        <w:t xml:space="preserve">len</w:t>
+      </w:r>
+      <w:r>
+        <w:rPr>
+          <w:rStyle w:val="NormalTok"/>
+        </w:rPr>
+        <w:t xml:space="preserve">(volatilities)))</w:t>
+      </w:r>
+      <w:r>
+        <w:br/>
+      </w:r>
+      <w:r>
+        <w:rPr>
+          <w:rStyle w:val="ControlFlowTok"/>
+        </w:rPr>
+        <w:t xml:space="preserve">for</w:t>
+      </w:r>
+      <w:r>
+        <w:rPr>
+          <w:rStyle w:val="NormalTok"/>
+        </w:rPr>
+        <w:t xml:space="preserve"> i, rf </w:t>
+      </w:r>
+      <w:r>
+        <w:rPr>
+          <w:rStyle w:val="KeywordTok"/>
+        </w:rPr>
+        <w:t xml:space="preserve">in</w:t>
+      </w:r>
+      <w:r>
+        <w:rPr>
+          <w:rStyle w:val="NormalTok"/>
+        </w:rPr>
         <w:t xml:space="preserve"> </w:t>
       </w:r>
       <w:r>
-        <w:t xml:space="preserve">It is one of the most widely cited metrics in portfolio analysis.</w:t>
-      </w:r>
-    </w:p>
-    <w:p>
-      <w:pPr>
-        <w:pStyle w:val="BodyText"/>
-      </w:pPr>
-      <w:r>
-        <w:t xml:space="preserve">The heatmap below visualises the Sharpe ratio across a grid of risk-free rates</w:t>
-      </w:r>
-      <w:r>
+        <w:rPr>
+          <w:rStyle w:val="BuiltInTok"/>
+        </w:rPr>
+        <w:t xml:space="preserve">enumerate</w:t>
+      </w:r>
+      <w:r>
+        <w:rPr>
+          <w:rStyle w:val="NormalTok"/>
+        </w:rPr>
+        <w:t xml:space="preserve">(rf_rates):</w:t>
+      </w:r>
+      <w:r>
+        <w:br/>
+      </w:r>
+      <w:r>
+        <w:rPr>
+          <w:rStyle w:val="NormalTok"/>
+        </w:rPr>
+        <w:t xml:space="preserve">    </w:t>
+      </w:r>
+      <w:r>
+        <w:rPr>
+          <w:rStyle w:val="ControlFlowTok"/>
+        </w:rPr>
+        <w:t xml:space="preserve">for</w:t>
+      </w:r>
+      <w:r>
+        <w:rPr>
+          <w:rStyle w:val="NormalTok"/>
+        </w:rPr>
+        <w:t xml:space="preserve"> j, vol </w:t>
+      </w:r>
+      <w:r>
+        <w:rPr>
+          <w:rStyle w:val="KeywordTok"/>
+        </w:rPr>
+        <w:t xml:space="preserve">in</w:t>
+      </w:r>
+      <w:r>
+        <w:rPr>
+          <w:rStyle w:val="NormalTok"/>
+        </w:rPr>
         <w:t xml:space="preserve"> </w:t>
       </w:r>
       <w:r>
-        <w:t xml:space="preserve">and volatility assumptions, holding the expected return constant at 12 %. This</w:t>
-      </w:r>
-      <w:r>
-        <w:t xml:space="preserve"> </w:t>
-      </w:r>
-      <w:r>
-        <w:t xml:space="preserve">allows an investor to assess how changes in the macroeconomic environment</w:t>
-      </w:r>
-      <w:r>
-        <w:t xml:space="preserve"> </w:t>
-      </w:r>
-      <w:r>
-        <w:t xml:space="preserve">(risk-free rate) or portfolio construction (volatility) affect the risk-reward</w:t>
-      </w:r>
-      <w:r>
-        <w:t xml:space="preserve"> </w:t>
-      </w:r>
-      <w:r>
-        <w:t xml:space="preserve">profile.</w:t>
-      </w:r>
-    </w:p>
-    <w:p>
-      <w:pPr>
-        <w:pStyle w:val="SourceCode"/>
-      </w:pPr>
-      <w:r>
-        <w:rPr>
-          <w:rStyle w:val="NormalTok"/>
-        </w:rPr>
-        <w:t xml:space="preserve">rf_rates    </w:t>
+        <w:rPr>
+          <w:rStyle w:val="BuiltInTok"/>
+        </w:rPr>
+        <w:t xml:space="preserve">enumerate</w:t>
+      </w:r>
+      <w:r>
+        <w:rPr>
+          <w:rStyle w:val="NormalTok"/>
+        </w:rPr>
+        <w:t xml:space="preserve">(volatilities):</w:t>
+      </w:r>
+      <w:r>
+        <w:br/>
+      </w:r>
+      <w:r>
+        <w:rPr>
+          <w:rStyle w:val="NormalTok"/>
+        </w:rPr>
+        <w:t xml:space="preserve">        sharpe[i, j] </w:t>
       </w:r>
       <w:r>
         <w:rPr>
@@ -8632,357 +8576,24 @@
         <w:rPr>
           <w:rStyle w:val="NormalTok"/>
         </w:rPr>
-        <w:t xml:space="preserve"> np.array([</w:t>
-      </w:r>
-      <w:r>
-        <w:rPr>
-          <w:rStyle w:val="FloatTok"/>
-        </w:rPr>
-        <w:t xml:space="preserve">0.02</w:t>
-      </w:r>
-      <w:r>
-        <w:rPr>
-          <w:rStyle w:val="NormalTok"/>
-        </w:rPr>
-        <w:t xml:space="preserve">, </w:t>
-      </w:r>
-      <w:r>
-        <w:rPr>
-          <w:rStyle w:val="FloatTok"/>
-        </w:rPr>
-        <w:t xml:space="preserve">0.03</w:t>
-      </w:r>
-      <w:r>
-        <w:rPr>
-          <w:rStyle w:val="NormalTok"/>
-        </w:rPr>
-        <w:t xml:space="preserve">, </w:t>
-      </w:r>
-      <w:r>
-        <w:rPr>
-          <w:rStyle w:val="FloatTok"/>
-        </w:rPr>
-        <w:t xml:space="preserve">0.04</w:t>
-      </w:r>
-      <w:r>
-        <w:rPr>
-          <w:rStyle w:val="NormalTok"/>
-        </w:rPr>
-        <w:t xml:space="preserve">, </w:t>
-      </w:r>
-      <w:r>
-        <w:rPr>
-          <w:rStyle w:val="FloatTok"/>
-        </w:rPr>
-        <w:t xml:space="preserve">0.05</w:t>
-      </w:r>
-      <w:r>
-        <w:rPr>
-          <w:rStyle w:val="NormalTok"/>
-        </w:rPr>
-        <w:t xml:space="preserve">, </w:t>
-      </w:r>
-      <w:r>
-        <w:rPr>
-          <w:rStyle w:val="FloatTok"/>
-        </w:rPr>
-        <w:t xml:space="preserve">0.06</w:t>
-      </w:r>
-      <w:r>
-        <w:rPr>
-          <w:rStyle w:val="NormalTok"/>
-        </w:rPr>
-        <w:t xml:space="preserve">])</w:t>
-      </w:r>
-      <w:r>
-        <w:br/>
-      </w:r>
-      <w:r>
-        <w:rPr>
-          <w:rStyle w:val="NormalTok"/>
-        </w:rPr>
-        <w:t xml:space="preserve">volatilities </w:t>
+        <w:t xml:space="preserve"> (expected_return </w:t>
       </w:r>
       <w:r>
         <w:rPr>
           <w:rStyle w:val="OperatorTok"/>
         </w:rPr>
-        <w:t xml:space="preserve">=</w:t>
-      </w:r>
-      <w:r>
-        <w:rPr>
-          <w:rStyle w:val="NormalTok"/>
-        </w:rPr>
-        <w:t xml:space="preserve"> np.array([</w:t>
-      </w:r>
-      <w:r>
-        <w:rPr>
-          <w:rStyle w:val="FloatTok"/>
-        </w:rPr>
-        <w:t xml:space="preserve">0.10</w:t>
-      </w:r>
-      <w:r>
-        <w:rPr>
-          <w:rStyle w:val="NormalTok"/>
-        </w:rPr>
-        <w:t xml:space="preserve">, </w:t>
-      </w:r>
-      <w:r>
-        <w:rPr>
-          <w:rStyle w:val="FloatTok"/>
-        </w:rPr>
-        <w:t xml:space="preserve">0.12</w:t>
-      </w:r>
-      <w:r>
-        <w:rPr>
-          <w:rStyle w:val="NormalTok"/>
-        </w:rPr>
-        <w:t xml:space="preserve">, </w:t>
-      </w:r>
-      <w:r>
-        <w:rPr>
-          <w:rStyle w:val="FloatTok"/>
-        </w:rPr>
-        <w:t xml:space="preserve">0.14</w:t>
-      </w:r>
-      <w:r>
-        <w:rPr>
-          <w:rStyle w:val="NormalTok"/>
-        </w:rPr>
-        <w:t xml:space="preserve">, </w:t>
-      </w:r>
-      <w:r>
-        <w:rPr>
-          <w:rStyle w:val="FloatTok"/>
-        </w:rPr>
-        <w:t xml:space="preserve">0.16</w:t>
-      </w:r>
-      <w:r>
-        <w:rPr>
-          <w:rStyle w:val="NormalTok"/>
-        </w:rPr>
-        <w:t xml:space="preserve">, </w:t>
-      </w:r>
-      <w:r>
-        <w:rPr>
-          <w:rStyle w:val="FloatTok"/>
-        </w:rPr>
-        <w:t xml:space="preserve">0.18</w:t>
-      </w:r>
-      <w:r>
-        <w:rPr>
-          <w:rStyle w:val="NormalTok"/>
-        </w:rPr>
-        <w:t xml:space="preserve">, </w:t>
-      </w:r>
-      <w:r>
-        <w:rPr>
-          <w:rStyle w:val="FloatTok"/>
-        </w:rPr>
-        <w:t xml:space="preserve">0.20</w:t>
-      </w:r>
-      <w:r>
-        <w:rPr>
-          <w:rStyle w:val="NormalTok"/>
-        </w:rPr>
-        <w:t xml:space="preserve">])</w:t>
-      </w:r>
-      <w:r>
-        <w:br/>
-      </w:r>
-      <w:r>
-        <w:rPr>
-          <w:rStyle w:val="NormalTok"/>
-        </w:rPr>
-        <w:t xml:space="preserve">expected_return </w:t>
+        <w:t xml:space="preserve">-</w:t>
+      </w:r>
+      <w:r>
+        <w:rPr>
+          <w:rStyle w:val="NormalTok"/>
+        </w:rPr>
+        <w:t xml:space="preserve"> rf) </w:t>
       </w:r>
       <w:r>
         <w:rPr>
           <w:rStyle w:val="OperatorTok"/>
         </w:rPr>
-        <w:t xml:space="preserve">=</w:t>
-      </w:r>
-      <w:r>
-        <w:rPr>
-          <w:rStyle w:val="NormalTok"/>
-        </w:rPr>
-        <w:t xml:space="preserve"> </w:t>
-      </w:r>
-      <w:r>
-        <w:rPr>
-          <w:rStyle w:val="FloatTok"/>
-        </w:rPr>
-        <w:t xml:space="preserve">0.12</w:t>
-      </w:r>
-      <w:r>
-        <w:br/>
-      </w:r>
-      <w:r>
-        <w:br/>
-      </w:r>
-      <w:r>
-        <w:rPr>
-          <w:rStyle w:val="NormalTok"/>
-        </w:rPr>
-        <w:t xml:space="preserve">sharpe </w:t>
-      </w:r>
-      <w:r>
-        <w:rPr>
-          <w:rStyle w:val="OperatorTok"/>
-        </w:rPr>
-        <w:t xml:space="preserve">=</w:t>
-      </w:r>
-      <w:r>
-        <w:rPr>
-          <w:rStyle w:val="NormalTok"/>
-        </w:rPr>
-        <w:t xml:space="preserve"> np.zeros((</w:t>
-      </w:r>
-      <w:r>
-        <w:rPr>
-          <w:rStyle w:val="BuiltInTok"/>
-        </w:rPr>
-        <w:t xml:space="preserve">len</w:t>
-      </w:r>
-      <w:r>
-        <w:rPr>
-          <w:rStyle w:val="NormalTok"/>
-        </w:rPr>
-        <w:t xml:space="preserve">(rf_rates), </w:t>
-      </w:r>
-      <w:r>
-        <w:rPr>
-          <w:rStyle w:val="BuiltInTok"/>
-        </w:rPr>
-        <w:t xml:space="preserve">len</w:t>
-      </w:r>
-      <w:r>
-        <w:rPr>
-          <w:rStyle w:val="NormalTok"/>
-        </w:rPr>
-        <w:t xml:space="preserve">(volatilities)))</w:t>
-      </w:r>
-      <w:r>
-        <w:br/>
-      </w:r>
-      <w:r>
-        <w:rPr>
-          <w:rStyle w:val="ControlFlowTok"/>
-        </w:rPr>
-        <w:t xml:space="preserve">for</w:t>
-      </w:r>
-      <w:r>
-        <w:rPr>
-          <w:rStyle w:val="NormalTok"/>
-        </w:rPr>
-        <w:t xml:space="preserve"> i, rf </w:t>
-      </w:r>
-      <w:r>
-        <w:rPr>
-          <w:rStyle w:val="KeywordTok"/>
-        </w:rPr>
-        <w:t xml:space="preserve">in</w:t>
-      </w:r>
-      <w:r>
-        <w:rPr>
-          <w:rStyle w:val="NormalTok"/>
-        </w:rPr>
-        <w:t xml:space="preserve"> </w:t>
-      </w:r>
-      <w:r>
-        <w:rPr>
-          <w:rStyle w:val="BuiltInTok"/>
-        </w:rPr>
-        <w:t xml:space="preserve">enumerate</w:t>
-      </w:r>
-      <w:r>
-        <w:rPr>
-          <w:rStyle w:val="NormalTok"/>
-        </w:rPr>
-        <w:t xml:space="preserve">(rf_rates):</w:t>
-      </w:r>
-      <w:r>
-        <w:br/>
-      </w:r>
-      <w:r>
-        <w:rPr>
-          <w:rStyle w:val="NormalTok"/>
-        </w:rPr>
-        <w:t xml:space="preserve">    </w:t>
-      </w:r>
-      <w:r>
-        <w:rPr>
-          <w:rStyle w:val="ControlFlowTok"/>
-        </w:rPr>
-        <w:t xml:space="preserve">for</w:t>
-      </w:r>
-      <w:r>
-        <w:rPr>
-          <w:rStyle w:val="NormalTok"/>
-        </w:rPr>
-        <w:t xml:space="preserve"> j, vol </w:t>
-      </w:r>
-      <w:r>
-        <w:rPr>
-          <w:rStyle w:val="KeywordTok"/>
-        </w:rPr>
-        <w:t xml:space="preserve">in</w:t>
-      </w:r>
-      <w:r>
-        <w:rPr>
-          <w:rStyle w:val="NormalTok"/>
-        </w:rPr>
-        <w:t xml:space="preserve"> </w:t>
-      </w:r>
-      <w:r>
-        <w:rPr>
-          <w:rStyle w:val="BuiltInTok"/>
-        </w:rPr>
-        <w:t xml:space="preserve">enumerate</w:t>
-      </w:r>
-      <w:r>
-        <w:rPr>
-          <w:rStyle w:val="NormalTok"/>
-        </w:rPr>
-        <w:t xml:space="preserve">(volatilities):</w:t>
-      </w:r>
-      <w:r>
-        <w:br/>
-      </w:r>
-      <w:r>
-        <w:rPr>
-          <w:rStyle w:val="NormalTok"/>
-        </w:rPr>
-        <w:t xml:space="preserve">        sharpe[i, j] </w:t>
-      </w:r>
-      <w:r>
-        <w:rPr>
-          <w:rStyle w:val="OperatorTok"/>
-        </w:rPr>
-        <w:t xml:space="preserve">=</w:t>
-      </w:r>
-      <w:r>
-        <w:rPr>
-          <w:rStyle w:val="NormalTok"/>
-        </w:rPr>
-        <w:t xml:space="preserve"> (expected_return </w:t>
-      </w:r>
-      <w:r>
-        <w:rPr>
-          <w:rStyle w:val="OperatorTok"/>
-        </w:rPr>
-        <w:t xml:space="preserve">-</w:t>
-      </w:r>
-      <w:r>
-        <w:rPr>
-          <w:rStyle w:val="NormalTok"/>
-        </w:rPr>
-        <w:t xml:space="preserve"> rf) </w:t>
-      </w:r>
-      <w:r>
-        <w:rPr>
-          <w:rStyle w:val="OperatorTok"/>
-        </w:rPr>
         <w:t xml:space="preserve">/</w:t>
       </w:r>
       <w:r>
@@ -8997,31 +8608,7 @@
         <w:pStyle w:val="FirstParagraph"/>
       </w:pPr>
       <w:r>
-        <w:t xml:space="preserve">At the lowest risk-free rate (2 %) and volatility (10 %), the Sharpe ratio</w:t>
-      </w:r>
-      <w:r>
-        <w:t xml:space="preserve"> </w:t>
-      </w:r>
-      <w:r>
-        <w:t xml:space="preserve">reaches 1.00, indicating a favourable risk-return trade-off. As either</w:t>
-      </w:r>
-      <w:r>
-        <w:t xml:space="preserve"> </w:t>
-      </w:r>
-      <w:r>
-        <w:t xml:space="preserve">parameter increases, the ratio declines monotonically. Portfolios with</w:t>
-      </w:r>
-      <w:r>
-        <w:t xml:space="preserve"> </w:t>
-      </w:r>
-      <w:r>
-        <w:t xml:space="preserve">volatility above 16 % or risk-free rates above 5 % fall below a Sharpe ratio</w:t>
-      </w:r>
-      <w:r>
-        <w:t xml:space="preserve"> </w:t>
-      </w:r>
-      <w:r>
-        <w:t xml:space="preserve">of 0.50 — a common threshold for minimally acceptable risk-adjusted performance.</w:t>
+        <w:t xml:space="preserve">At the lowest risk-free rate (2 %) and volatility (10 %), the Sharpe ratio reaches 1.00, indicating a favourable risk-return trade-off. As either parameter increases, the ratio declines monotonically. Portfolios with volatility above 16 % or risk-free rates above 5 % fall below a Sharpe ratio of 0.50 — a common threshold for minimally acceptable risk-adjusted performance.</w:t>
       </w:r>
     </w:p>
     <w:p>
@@ -9033,18 +8620,18 @@
           <wp:inline>
             <wp:extent cx="5334000" cy="2963333"/>
             <wp:effectExtent b="0" l="0" r="0" t="0"/>
-            <wp:docPr descr="Sharpe ratio heatmap" title="" id="70" name="Picture"/>
+            <wp:docPr descr="Sharpe ratio heatmap" title="" id="72" name="Picture"/>
             <a:graphic>
               <a:graphicData uri="http://schemas.openxmlformats.org/drawingml/2006/picture">
                 <pic:pic>
                   <pic:nvPicPr>
-                    <pic:cNvPr descr="images/sharpe-heatmap.png" id="71" name="Picture"/>
+                    <pic:cNvPr descr="images/sharpe-heatmap.png" id="73" name="Picture"/>
                     <pic:cNvPicPr>
                       <a:picLocks noChangeArrowheads="1" noChangeAspect="1"/>
                     </pic:cNvPicPr>
                   </pic:nvPicPr>
                   <pic:blipFill>
-                    <a:blip r:embed="rId69"/>
+                    <a:blip r:embed="rId71"/>
                     <a:stretch>
                       <a:fillRect/>
                     </a:stretch>
@@ -9079,34 +8666,50 @@
         <w:t xml:space="preserve">Sharpe ratio heatmap</w:t>
       </w:r>
     </w:p>
-    <w:p>
-      <w:r>
-        <w:pict>
-          <v:rect style="width:0;height:1.5pt" o:hralign="center" o:hrstd="t" o:hr="t"/>
-        </w:pict>
-      </w:r>
-    </w:p>
-    <w:bookmarkEnd w:id="72"/>
-    <w:bookmarkEnd w:id="73"/>
-    <w:bookmarkStart w:id="74" w:name="conclusion"/>
-    <w:p>
-      <w:pPr>
-        <w:pStyle w:val="Heading2"/>
-      </w:pPr>
-      <w:r>
-        <w:t xml:space="preserve">Conclusion</w:t>
-      </w:r>
-    </w:p>
-    <w:p>
-      <w:pPr>
-        <w:pStyle w:val="FirstParagraph"/>
-      </w:pPr>
-      <w:r>
-        <w:t xml:space="preserve">This sample document exercises nearly every feature that can appear in a typical markdown-to-PDF workflow, including embedded images of financial charts. If all of the above renders correctly in the output PDF, the conversion pipeline is working as intended.</w:t>
-      </w:r>
-    </w:p>
     <w:bookmarkEnd w:id="74"/>
     <w:bookmarkEnd w:id="75"/>
+    <w:bookmarkStart w:id="76" w:name="conclusion"/>
+    <w:p>
+      <w:pPr>
+        <w:pStyle w:val="Heading1"/>
+        <w:pageBreakBefore/>
+      </w:pPr>
+      <w:r>
+        <w:t xml:space="preserve">Conclusion</w:t>
+      </w:r>
+    </w:p>
+    <w:p>
+      <w:pPr>
+        <w:pStyle w:val="FirstParagraph"/>
+      </w:pPr>
+      <w:r>
+        <w:t xml:space="preserve">This sample document exercises nearly every feature that can appear in a typical markdown-to-PDF workflow, including embedded images of financial charts. If all of the above renders correctly in the output PDF, the conversion pipeline is working as intended.</w:t>
+      </w:r>
+    </w:p>
+    <w:p>
+      <w:pPr>
+        <w:pStyle w:val="BodyText"/>
+      </w:pPr>
+      <w:r>
+        <w:t xml:space="preserve">With the</w:t>
+      </w:r>
+      <w:r>
+        <w:t xml:space="preserve"> </w:t>
+      </w:r>
+      <w:r>
+        <w:rPr>
+          <w:rStyle w:val="VerbatimChar"/>
+        </w:rPr>
+        <w:t xml:space="preserve">page_breaks: sections</w:t>
+      </w:r>
+      <w:r>
+        <w:t xml:space="preserve"> </w:t>
+      </w:r>
+      <w:r>
+        <w:t xml:space="preserve">feature, each section above starts on a new page, giving this document a professional book-style layout suitable for formal reports and publications.</w:t>
+      </w:r>
+    </w:p>
+    <w:bookmarkEnd w:id="76"/>
     <w:sectPr/>
   </w:body>
 </w:document>
@@ -9132,7 +8735,7 @@
       </w:r>
     </w:p>
   </w:footnote>
-  <w:footnote w:id="41">
+  <w:footnote w:id="36">
     <w:p>
       <w:pPr>
         <w:pStyle w:val="FootnoteText"/>
@@ -9151,7 +8754,7 @@
       </w:r>
     </w:p>
   </w:footnote>
-  <w:footnote w:id="42">
+  <w:footnote w:id="37">
     <w:p>
       <w:pPr>
         <w:pStyle w:val="FootnoteText"/>
@@ -9537,7 +9140,7 @@
   <w:docDefaults>
     <w:rPrDefault>
       <w:rPr>
-        <w:rFonts w:asciiTheme="minorHAnsi" w:cstheme="minorBidi" w:eastAsiaTheme="minorHAnsi" w:hAnsiTheme="minorHAnsi"/>
+        <w:rFonts w:asciiTheme="minorHAnsi" w:cstheme="minorBidi" w:eastAsiaTheme="minorHAnsi" w:hAnsiTheme="minorHAnsi" w:ascii="Arial" w:hAnsi="Arial" w:cs="Arial" w:eastAsia="Arial"/>
         <w:sz w:val="24"/>
         <w:szCs w:val="24"/>
         <w:lang w:bidi="ar-SA" w:eastAsia="en-US" w:val="en-US"/>
@@ -9553,6 +9156,9 @@
   <w:style w:default="1" w:styleId="Normal" w:type="paragraph">
     <w:name w:val="Normal"/>
     <w:qFormat/>
+    <w:rPr>
+      <w:rFonts w:ascii="Arial" w:hAnsi="Arial" w:cs="Arial" w:eastAsia="Arial"/>
+    </w:rPr>
   </w:style>
   <w:style w:styleId="BodyText" w:type="paragraph">
     <w:name w:val="Body Text"/>
@@ -9562,12 +9168,18 @@
       <w:spacing w:after="180" w:before="180"/>
     </w:pPr>
     <w:qFormat/>
+    <w:rPr>
+      <w:rFonts w:ascii="Arial" w:hAnsi="Arial" w:cs="Arial" w:eastAsia="Arial"/>
+    </w:rPr>
   </w:style>
   <w:style w:customStyle="1" w:styleId="FirstParagraph" w:type="paragraph">
     <w:name w:val="First Paragraph"/>
     <w:basedOn w:val="BodyText"/>
     <w:next w:val="BodyText"/>
     <w:qFormat/>
+    <w:rPr>
+      <w:rFonts w:ascii="Arial" w:hAnsi="Arial" w:cs="Arial" w:eastAsia="Arial"/>
+    </w:rPr>
   </w:style>
   <w:style w:customStyle="1" w:styleId="Compact" w:type="paragraph">
     <w:name w:val="Compact"/>
@@ -9576,6 +9188,9 @@
     <w:pPr>
       <w:spacing w:after="36" w:before="36"/>
     </w:pPr>
+    <w:rPr>
+      <w:rFonts w:ascii="Arial" w:hAnsi="Arial" w:cs="Arial" w:eastAsia="Arial"/>
+    </w:rPr>
   </w:style>
   <w:style w:styleId="Title" w:type="paragraph">
     <w:name w:val="Title"/>
@@ -9590,7 +9205,7 @@
       <w:ind w:right="3600"/>
     </w:pPr>
     <w:rPr>
-      <w:rFonts w:asciiTheme="majorHAnsi" w:cstheme="majorBidi" w:eastAsiaTheme="majorEastAsia" w:hAnsiTheme="majorHAnsi"/>
+      <w:rFonts w:asciiTheme="majorHAnsi" w:cstheme="majorBidi" w:eastAsiaTheme="majorEastAsia" w:hAnsiTheme="majorHAnsi" w:ascii="Arial" w:hAnsi="Arial" w:cs="Arial" w:eastAsia="Arial"/>
       <w:b/>
       <w:bCs/>
       <w:color w:themeColor="accent1" w:themeShade="B5" w:val="345A8A"/>
@@ -9613,6 +9228,7 @@
     <w:rPr>
       <w:sz w:val="30"/>
       <w:szCs w:val="30"/>
+      <w:rFonts w:ascii="Arial" w:hAnsi="Arial" w:cs="Arial" w:eastAsia="Arial"/>
     </w:rPr>
   </w:style>
   <w:style w:customStyle="1" w:styleId="Author" w:type="paragraph">
@@ -9624,6 +9240,9 @@
       <w:keepLines/>
       <w:jc w:val="center"/>
     </w:pPr>
+    <w:rPr>
+      <w:rFonts w:ascii="Arial" w:hAnsi="Arial" w:cs="Arial" w:eastAsia="Arial"/>
+    </w:rPr>
   </w:style>
   <w:style w:styleId="Date" w:type="paragraph">
     <w:name w:val="Date"/>
@@ -9634,6 +9253,9 @@
       <w:keepLines/>
       <w:jc w:val="center"/>
     </w:pPr>
+    <w:rPr>
+      <w:rFonts w:ascii="Arial" w:hAnsi="Arial" w:cs="Arial" w:eastAsia="Arial"/>
+    </w:rPr>
   </w:style>
   <w:style w:customStyle="1" w:styleId="AbstractTitle" w:type="paragraph">
     <w:name w:val="Abstract Title"/>
@@ -9652,6 +9274,7 @@
       <w:b/>
       <w:color w:val="345A8A"/>
       &gt;
+      <w:rFonts w:ascii="Arial" w:hAnsi="Arial" w:cs="Arial" w:eastAsia="Arial"/>
     </w:rPr>
   </w:style>
   <w:style w:customStyle="1" w:styleId="Abstract" w:type="paragraph">
@@ -9667,6 +9290,7 @@
     <w:rPr>
       <w:sz w:val="20"/>
       <w:szCs w:val="20"/>
+      <w:rFonts w:ascii="Arial" w:hAnsi="Arial" w:cs="Arial" w:eastAsia="Arial"/>
     </w:rPr>
   </w:style>
   <w:style w:styleId="Bibliography" w:type="paragraph">
@@ -9675,7 +9299,9 @@
     <w:next w:val="Bibliography"/>
     <w:qFormat/>
     <w:pPr/>
-    <w:rPr/>
+    <w:rPr>
+      <w:rFonts w:ascii="Arial" w:hAnsi="Arial" w:cs="Arial" w:eastAsia="Arial"/>
+    </w:rPr>
   </w:style>
   <w:style w:styleId="Heading1" w:type="paragraph">
     <w:name w:val="Heading 1"/>
@@ -9690,7 +9316,7 @@
       <w:outlineLvl w:val="0"/>
     </w:pPr>
     <w:rPr>
-      <w:rFonts w:asciiTheme="majorHAnsi" w:cstheme="majorBidi" w:eastAsiaTheme="majorEastAsia" w:hAnsiTheme="majorHAnsi"/>
+      <w:rFonts w:asciiTheme="majorHAnsi" w:cstheme="majorBidi" w:eastAsiaTheme="majorEastAsia" w:hAnsiTheme="majorHAnsi" w:ascii="Arial" w:hAnsi="Arial" w:cs="Arial" w:eastAsia="Arial"/>
       <w:b/>
       <w:bCs/>
       <w:color w:themeColor="accent1" w:val="4F81BD"/>
@@ -9710,7 +9336,7 @@
       <w:spacing w:after="0" w:before="200"/>
     </w:pPr>
     <w:rPr>
-      <w:rFonts w:asciiTheme="majorHAnsi" w:cstheme="majorBidi" w:eastAsiaTheme="majorEastAsia" w:hAnsiTheme="majorHAnsi"/>
+      <w:rFonts w:asciiTheme="majorHAnsi" w:cstheme="majorBidi" w:eastAsiaTheme="majorEastAsia" w:hAnsiTheme="majorHAnsi" w:ascii="Arial" w:hAnsi="Arial" w:cs="Arial" w:eastAsia="Arial"/>
       <w:b/>
       <w:bCs/>
       <w:color w:themeColor="accent1" w:val="4F81BD"/>
@@ -9732,7 +9358,7 @@
       <w:outlineLvl w:val="2"/>
     </w:pPr>
     <w:rPr>
-      <w:rFonts w:asciiTheme="majorHAnsi" w:cstheme="majorBidi" w:eastAsiaTheme="majorEastAsia" w:hAnsiTheme="majorHAnsi"/>
+      <w:rFonts w:asciiTheme="majorHAnsi" w:cstheme="majorBidi" w:eastAsiaTheme="majorEastAsia" w:hAnsiTheme="majorHAnsi" w:ascii="Arial" w:hAnsi="Arial" w:cs="Arial" w:eastAsia="Arial"/>
       <w:b/>
       <w:bCs/>
       <w:color w:themeColor="accent1" w:val="4F81BD"/>
@@ -9754,7 +9380,7 @@
       <w:outlineLvl w:val="3"/>
     </w:pPr>
     <w:rPr>
-      <w:rFonts w:asciiTheme="majorHAnsi" w:cstheme="majorBidi" w:eastAsiaTheme="majorEastAsia" w:hAnsiTheme="majorHAnsi"/>
+      <w:rFonts w:asciiTheme="majorHAnsi" w:cstheme="majorBidi" w:eastAsiaTheme="majorEastAsia" w:hAnsiTheme="majorHAnsi" w:ascii="Arial" w:hAnsi="Arial" w:cs="Arial" w:eastAsia="Arial"/>
       <w:i/>
       <w:bCs/>
       <w:color w:themeColor="accent1" w:val="4F81BD"/>
@@ -9776,7 +9402,7 @@
       <w:outlineLvl w:val="4"/>
     </w:pPr>
     <w:rPr>
-      <w:rFonts w:asciiTheme="majorHAnsi" w:cstheme="majorBidi" w:eastAsiaTheme="majorEastAsia" w:hAnsiTheme="majorHAnsi"/>
+      <w:rFonts w:asciiTheme="majorHAnsi" w:cstheme="majorBidi" w:eastAsiaTheme="majorEastAsia" w:hAnsiTheme="majorHAnsi" w:ascii="Arial" w:hAnsi="Arial" w:cs="Arial" w:eastAsia="Arial"/>
       <w:iCs/>
       <w:color w:themeColor="accent1" w:val="4F81BD"/>
       <w:sz w:val="24"/>
@@ -9797,7 +9423,7 @@
       <w:outlineLvl w:val="5"/>
     </w:pPr>
     <w:rPr>
-      <w:rFonts w:asciiTheme="majorHAnsi" w:cstheme="majorBidi" w:eastAsiaTheme="majorEastAsia" w:hAnsiTheme="majorHAnsi"/>
+      <w:rFonts w:asciiTheme="majorHAnsi" w:cstheme="majorBidi" w:eastAsiaTheme="majorEastAsia" w:hAnsiTheme="majorHAnsi" w:ascii="Arial" w:hAnsi="Arial" w:cs="Arial" w:eastAsia="Arial"/>
       <w:color w:themeColor="accent1" w:val="4F81BD"/>
       <w:sz w:val="24"/>
       <w:szCs w:val="24"/>
@@ -9817,7 +9443,7 @@
       <w:outlineLvl w:val="6"/>
     </w:pPr>
     <w:rPr>
-      <w:rFonts w:asciiTheme="majorHAnsi" w:cstheme="majorBidi" w:eastAsiaTheme="majorEastAsia" w:hAnsiTheme="majorHAnsi"/>
+      <w:rFonts w:asciiTheme="majorHAnsi" w:cstheme="majorBidi" w:eastAsiaTheme="majorEastAsia" w:hAnsiTheme="majorHAnsi" w:ascii="Arial" w:hAnsi="Arial" w:cs="Arial" w:eastAsia="Arial"/>
       <w:color w:themeColor="accent1" w:val="4F81BD"/>
       <w:sz w:val="24"/>
       <w:szCs w:val="24"/>
@@ -9837,7 +9463,7 @@
       <w:outlineLvl w:val="7"/>
     </w:pPr>
     <w:rPr>
-      <w:rFonts w:asciiTheme="majorHAnsi" w:cstheme="majorBidi" w:eastAsiaTheme="majorEastAsia" w:hAnsiTheme="majorHAnsi"/>
+      <w:rFonts w:asciiTheme="majorHAnsi" w:cstheme="majorBidi" w:eastAsiaTheme="majorEastAsia" w:hAnsiTheme="majorHAnsi" w:ascii="Arial" w:hAnsi="Arial" w:cs="Arial" w:eastAsia="Arial"/>
       <w:color w:themeColor="accent1" w:val="4F81BD"/>
       <w:sz w:val="24"/>
       <w:szCs w:val="24"/>
@@ -9857,7 +9483,7 @@
       <w:outlineLvl w:val="8"/>
     </w:pPr>
     <w:rPr>
-      <w:rFonts w:asciiTheme="majorHAnsi" w:cstheme="majorBidi" w:eastAsiaTheme="majorEastAsia" w:hAnsiTheme="majorHAnsi"/>
+      <w:rFonts w:asciiTheme="majorHAnsi" w:cstheme="majorBidi" w:eastAsiaTheme="majorEastAsia" w:hAnsiTheme="majorHAnsi" w:ascii="Arial" w:hAnsi="Arial" w:cs="Arial" w:eastAsia="Arial"/>
       <w:color w:themeColor="accent1" w:val="4F81BD"/>
       <w:sz w:val="24"/>
       <w:szCs w:val="24"/>
@@ -9874,6 +9500,9 @@
       <w:spacing w:after="100" w:before="100"/>
       <w:ind w:firstLine="0" w:left="480" w:right="480"/>
     </w:pPr>
+    <w:rPr>
+      <w:rFonts w:ascii="Arial" w:hAnsi="Arial" w:cs="Arial" w:eastAsia="Arial"/>
+    </w:rPr>
   </w:style>
   <w:style w:styleId="FootnoteText" w:type="paragraph">
     <w:name w:val="Footnote Text"/>
@@ -9882,11 +9511,17 @@
     <w:uiPriority w:val="9"/>
     <w:unhideWhenUsed/>
     <w:qFormat/>
+    <w:rPr>
+      <w:rFonts w:ascii="Arial" w:hAnsi="Arial" w:cs="Arial" w:eastAsia="Arial"/>
+    </w:rPr>
   </w:style>
   <w:style w:default="1" w:styleId="DefaultParagraphFont" w:type="character">
     <w:name w:val="Default Paragraph Font"/>
     <w:semiHidden/>
     <w:unhideWhenUsed/>
+    <w:rPr>
+      <w:rFonts w:ascii="Arial" w:hAnsi="Arial" w:cs="Arial" w:eastAsia="Arial"/>
+    </w:rPr>
   </w:style>
   <w:style w:default="1" w:styleId="Table" w:type="table">
     <w:name w:val="Table"/>
@@ -9918,6 +9553,9 @@
         </w:tcBorders>
       </w:tcPr>
     </w:tblStylePr>
+    <w:rPr>
+      <w:rFonts w:ascii="Arial" w:hAnsi="Arial" w:cs="Arial" w:eastAsia="Arial"/>
+    </w:rPr>
   </w:style>
   <w:style w:customStyle="1" w:styleId="DefinitionTerm" w:type="paragraph">
     <w:name w:val="Definition Term"/>
@@ -9930,11 +9568,15 @@
     </w:pPr>
     <w:rPr>
       <w:b/>
+      <w:rFonts w:ascii="Arial" w:hAnsi="Arial" w:cs="Arial" w:eastAsia="Arial"/>
     </w:rPr>
   </w:style>
   <w:style w:customStyle="1" w:styleId="Definition" w:type="paragraph">
     <w:name w:val="Definition"/>
     <w:basedOn w:val="Normal"/>
+    <w:rPr>
+      <w:rFonts w:ascii="Arial" w:hAnsi="Arial" w:cs="Arial" w:eastAsia="Arial"/>
+    </w:rPr>
   </w:style>
   <w:style w:styleId="Caption" w:type="paragraph">
     <w:name w:val="Caption"/>
@@ -9945,6 +9587,7 @@
     </w:pPr>
     <w:rPr>
       <w:i/>
+      <w:rFonts w:ascii="Arial" w:hAnsi="Arial" w:cs="Arial" w:eastAsia="Arial"/>
     </w:rPr>
   </w:style>
   <w:style w:customStyle="1" w:styleId="TableCaption" w:type="paragraph">
@@ -9953,14 +9596,23 @@
     <w:pPr>
       <w:keepNext/>
     </w:pPr>
+    <w:rPr>
+      <w:rFonts w:ascii="Arial" w:hAnsi="Arial" w:cs="Arial" w:eastAsia="Arial"/>
+    </w:rPr>
   </w:style>
   <w:style w:customStyle="1" w:styleId="ImageCaption" w:type="paragraph">
     <w:name w:val="Image Caption"/>
     <w:basedOn w:val="Caption"/>
+    <w:rPr>
+      <w:rFonts w:ascii="Arial" w:hAnsi="Arial" w:cs="Arial" w:eastAsia="Arial"/>
+    </w:rPr>
   </w:style>
   <w:style w:customStyle="1" w:styleId="Figure" w:type="paragraph">
     <w:name w:val="Figure"/>
     <w:basedOn w:val="Normal"/>
+    <w:rPr>
+      <w:rFonts w:ascii="Arial" w:hAnsi="Arial" w:cs="Arial" w:eastAsia="Arial"/>
+    </w:rPr>
   </w:style>
   <w:style w:customStyle="1" w:styleId="CaptionedFigure" w:type="paragraph">
     <w:name w:val="Captioned Figure"/>
@@ -9968,29 +9620,39 @@
     <w:pPr>
       <w:keepNext/>
     </w:pPr>
+    <w:rPr>
+      <w:rFonts w:ascii="Arial" w:hAnsi="Arial" w:cs="Arial" w:eastAsia="Arial"/>
+    </w:rPr>
   </w:style>
   <w:style w:customStyle="1" w:styleId="BodyTextChar" w:type="character">
     <w:name w:val="Body Text Char"/>
     <w:basedOn w:val="DefaultParagraphFont"/>
     <w:link w:val="BodyText"/>
+    <w:rPr>
+      <w:rFonts w:ascii="Arial" w:hAnsi="Arial" w:cs="Arial" w:eastAsia="Arial"/>
+    </w:rPr>
   </w:style>
   <w:style w:customStyle="1" w:styleId="VerbatimChar" w:type="character">
     <w:name w:val="Verbatim Char"/>
     <w:basedOn w:val="BodyTextChar"/>
     <w:rPr>
-      <w:rFonts w:ascii="Consolas" w:hAnsi="Consolas"/>
+      <w:rFonts w:ascii="Inconsolata" w:hAnsi="Inconsolata" w:cs="Inconsolata"/>
       <w:sz w:val="22"/>
     </w:rPr>
   </w:style>
   <w:style w:customStyle="1" w:styleId="SectionNumber" w:type="character">
     <w:name w:val="Section Number"/>
     <w:basedOn w:val="BodyTextChar"/>
+    <w:rPr>
+      <w:rFonts w:ascii="Arial" w:hAnsi="Arial" w:cs="Arial" w:eastAsia="Arial"/>
+    </w:rPr>
   </w:style>
   <w:style w:styleId="FootnoteReference" w:type="character">
     <w:name w:val="Footnote Reference"/>
     <w:basedOn w:val="BodyTextChar"/>
     <w:rPr>
       <w:vertAlign w:val="superscript"/>
+      <w:rFonts w:ascii="Arial" w:hAnsi="Arial" w:cs="Arial" w:eastAsia="Arial"/>
     </w:rPr>
   </w:style>
   <w:style w:styleId="Hyperlink" w:type="character">
@@ -9998,6 +9660,7 @@
     <w:basedOn w:val="BodyTextChar"/>
     <w:rPr>
       <w:color w:themeColor="accent1" w:val="4F81BD"/>
+      <w:rFonts w:ascii="Arial" w:hAnsi="Arial" w:cs="Arial" w:eastAsia="Arial"/>
     </w:rPr>
   </w:style>
   <w:style w:styleId="TOCHeading" w:type="paragraph">
@@ -10012,7 +9675,7 @@
       <w:outlineLvl w:val="9"/>
     </w:pPr>
     <w:rPr>
-      <w:rFonts w:asciiTheme="majorHAnsi" w:cstheme="majorBidi" w:eastAsiaTheme="majorEastAsia" w:hAnsiTheme="majorHAnsi"/>
+      <w:rFonts w:asciiTheme="majorHAnsi" w:cstheme="majorBidi" w:eastAsiaTheme="majorEastAsia" w:hAnsiTheme="majorHAnsi" w:ascii="Arial" w:hAnsi="Arial" w:cs="Arial" w:eastAsia="Arial"/>
       <w:b w:val="0"/>
       <w:bCs w:val="0"/>
       <w:color w:themeColor="accent1" w:themeShade="BF" w:val="365F91"/>
@@ -10025,6 +9688,9 @@
     <w:pPr>
       <w:wordWrap w:val="off"/>
     </w:pPr>
+    <w:rPr>
+      <w:rFonts w:ascii="Inconsolata" w:hAnsi="Inconsolata" w:cs="Inconsolata"/>
+    </w:rPr>
   </w:style>
   <w:style w:type="character" w:customStyle="1" w:styleId="KeywordTok">
     <w:name w:val="KeywordTok"/>
@@ -10032,6 +9698,7 @@
     <w:rPr>
       <w:color w:val="007020"/>
       <w:b/>
+      <w:rFonts w:ascii="Inconsolata" w:hAnsi="Inconsolata" w:cs="Inconsolata"/>
     </w:rPr>
   </w:style>
   <w:style w:type="character" w:customStyle="1" w:styleId="DataTypeTok">
@@ -10039,6 +9706,7 @@
     <w:basedOn w:val="VerbatimChar"/>
     <w:rPr>
       <w:color w:val="902000"/>
+      <w:rFonts w:ascii="Inconsolata" w:hAnsi="Inconsolata" w:cs="Inconsolata"/>
     </w:rPr>
   </w:style>
   <w:style w:type="character" w:customStyle="1" w:styleId="DecValTok">
@@ -10046,6 +9714,7 @@
     <w:basedOn w:val="VerbatimChar"/>
     <w:rPr>
       <w:color w:val="40a070"/>
+      <w:rFonts w:ascii="Inconsolata" w:hAnsi="Inconsolata" w:cs="Inconsolata"/>
     </w:rPr>
   </w:style>
   <w:style w:type="character" w:customStyle="1" w:styleId="BaseNTok">
@@ -10053,6 +9722,7 @@
     <w:basedOn w:val="VerbatimChar"/>
     <w:rPr>
       <w:color w:val="40a070"/>
+      <w:rFonts w:ascii="Inconsolata" w:hAnsi="Inconsolata" w:cs="Inconsolata"/>
     </w:rPr>
   </w:style>
   <w:style w:type="character" w:customStyle="1" w:styleId="FloatTok">
@@ -10060,6 +9730,7 @@
     <w:basedOn w:val="VerbatimChar"/>
     <w:rPr>
       <w:color w:val="40a070"/>
+      <w:rFonts w:ascii="Inconsolata" w:hAnsi="Inconsolata" w:cs="Inconsolata"/>
     </w:rPr>
   </w:style>
   <w:style w:type="character" w:customStyle="1" w:styleId="ConstantTok">
@@ -10067,6 +9738,7 @@
     <w:basedOn w:val="VerbatimChar"/>
     <w:rPr>
       <w:color w:val="880000"/>
+      <w:rFonts w:ascii="Inconsolata" w:hAnsi="Inconsolata" w:cs="Inconsolata"/>
     </w:rPr>
   </w:style>
   <w:style w:type="character" w:customStyle="1" w:styleId="CharTok">
@@ -10074,6 +9746,7 @@
     <w:basedOn w:val="VerbatimChar"/>
     <w:rPr>
       <w:color w:val="4070a0"/>
+      <w:rFonts w:ascii="Inconsolata" w:hAnsi="Inconsolata" w:cs="Inconsolata"/>
     </w:rPr>
   </w:style>
   <w:style w:type="character" w:customStyle="1" w:styleId="SpecialCharTok">
@@ -10081,6 +9754,7 @@
     <w:basedOn w:val="VerbatimChar"/>
     <w:rPr>
       <w:color w:val="4070a0"/>
+      <w:rFonts w:ascii="Inconsolata" w:hAnsi="Inconsolata" w:cs="Inconsolata"/>
     </w:rPr>
   </w:style>
   <w:style w:type="character" w:customStyle="1" w:styleId="StringTok">
@@ -10088,6 +9762,7 @@
     <w:basedOn w:val="VerbatimChar"/>
     <w:rPr>
       <w:color w:val="4070a0"/>
+      <w:rFonts w:ascii="Inconsolata" w:hAnsi="Inconsolata" w:cs="Inconsolata"/>
     </w:rPr>
   </w:style>
   <w:style w:type="character" w:customStyle="1" w:styleId="VerbatimStringTok">
@@ -10095,6 +9770,7 @@
     <w:basedOn w:val="VerbatimChar"/>
     <w:rPr>
       <w:color w:val="4070a0"/>
+      <w:rFonts w:ascii="Inconsolata" w:hAnsi="Inconsolata" w:cs="Inconsolata"/>
     </w:rPr>
   </w:style>
   <w:style w:type="character" w:customStyle="1" w:styleId="SpecialStringTok">
@@ -10102,6 +9778,7 @@
     <w:basedOn w:val="VerbatimChar"/>
     <w:rPr>
       <w:color w:val="bb6688"/>
+      <w:rFonts w:ascii="Inconsolata" w:hAnsi="Inconsolata" w:cs="Inconsolata"/>
     </w:rPr>
   </w:style>
   <w:style w:type="character" w:customStyle="1" w:styleId="ImportTok">
@@ -10110,6 +9787,7 @@
     <w:rPr>
       <w:color w:val="008000"/>
       <w:b/>
+      <w:rFonts w:ascii="Inconsolata" w:hAnsi="Inconsolata" w:cs="Inconsolata"/>
     </w:rPr>
   </w:style>
   <w:style w:type="character" w:customStyle="1" w:styleId="CommentTok">
@@ -10118,6 +9796,7 @@
     <w:rPr>
       <w:color w:val="60a0b0"/>
       <w:i/>
+      <w:rFonts w:ascii="Inconsolata" w:hAnsi="Inconsolata" w:cs="Inconsolata"/>
     </w:rPr>
   </w:style>
   <w:style w:type="character" w:customStyle="1" w:styleId="DocumentationTok">
@@ -10126,6 +9805,7 @@
     <w:rPr>
       <w:color w:val="ba2121"/>
       <w:i/>
+      <w:rFonts w:ascii="Inconsolata" w:hAnsi="Inconsolata" w:cs="Inconsolata"/>
     </w:rPr>
   </w:style>
   <w:style w:type="character" w:customStyle="1" w:styleId="AnnotationTok">
@@ -10135,6 +9815,7 @@
       <w:color w:val="60a0b0"/>
       <w:b/>
       <w:i/>
+      <w:rFonts w:ascii="Inconsolata" w:hAnsi="Inconsolata" w:cs="Inconsolata"/>
     </w:rPr>
   </w:style>
   <w:style w:type="character" w:customStyle="1" w:styleId="CommentVarTok">
@@ -10144,6 +9825,7 @@
       <w:color w:val="60a0b0"/>
       <w:b/>
       <w:i/>
+      <w:rFonts w:ascii="Inconsolata" w:hAnsi="Inconsolata" w:cs="Inconsolata"/>
     </w:rPr>
   </w:style>
   <w:style w:type="character" w:customStyle="1" w:styleId="OtherTok">
@@ -10151,6 +9833,7 @@
     <w:basedOn w:val="VerbatimChar"/>
     <w:rPr>
       <w:color w:val="007020"/>
+      <w:rFonts w:ascii="Inconsolata" w:hAnsi="Inconsolata" w:cs="Inconsolata"/>
     </w:rPr>
   </w:style>
   <w:style w:type="character" w:customStyle="1" w:styleId="FunctionTok">
@@ -10158,6 +9841,7 @@
     <w:basedOn w:val="VerbatimChar"/>
     <w:rPr>
       <w:color w:val="06287e"/>
+      <w:rFonts w:ascii="Inconsolata" w:hAnsi="Inconsolata" w:cs="Inconsolata"/>
     </w:rPr>
   </w:style>
   <w:style w:type="character" w:customStyle="1" w:styleId="VariableTok">
@@ -10165,6 +9849,7 @@
     <w:basedOn w:val="VerbatimChar"/>
     <w:rPr>
       <w:color w:val="19177c"/>
+      <w:rFonts w:ascii="Inconsolata" w:hAnsi="Inconsolata" w:cs="Inconsolata"/>
     </w:rPr>
   </w:style>
   <w:style w:type="character" w:customStyle="1" w:styleId="ControlFlowTok">
@@ -10173,6 +9858,7 @@
     <w:rPr>
       <w:color w:val="007020"/>
       <w:b/>
+      <w:rFonts w:ascii="Inconsolata" w:hAnsi="Inconsolata" w:cs="Inconsolata"/>
     </w:rPr>
   </w:style>
   <w:style w:type="character" w:customStyle="1" w:styleId="OperatorTok">
@@ -10180,6 +9866,7 @@
     <w:basedOn w:val="VerbatimChar"/>
     <w:rPr>
       <w:color w:val="666666"/>
+      <w:rFonts w:ascii="Inconsolata" w:hAnsi="Inconsolata" w:cs="Inconsolata"/>
     </w:rPr>
   </w:style>
   <w:style w:type="character" w:customStyle="1" w:styleId="BuiltInTok">
@@ -10187,18 +9874,22 @@
     <w:basedOn w:val="VerbatimChar"/>
     <w:rPr>
       <w:color w:val="008000"/>
+      <w:rFonts w:ascii="Inconsolata" w:hAnsi="Inconsolata" w:cs="Inconsolata"/>
     </w:rPr>
   </w:style>
   <w:style w:type="character" w:customStyle="1" w:styleId="ExtensionTok">
     <w:name w:val="ExtensionTok"/>
     <w:basedOn w:val="VerbatimChar"/>
-    <w:rPr/>
+    <w:rPr>
+      <w:rFonts w:ascii="Inconsolata" w:hAnsi="Inconsolata" w:cs="Inconsolata"/>
+    </w:rPr>
   </w:style>
   <w:style w:type="character" w:customStyle="1" w:styleId="PreprocessorTok">
     <w:name w:val="PreprocessorTok"/>
     <w:basedOn w:val="VerbatimChar"/>
     <w:rPr>
       <w:color w:val="bc7a00"/>
+      <w:rFonts w:ascii="Inconsolata" w:hAnsi="Inconsolata" w:cs="Inconsolata"/>
     </w:rPr>
   </w:style>
   <w:style w:type="character" w:customStyle="1" w:styleId="AttributeTok">
@@ -10206,12 +9897,15 @@
     <w:basedOn w:val="VerbatimChar"/>
     <w:rPr>
       <w:color w:val="7d9029"/>
+      <w:rFonts w:ascii="Inconsolata" w:hAnsi="Inconsolata" w:cs="Inconsolata"/>
     </w:rPr>
   </w:style>
   <w:style w:type="character" w:customStyle="1" w:styleId="RegionMarkerTok">
     <w:name w:val="RegionMarkerTok"/>
     <w:basedOn w:val="VerbatimChar"/>
-    <w:rPr/>
+    <w:rPr>
+      <w:rFonts w:ascii="Inconsolata" w:hAnsi="Inconsolata" w:cs="Inconsolata"/>
+    </w:rPr>
   </w:style>
   <w:style w:type="character" w:customStyle="1" w:styleId="InformationTok">
     <w:name w:val="InformationTok"/>
@@ -10220,6 +9914,7 @@
       <w:color w:val="60a0b0"/>
       <w:b/>
       <w:i/>
+      <w:rFonts w:ascii="Inconsolata" w:hAnsi="Inconsolata" w:cs="Inconsolata"/>
     </w:rPr>
   </w:style>
   <w:style w:type="character" w:customStyle="1" w:styleId="WarningTok">
@@ -10229,6 +9924,7 @@
       <w:color w:val="60a0b0"/>
       <w:b/>
       <w:i/>
+      <w:rFonts w:ascii="Inconsolata" w:hAnsi="Inconsolata" w:cs="Inconsolata"/>
     </w:rPr>
   </w:style>
   <w:style w:type="character" w:customStyle="1" w:styleId="AlertTok">
@@ -10237,6 +9933,7 @@
     <w:rPr>
       <w:color w:val="ff0000"/>
       <w:b/>
+      <w:rFonts w:ascii="Inconsolata" w:hAnsi="Inconsolata" w:cs="Inconsolata"/>
     </w:rPr>
   </w:style>
   <w:style w:type="character" w:customStyle="1" w:styleId="ErrorTok">
@@ -10245,12 +9942,15 @@
     <w:rPr>
       <w:color w:val="ff0000"/>
       <w:b/>
+      <w:rFonts w:ascii="Inconsolata" w:hAnsi="Inconsolata" w:cs="Inconsolata"/>
     </w:rPr>
   </w:style>
   <w:style w:type="character" w:customStyle="1" w:styleId="NormalTok">
     <w:name w:val="NormalTok"/>
     <w:basedOn w:val="VerbatimChar"/>
-    <w:rPr/>
+    <w:rPr>
+      <w:rFonts w:ascii="Inconsolata" w:hAnsi="Inconsolata" w:cs="Inconsolata"/>
+    </w:rPr>
   </w:style>
 </w:styles>
 </file>
